--- a/PHOCS-Docgentemplates/PHOCSDrinkingWaterPermitTemplate.docx
+++ b/PHOCS-Docgentemplates/PHOCSDrinkingWaterPermitTemplate.docx
@@ -47,31 +47,7 @@
                 <w:sz w:val="24"/>
                 <w:szCs w:val="24"/>
               </w:rPr>
-              <w:t>{{#BLOrganizationName</w:t>
-            </w:r>
-            <w:proofErr w:type="gramStart"/>
-            <w:r>
-              <w:rPr>
-                <w:rFonts w:ascii="BC Sans" w:hAnsi="BC Sans"/>
-                <w:b/>
-                <w:bCs/>
-                <w:color w:val="000000"/>
-                <w:sz w:val="24"/>
-                <w:szCs w:val="24"/>
-              </w:rPr>
-              <w:t>}}Owner</w:t>
-            </w:r>
-            <w:proofErr w:type="gramEnd"/>
-            <w:r>
-              <w:rPr>
-                <w:rFonts w:ascii="BC Sans" w:hAnsi="BC Sans"/>
-                <w:b/>
-                <w:bCs/>
-                <w:color w:val="000000"/>
-                <w:sz w:val="24"/>
-                <w:szCs w:val="24"/>
-              </w:rPr>
-              <w:t xml:space="preserve"> Name:</w:t>
+              <w:t>{{#BLOrganizationName}}Owner Name:</w:t>
             </w:r>
           </w:p>
           <w:p>
@@ -112,53 +88,7 @@
                 <w:sz w:val="24"/>
                 <w:szCs w:val="24"/>
               </w:rPr>
-              <w:t>{{</w:t>
-            </w:r>
-            <w:proofErr w:type="spellStart"/>
-            <w:r>
-              <w:rPr>
-                <w:rFonts w:ascii="BC Sans" w:hAnsi="BC Sans"/>
-                <w:sz w:val="24"/>
-                <w:szCs w:val="24"/>
-              </w:rPr>
-              <w:t>BLOrganizationName</w:t>
-            </w:r>
-            <w:proofErr w:type="spellEnd"/>
-            <w:proofErr w:type="gramStart"/>
-            <w:r>
-              <w:rPr>
-                <w:rFonts w:ascii="BC Sans" w:hAnsi="BC Sans"/>
-                <w:sz w:val="24"/>
-                <w:szCs w:val="24"/>
-              </w:rPr>
-              <w:t>}}{</w:t>
-            </w:r>
-            <w:proofErr w:type="gramEnd"/>
-            <w:r>
-              <w:rPr>
-                <w:rFonts w:ascii="BC Sans" w:hAnsi="BC Sans"/>
-                <w:sz w:val="24"/>
-                <w:szCs w:val="24"/>
-              </w:rPr>
-              <w:t>{/</w:t>
-            </w:r>
-            <w:proofErr w:type="spellStart"/>
-            <w:r>
-              <w:rPr>
-                <w:rFonts w:ascii="BC Sans" w:hAnsi="BC Sans"/>
-                <w:sz w:val="24"/>
-                <w:szCs w:val="24"/>
-              </w:rPr>
-              <w:t>BLOrganizationName</w:t>
-            </w:r>
-            <w:proofErr w:type="spellEnd"/>
-            <w:r>
-              <w:rPr>
-                <w:rFonts w:ascii="BC Sans" w:hAnsi="BC Sans"/>
-                <w:sz w:val="24"/>
-                <w:szCs w:val="24"/>
-              </w:rPr>
-              <w:t>}}</w:t>
+              <w:t>{{BLOrganizationName}}{{/BLOrganizationName}}</w:t>
             </w:r>
           </w:p>
         </w:tc>
@@ -184,31 +114,7 @@
                 <w:sz w:val="24"/>
                 <w:szCs w:val="24"/>
               </w:rPr>
-              <w:t>{{#BLOrganizationBillingStreet</w:t>
-            </w:r>
-            <w:proofErr w:type="gramStart"/>
-            <w:r>
-              <w:rPr>
-                <w:rFonts w:ascii="BC Sans" w:hAnsi="BC Sans"/>
-                <w:b/>
-                <w:bCs/>
-                <w:color w:val="000000"/>
-                <w:sz w:val="24"/>
-                <w:szCs w:val="24"/>
-              </w:rPr>
-              <w:t>}}Owner</w:t>
-            </w:r>
-            <w:proofErr w:type="gramEnd"/>
-            <w:r>
-              <w:rPr>
-                <w:rFonts w:ascii="BC Sans" w:hAnsi="BC Sans"/>
-                <w:b/>
-                <w:bCs/>
-                <w:color w:val="000000"/>
-                <w:sz w:val="24"/>
-                <w:szCs w:val="24"/>
-              </w:rPr>
-              <w:t xml:space="preserve"> Address:</w:t>
+              <w:t>{{#BLOrganizationBillingStreet}}Owner Address:</w:t>
             </w:r>
           </w:p>
         </w:tc>
@@ -237,43 +143,7 @@
                 <w:sz w:val="24"/>
                 <w:szCs w:val="24"/>
               </w:rPr>
-              <w:t>{{BLOrganizationBillingStreet}</w:t>
-            </w:r>
-            <w:proofErr w:type="gramStart"/>
-            <w:r>
-              <w:rPr>
-                <w:rFonts w:ascii="BC Sans" w:hAnsi="BC Sans"/>
-                <w:sz w:val="24"/>
-                <w:szCs w:val="24"/>
-              </w:rPr>
-              <w:t>},{</w:t>
-            </w:r>
-            <w:proofErr w:type="gramEnd"/>
-            <w:r>
-              <w:rPr>
-                <w:rFonts w:ascii="BC Sans" w:hAnsi="BC Sans"/>
-                <w:sz w:val="24"/>
-                <w:szCs w:val="24"/>
-              </w:rPr>
-              <w:t>{BLOrganizationBillingCity}</w:t>
-            </w:r>
-            <w:proofErr w:type="gramStart"/>
-            <w:r>
-              <w:rPr>
-                <w:rFonts w:ascii="BC Sans" w:hAnsi="BC Sans"/>
-                <w:sz w:val="24"/>
-                <w:szCs w:val="24"/>
-              </w:rPr>
-              <w:t>},{</w:t>
-            </w:r>
-            <w:proofErr w:type="gramEnd"/>
-            <w:r>
-              <w:rPr>
-                <w:rFonts w:ascii="BC Sans" w:hAnsi="BC Sans"/>
-                <w:sz w:val="24"/>
-                <w:szCs w:val="24"/>
-              </w:rPr>
-              <w:t>{BLOrganizationBillingState}},</w:t>
+              <w:t>{{BLOrganizationBillingStreet}},{{BLOrganizationBillingCity}},{{BLOrganizationBillingState}},</w:t>
             </w:r>
             <w:r>
               <w:rPr>
@@ -282,25 +152,7 @@
                 <w:szCs w:val="24"/>
               </w:rPr>
               <w:br/>
-              <w:t>{{</w:t>
-            </w:r>
-            <w:proofErr w:type="spellStart"/>
-            <w:r>
-              <w:rPr>
-                <w:rFonts w:ascii="BC Sans" w:hAnsi="BC Sans"/>
-                <w:sz w:val="24"/>
-                <w:szCs w:val="24"/>
-              </w:rPr>
-              <w:t>BLOrganizationBillingPostalCode</w:t>
-            </w:r>
-            <w:proofErr w:type="spellEnd"/>
-            <w:r>
-              <w:rPr>
-                <w:rFonts w:ascii="BC Sans" w:hAnsi="BC Sans"/>
-                <w:sz w:val="24"/>
-                <w:szCs w:val="24"/>
-              </w:rPr>
-              <w:t>}}</w:t>
+              <w:t>{{BLOrganizationBillingPostalCode}}</w:t>
             </w:r>
           </w:p>
           <w:p>
@@ -318,25 +170,7 @@
                 <w:sz w:val="24"/>
                 <w:szCs w:val="24"/>
               </w:rPr>
-              <w:t>{{/</w:t>
-            </w:r>
-            <w:proofErr w:type="spellStart"/>
-            <w:r>
-              <w:rPr>
-                <w:rFonts w:ascii="BC Sans" w:hAnsi="BC Sans"/>
-                <w:sz w:val="24"/>
-                <w:szCs w:val="24"/>
-              </w:rPr>
-              <w:t>BLOrganizationBillingStreet</w:t>
-            </w:r>
-            <w:proofErr w:type="spellEnd"/>
-            <w:r>
-              <w:rPr>
-                <w:rFonts w:ascii="BC Sans" w:hAnsi="BC Sans"/>
-                <w:sz w:val="24"/>
-                <w:szCs w:val="24"/>
-              </w:rPr>
-              <w:t>}}</w:t>
+              <w:t>{{/BLOrganizationBillingStreet}}</w:t>
             </w:r>
           </w:p>
         </w:tc>
@@ -373,31 +207,7 @@
                 <w:sz w:val="24"/>
                 <w:szCs w:val="24"/>
               </w:rPr>
-              <w:t>{{#BLAccountServiceAreaDescription</w:t>
-            </w:r>
-            <w:proofErr w:type="gramStart"/>
-            <w:r>
-              <w:rPr>
-                <w:rFonts w:ascii="BC Sans" w:hAnsi="BC Sans"/>
-                <w:b/>
-                <w:bCs/>
-                <w:color w:val="000000"/>
-                <w:sz w:val="24"/>
-                <w:szCs w:val="24"/>
-              </w:rPr>
-              <w:t>}}Service</w:t>
-            </w:r>
-            <w:proofErr w:type="gramEnd"/>
-            <w:r>
-              <w:rPr>
-                <w:rFonts w:ascii="BC Sans" w:hAnsi="BC Sans"/>
-                <w:b/>
-                <w:bCs/>
-                <w:color w:val="000000"/>
-                <w:sz w:val="24"/>
-                <w:szCs w:val="24"/>
-              </w:rPr>
-              <w:t xml:space="preserve"> Area Description:</w:t>
+              <w:t>{{#BLAccountServiceAreaDescription}}Service Area Description:</w:t>
             </w:r>
           </w:p>
           <w:p>
@@ -439,25 +249,7 @@
                 <w:sz w:val="24"/>
                 <w:szCs w:val="24"/>
               </w:rPr>
-              <w:t>{{BLAccountServiceAreaDescription</w:t>
-            </w:r>
-            <w:proofErr w:type="gramStart"/>
-            <w:r>
-              <w:rPr>
-                <w:rFonts w:ascii="BC Sans" w:hAnsi="BC Sans"/>
-                <w:sz w:val="24"/>
-                <w:szCs w:val="24"/>
-              </w:rPr>
-              <w:t>}}{</w:t>
-            </w:r>
-            <w:proofErr w:type="gramEnd"/>
-            <w:r>
-              <w:rPr>
-                <w:rFonts w:ascii="BC Sans" w:hAnsi="BC Sans"/>
-                <w:sz w:val="24"/>
-                <w:szCs w:val="24"/>
-              </w:rPr>
-              <w:t>{/BLAccountServiceAreaDescription}}</w:t>
+              <w:t>{{BLAccountServiceAreaDescription}}{{/BLAccountServiceAreaDescription}}</w:t>
             </w:r>
           </w:p>
         </w:tc>
@@ -494,31 +286,7 @@
                 <w:sz w:val="24"/>
                 <w:szCs w:val="24"/>
               </w:rPr>
-              <w:t>{{#BLAccountPHOWaterSystemSizeCategory</w:t>
-            </w:r>
-            <w:proofErr w:type="gramStart"/>
-            <w:r>
-              <w:rPr>
-                <w:rFonts w:ascii="BC Sans" w:hAnsi="BC Sans"/>
-                <w:b/>
-                <w:bCs/>
-                <w:color w:val="000000"/>
-                <w:sz w:val="24"/>
-                <w:szCs w:val="24"/>
-              </w:rPr>
-              <w:t>}}System</w:t>
-            </w:r>
-            <w:proofErr w:type="gramEnd"/>
-            <w:r>
-              <w:rPr>
-                <w:rFonts w:ascii="BC Sans" w:hAnsi="BC Sans"/>
-                <w:b/>
-                <w:bCs/>
-                <w:color w:val="000000"/>
-                <w:sz w:val="24"/>
-                <w:szCs w:val="24"/>
-              </w:rPr>
-              <w:t> Size:</w:t>
+              <w:t>{{#BLAccountPHOWaterSystemSizeCategory}}System Size:</w:t>
             </w:r>
           </w:p>
         </w:tc>
@@ -547,25 +315,309 @@
                 <w:sz w:val="24"/>
                 <w:szCs w:val="24"/>
               </w:rPr>
-              <w:t>{{BLAccountPHOWaterSystemSizeCategory</w:t>
-            </w:r>
-            <w:proofErr w:type="gramStart"/>
-            <w:r>
-              <w:rPr>
-                <w:rFonts w:ascii="BC Sans" w:hAnsi="BC Sans"/>
-                <w:sz w:val="24"/>
-                <w:szCs w:val="24"/>
-              </w:rPr>
-              <w:t>}}{</w:t>
-            </w:r>
-            <w:proofErr w:type="gramEnd"/>
-            <w:r>
-              <w:rPr>
-                <w:rFonts w:ascii="BC Sans" w:hAnsi="BC Sans"/>
-                <w:sz w:val="24"/>
-                <w:szCs w:val="24"/>
-              </w:rPr>
-              <w:t>{/BLAccountPHOWaterSystemSizeCategory}}</w:t>
+              <w:t>{{BLAccountPHOWaterSystemSizeCategory}}{{/BLAccountPHOWaterSystemSizeCategory}}</w:t>
+            </w:r>
+          </w:p>
+        </w:tc>
+      </w:tr>
+      <w:tr>
+        <w:tc>
+          <w:tcPr>
+            <w:tcW w:w="4675" w:type="dxa"/>
+            <w:tcBorders>
+              <w:top w:val="nil"/>
+              <w:left w:val="nil"/>
+              <w:bottom w:val="nil"/>
+              <w:right w:val="nil"/>
+            </w:tcBorders>
+          </w:tcPr>
+          <w:p>
+            <w:pPr>
+              <w:spacing w:after="0"/>
+              <w:rPr>
+                <w:rFonts w:ascii="BC Sans" w:hAnsi="BC Sans"/>
+                <w:b/>
+                <w:bCs/>
+                <w:color w:val="000000"/>
+                <w:sz w:val="24"/>
+                <w:szCs w:val="24"/>
+              </w:rPr>
+            </w:pPr>
+            <w:r>
+              <w:rPr>
+                <w:rFonts w:ascii="BC Sans" w:hAnsi="BC Sans"/>
+                <w:b/>
+                <w:bCs/>
+                <w:color w:val="000000"/>
+                <w:sz w:val="24"/>
+                <w:szCs w:val="24"/>
+              </w:rPr>
+              <w:lastRenderedPageBreak/>
+              <w:t>{{#AccountCategoryL1}}Source Category:</w:t>
+            </w:r>
+          </w:p>
+          <w:p>
+            <w:pPr>
+              <w:spacing w:after="0"/>
+              <w:rPr>
+                <w:rFonts w:ascii="BC Sans" w:hAnsi="BC Sans"/>
+                <w:b/>
+                <w:bCs/>
+                <w:color w:val="000000"/>
+                <w:sz w:val="24"/>
+                <w:szCs w:val="24"/>
+              </w:rPr>
+            </w:pPr>
+          </w:p>
+        </w:tc>
+        <w:tc>
+          <w:tcPr>
+            <w:tcW w:w="4675" w:type="dxa"/>
+            <w:tcBorders>
+              <w:top w:val="nil"/>
+              <w:left w:val="nil"/>
+              <w:bottom w:val="nil"/>
+              <w:right w:val="nil"/>
+            </w:tcBorders>
+          </w:tcPr>
+          <w:p>
+            <w:pPr>
+              <w:spacing w:after="0"/>
+              <w:rPr>
+                <w:rFonts w:ascii="BC Sans" w:hAnsi="BC Sans"/>
+                <w:sz w:val="24"/>
+                <w:szCs w:val="24"/>
+              </w:rPr>
+            </w:pPr>
+            <w:r>
+              <w:rPr>
+                <w:rFonts w:ascii="BC Sans" w:hAnsi="BC Sans"/>
+                <w:sz w:val="24"/>
+                <w:szCs w:val="24"/>
+              </w:rPr>
+              <w:t>{{AccountCategoryL1}}{{/AccountCategoryL1}}</w:t>
+            </w:r>
+          </w:p>
+        </w:tc>
+      </w:tr>
+      <w:tr>
+        <w:tc>
+          <w:tcPr>
+            <w:tcW w:w="4675" w:type="dxa"/>
+            <w:tcBorders>
+              <w:top w:val="nil"/>
+              <w:left w:val="nil"/>
+              <w:bottom w:val="nil"/>
+              <w:right w:val="nil"/>
+            </w:tcBorders>
+          </w:tcPr>
+          <w:p>
+            <w:pPr>
+              <w:spacing w:after="0"/>
+              <w:rPr>
+                <w:rFonts w:ascii="BC Sans" w:hAnsi="BC Sans"/>
+                <w:b/>
+                <w:bCs/>
+                <w:color w:val="000000"/>
+                <w:sz w:val="24"/>
+                <w:szCs w:val="24"/>
+              </w:rPr>
+            </w:pPr>
+            <w:r>
+              <w:rPr>
+                <w:rFonts w:ascii="BC Sans" w:hAnsi="BC Sans"/>
+                <w:b/>
+                <w:bCs/>
+                <w:color w:val="000000"/>
+                <w:sz w:val="24"/>
+                <w:szCs w:val="24"/>
+              </w:rPr>
+              <w:t>{{#AccountCategoryL2}}System Type/Sub-Type:</w:t>
+            </w:r>
+          </w:p>
+          <w:p>
+            <w:pPr>
+              <w:spacing w:after="0"/>
+              <w:rPr>
+                <w:rFonts w:ascii="BC Sans" w:hAnsi="BC Sans"/>
+                <w:b/>
+                <w:bCs/>
+                <w:color w:val="000000"/>
+                <w:sz w:val="24"/>
+                <w:szCs w:val="24"/>
+              </w:rPr>
+            </w:pPr>
+          </w:p>
+        </w:tc>
+        <w:tc>
+          <w:tcPr>
+            <w:tcW w:w="4675" w:type="dxa"/>
+            <w:tcBorders>
+              <w:top w:val="nil"/>
+              <w:left w:val="nil"/>
+              <w:bottom w:val="nil"/>
+              <w:right w:val="nil"/>
+            </w:tcBorders>
+          </w:tcPr>
+          <w:p>
+            <w:pPr>
+              <w:spacing w:after="0"/>
+              <w:rPr>
+                <w:rFonts w:ascii="BC Sans" w:hAnsi="BC Sans"/>
+                <w:sz w:val="24"/>
+                <w:szCs w:val="24"/>
+              </w:rPr>
+            </w:pPr>
+            <w:r>
+              <w:rPr>
+                <w:rFonts w:ascii="BC Sans" w:hAnsi="BC Sans"/>
+                <w:sz w:val="24"/>
+                <w:szCs w:val="24"/>
+              </w:rPr>
+              <w:t>{{AccountCategoryL2}}{{/AccountCategoryL2}}</w:t>
+            </w:r>
+          </w:p>
+        </w:tc>
+      </w:tr>
+      <w:tr>
+        <w:tc>
+          <w:tcPr>
+            <w:tcW w:w="4675" w:type="dxa"/>
+            <w:tcBorders>
+              <w:top w:val="nil"/>
+              <w:left w:val="nil"/>
+              <w:bottom w:val="nil"/>
+              <w:right w:val="nil"/>
+            </w:tcBorders>
+          </w:tcPr>
+          <w:p>
+            <w:pPr>
+              <w:spacing w:after="0"/>
+              <w:rPr>
+                <w:rFonts w:ascii="BC Sans" w:hAnsi="BC Sans"/>
+                <w:b/>
+                <w:bCs/>
+                <w:color w:val="000000"/>
+                <w:sz w:val="24"/>
+                <w:szCs w:val="24"/>
+              </w:rPr>
+            </w:pPr>
+            <w:r>
+              <w:rPr>
+                <w:rFonts w:ascii="BC Sans" w:hAnsi="BC Sans"/>
+                <w:b/>
+                <w:bCs/>
+                <w:color w:val="000000"/>
+                <w:sz w:val="24"/>
+                <w:szCs w:val="24"/>
+              </w:rPr>
+              <w:t>{{#BLAccountNoofConnections}}Number of Connections:</w:t>
+            </w:r>
+          </w:p>
+          <w:p>
+            <w:pPr>
+              <w:spacing w:after="0"/>
+              <w:rPr>
+                <w:rFonts w:ascii="BC Sans" w:hAnsi="BC Sans"/>
+                <w:b/>
+                <w:bCs/>
+                <w:color w:val="000000"/>
+                <w:sz w:val="24"/>
+                <w:szCs w:val="24"/>
+              </w:rPr>
+            </w:pPr>
+          </w:p>
+        </w:tc>
+        <w:tc>
+          <w:tcPr>
+            <w:tcW w:w="4675" w:type="dxa"/>
+            <w:tcBorders>
+              <w:top w:val="nil"/>
+              <w:left w:val="nil"/>
+              <w:bottom w:val="nil"/>
+              <w:right w:val="nil"/>
+            </w:tcBorders>
+          </w:tcPr>
+          <w:p>
+            <w:pPr>
+              <w:spacing w:after="0"/>
+              <w:rPr>
+                <w:rFonts w:ascii="BC Sans" w:hAnsi="BC Sans"/>
+                <w:sz w:val="24"/>
+                <w:szCs w:val="24"/>
+              </w:rPr>
+            </w:pPr>
+            <w:r>
+              <w:rPr>
+                <w:rFonts w:ascii="BC Sans" w:hAnsi="BC Sans"/>
+                <w:sz w:val="24"/>
+                <w:szCs w:val="24"/>
+              </w:rPr>
+              <w:t>{{BLAccountNoofConnections}}{{/BLAccountNoofConnections}}</w:t>
+            </w:r>
+          </w:p>
+        </w:tc>
+      </w:tr>
+      <w:tr>
+        <w:tc>
+          <w:tcPr>
+            <w:tcW w:w="4675" w:type="dxa"/>
+            <w:tcBorders>
+              <w:top w:val="nil"/>
+              <w:left w:val="nil"/>
+              <w:bottom w:val="nil"/>
+              <w:right w:val="nil"/>
+            </w:tcBorders>
+          </w:tcPr>
+          <w:p>
+            <w:pPr>
+              <w:rPr>
+                <w:rFonts w:ascii="BC Sans" w:hAnsi="BC Sans"/>
+                <w:b/>
+                <w:bCs/>
+                <w:color w:val="000000"/>
+                <w:sz w:val="24"/>
+                <w:szCs w:val="24"/>
+              </w:rPr>
+            </w:pPr>
+            <w:r>
+              <w:rPr>
+                <w:rFonts w:ascii="BC Sans" w:hAnsi="BC Sans"/>
+                <w:b/>
+                <w:bCs/>
+                <w:sz w:val="24"/>
+                <w:szCs w:val="24"/>
+              </w:rPr>
+              <w:t>{{#BLOrganizationName}}Owner:</w:t>
+            </w:r>
+          </w:p>
+        </w:tc>
+        <w:tc>
+          <w:tcPr>
+            <w:tcW w:w="4675" w:type="dxa"/>
+            <w:tcBorders>
+              <w:top w:val="nil"/>
+              <w:left w:val="nil"/>
+              <w:bottom w:val="nil"/>
+              <w:right w:val="nil"/>
+            </w:tcBorders>
+          </w:tcPr>
+          <w:p>
+            <w:pPr>
+              <w:spacing w:after="0"/>
+              <w:rPr>
+                <w:rFonts w:ascii="BC Sans" w:hAnsi="BC Sans"/>
+                <w:sz w:val="24"/>
+                <w:szCs w:val="24"/>
+              </w:rPr>
+            </w:pPr>
+            <w:r>
+              <w:rPr>
+                <w:rFonts w:ascii="BC Sans" w:hAnsi="BC Sans"/>
+                <w:sz w:val="24"/>
+                <w:szCs w:val="24"/>
+              </w:rPr>
+              <w:t>{{BLOrganizationName}}{{/BLOrganizationName}}</w:t>
             </w:r>
           </w:p>
           <w:p>
@@ -608,49 +660,31 @@
                 <w:rFonts w:ascii="BC Sans" w:hAnsi="BC Sans"/>
                 <w:b/>
                 <w:bCs/>
-                <w:color w:val="000000"/>
-                <w:sz w:val="24"/>
-                <w:szCs w:val="24"/>
-              </w:rPr>
-              <w:t>{{#AccountCategoryL1</w:t>
-            </w:r>
-            <w:proofErr w:type="gramStart"/>
+                <w:sz w:val="24"/>
+                <w:szCs w:val="24"/>
+              </w:rPr>
+              <w:t>{{#</w:t>
+            </w:r>
             <w:r>
               <w:rPr>
                 <w:rFonts w:ascii="BC Sans" w:hAnsi="BC Sans"/>
                 <w:b/>
                 <w:bCs/>
-                <w:color w:val="000000"/>
-                <w:sz w:val="24"/>
-                <w:szCs w:val="24"/>
-              </w:rPr>
-              <w:t>}}Source</w:t>
-            </w:r>
-            <w:proofErr w:type="gramEnd"/>
+                <w:sz w:val="24"/>
+                <w:szCs w:val="24"/>
+              </w:rPr>
+              <w:t>OperatingMonthsDisplay</w:t>
+            </w:r>
             <w:r>
               <w:rPr>
                 <w:rFonts w:ascii="BC Sans" w:hAnsi="BC Sans"/>
                 <w:b/>
                 <w:bCs/>
-                <w:color w:val="000000"/>
-                <w:sz w:val="24"/>
-                <w:szCs w:val="24"/>
-              </w:rPr>
-              <w:t xml:space="preserve"> Category:</w:t>
-            </w:r>
-          </w:p>
-          <w:p>
-            <w:pPr>
-              <w:spacing w:after="0"/>
-              <w:rPr>
-                <w:rFonts w:ascii="BC Sans" w:hAnsi="BC Sans"/>
-                <w:b/>
-                <w:bCs/>
-                <w:color w:val="000000"/>
-                <w:sz w:val="24"/>
-                <w:szCs w:val="24"/>
-              </w:rPr>
-            </w:pPr>
+                <w:sz w:val="24"/>
+                <w:szCs w:val="24"/>
+              </w:rPr>
+              <w:t>}}Population Served/24 hrs:</w:t>
+            </w:r>
           </w:p>
         </w:tc>
         <w:tc>
@@ -678,421 +712,32 @@
                 <w:sz w:val="24"/>
                 <w:szCs w:val="24"/>
               </w:rPr>
-              <w:lastRenderedPageBreak/>
-              <w:t>{{AccountCategoryL1</w:t>
-            </w:r>
-            <w:proofErr w:type="gramStart"/>
-            <w:r>
-              <w:rPr>
-                <w:rFonts w:ascii="BC Sans" w:hAnsi="BC Sans"/>
-                <w:sz w:val="24"/>
-                <w:szCs w:val="24"/>
-              </w:rPr>
-              <w:t>}}{</w:t>
-            </w:r>
-            <w:proofErr w:type="gramEnd"/>
-            <w:r>
-              <w:rPr>
-                <w:rFonts w:ascii="BC Sans" w:hAnsi="BC Sans"/>
-                <w:sz w:val="24"/>
-                <w:szCs w:val="24"/>
-              </w:rPr>
-              <w:t>{/AccountCategoryL1}}</w:t>
-            </w:r>
-          </w:p>
-        </w:tc>
-      </w:tr>
-      <w:tr>
-        <w:tc>
-          <w:tcPr>
-            <w:tcW w:w="4675" w:type="dxa"/>
-            <w:tcBorders>
-              <w:top w:val="nil"/>
-              <w:left w:val="nil"/>
-              <w:bottom w:val="nil"/>
-              <w:right w:val="nil"/>
-            </w:tcBorders>
-          </w:tcPr>
-          <w:p>
-            <w:pPr>
-              <w:spacing w:after="0"/>
-              <w:rPr>
-                <w:rFonts w:ascii="BC Sans" w:hAnsi="BC Sans"/>
-                <w:b/>
-                <w:bCs/>
-                <w:color w:val="000000"/>
-                <w:sz w:val="24"/>
-                <w:szCs w:val="24"/>
-              </w:rPr>
-            </w:pPr>
-            <w:r>
-              <w:rPr>
-                <w:rFonts w:ascii="BC Sans" w:hAnsi="BC Sans"/>
-                <w:b/>
-                <w:bCs/>
-                <w:color w:val="000000"/>
-                <w:sz w:val="24"/>
-                <w:szCs w:val="24"/>
-              </w:rPr>
-              <w:t>{{#AccountCategoryL2</w:t>
-            </w:r>
-            <w:proofErr w:type="gramStart"/>
-            <w:r>
-              <w:rPr>
-                <w:rFonts w:ascii="BC Sans" w:hAnsi="BC Sans"/>
-                <w:b/>
-                <w:bCs/>
-                <w:color w:val="000000"/>
-                <w:sz w:val="24"/>
-                <w:szCs w:val="24"/>
-              </w:rPr>
-              <w:t>}}System</w:t>
-            </w:r>
-            <w:proofErr w:type="gramEnd"/>
-            <w:r>
-              <w:rPr>
-                <w:rFonts w:ascii="BC Sans" w:hAnsi="BC Sans"/>
-                <w:b/>
-                <w:bCs/>
-                <w:color w:val="000000"/>
-                <w:sz w:val="24"/>
-                <w:szCs w:val="24"/>
-              </w:rPr>
-              <w:t xml:space="preserve"> Type/Sub-Type:</w:t>
-            </w:r>
-          </w:p>
-          <w:p>
-            <w:pPr>
-              <w:spacing w:after="0"/>
-              <w:rPr>
-                <w:rFonts w:ascii="BC Sans" w:hAnsi="BC Sans"/>
-                <w:b/>
-                <w:bCs/>
-                <w:color w:val="000000"/>
-                <w:sz w:val="24"/>
-                <w:szCs w:val="24"/>
-              </w:rPr>
-            </w:pPr>
-          </w:p>
-        </w:tc>
-        <w:tc>
-          <w:tcPr>
-            <w:tcW w:w="4675" w:type="dxa"/>
-            <w:tcBorders>
-              <w:top w:val="nil"/>
-              <w:left w:val="nil"/>
-              <w:bottom w:val="nil"/>
-              <w:right w:val="nil"/>
-            </w:tcBorders>
-          </w:tcPr>
-          <w:p>
-            <w:pPr>
-              <w:spacing w:after="0"/>
-              <w:rPr>
-                <w:rFonts w:ascii="BC Sans" w:hAnsi="BC Sans"/>
-                <w:sz w:val="24"/>
-                <w:szCs w:val="24"/>
-              </w:rPr>
-            </w:pPr>
-            <w:r>
-              <w:rPr>
-                <w:rFonts w:ascii="BC Sans" w:hAnsi="BC Sans"/>
-                <w:sz w:val="24"/>
-                <w:szCs w:val="24"/>
-              </w:rPr>
-              <w:t>{{AccountCategoryL2</w:t>
-            </w:r>
-            <w:proofErr w:type="gramStart"/>
-            <w:r>
-              <w:rPr>
-                <w:rFonts w:ascii="BC Sans" w:hAnsi="BC Sans"/>
-                <w:sz w:val="24"/>
-                <w:szCs w:val="24"/>
-              </w:rPr>
-              <w:t>}}{</w:t>
-            </w:r>
-            <w:proofErr w:type="gramEnd"/>
-            <w:r>
-              <w:rPr>
-                <w:rFonts w:ascii="BC Sans" w:hAnsi="BC Sans"/>
-                <w:sz w:val="24"/>
-                <w:szCs w:val="24"/>
-              </w:rPr>
-              <w:t>{/AccountCategoryL2}}</w:t>
-            </w:r>
-          </w:p>
-        </w:tc>
-      </w:tr>
-      <w:tr>
-        <w:tc>
-          <w:tcPr>
-            <w:tcW w:w="4675" w:type="dxa"/>
-            <w:tcBorders>
-              <w:top w:val="nil"/>
-              <w:left w:val="nil"/>
-              <w:bottom w:val="nil"/>
-              <w:right w:val="nil"/>
-            </w:tcBorders>
-          </w:tcPr>
-          <w:p>
-            <w:pPr>
-              <w:spacing w:after="0"/>
-              <w:rPr>
-                <w:rFonts w:ascii="BC Sans" w:hAnsi="BC Sans"/>
-                <w:b/>
-                <w:bCs/>
-                <w:color w:val="000000"/>
-                <w:sz w:val="24"/>
-                <w:szCs w:val="24"/>
-              </w:rPr>
-            </w:pPr>
-            <w:r>
-              <w:rPr>
-                <w:rFonts w:ascii="BC Sans" w:hAnsi="BC Sans"/>
-                <w:b/>
-                <w:bCs/>
-                <w:color w:val="000000"/>
-                <w:sz w:val="24"/>
-                <w:szCs w:val="24"/>
-              </w:rPr>
-              <w:t>{{#BLAccountNoofConnections</w:t>
-            </w:r>
-            <w:proofErr w:type="gramStart"/>
-            <w:r>
-              <w:rPr>
-                <w:rFonts w:ascii="BC Sans" w:hAnsi="BC Sans"/>
-                <w:b/>
-                <w:bCs/>
-                <w:color w:val="000000"/>
-                <w:sz w:val="24"/>
-                <w:szCs w:val="24"/>
-              </w:rPr>
-              <w:t>}}Number</w:t>
-            </w:r>
-            <w:proofErr w:type="gramEnd"/>
-            <w:r>
-              <w:rPr>
-                <w:rFonts w:ascii="BC Sans" w:hAnsi="BC Sans"/>
-                <w:b/>
-                <w:bCs/>
-                <w:color w:val="000000"/>
-                <w:sz w:val="24"/>
-                <w:szCs w:val="24"/>
-              </w:rPr>
-              <w:t xml:space="preserve"> of Connections:</w:t>
-            </w:r>
-          </w:p>
-          <w:p>
-            <w:pPr>
-              <w:spacing w:after="0"/>
-              <w:rPr>
-                <w:rFonts w:ascii="BC Sans" w:hAnsi="BC Sans"/>
-                <w:b/>
-                <w:bCs/>
-                <w:color w:val="000000"/>
-                <w:sz w:val="24"/>
-                <w:szCs w:val="24"/>
-              </w:rPr>
-            </w:pPr>
-          </w:p>
-        </w:tc>
-        <w:tc>
-          <w:tcPr>
-            <w:tcW w:w="4675" w:type="dxa"/>
-            <w:tcBorders>
-              <w:top w:val="nil"/>
-              <w:left w:val="nil"/>
-              <w:bottom w:val="nil"/>
-              <w:right w:val="nil"/>
-            </w:tcBorders>
-          </w:tcPr>
-          <w:p>
-            <w:pPr>
-              <w:spacing w:after="0"/>
-              <w:rPr>
-                <w:rFonts w:ascii="BC Sans" w:hAnsi="BC Sans"/>
-                <w:sz w:val="24"/>
-                <w:szCs w:val="24"/>
-              </w:rPr>
-            </w:pPr>
-            <w:r>
-              <w:rPr>
-                <w:rFonts w:ascii="BC Sans" w:hAnsi="BC Sans"/>
-                <w:sz w:val="24"/>
-                <w:szCs w:val="24"/>
-              </w:rPr>
               <w:t>{{</w:t>
             </w:r>
-            <w:proofErr w:type="spellStart"/>
-            <w:r>
-              <w:rPr>
-                <w:rFonts w:ascii="BC Sans" w:hAnsi="BC Sans"/>
-                <w:sz w:val="24"/>
-                <w:szCs w:val="24"/>
-              </w:rPr>
-              <w:t>BLAccountNoofConnections</w:t>
-            </w:r>
-            <w:proofErr w:type="spellEnd"/>
-            <w:proofErr w:type="gramStart"/>
-            <w:r>
-              <w:rPr>
-                <w:rFonts w:ascii="BC Sans" w:hAnsi="BC Sans"/>
-                <w:sz w:val="24"/>
-                <w:szCs w:val="24"/>
-              </w:rPr>
-              <w:t>}}{</w:t>
-            </w:r>
-            <w:proofErr w:type="gramEnd"/>
-            <w:r>
-              <w:rPr>
-                <w:rFonts w:ascii="BC Sans" w:hAnsi="BC Sans"/>
-                <w:sz w:val="24"/>
-                <w:szCs w:val="24"/>
-              </w:rPr>
-              <w:t>{/</w:t>
-            </w:r>
-            <w:proofErr w:type="spellStart"/>
-            <w:r>
-              <w:rPr>
-                <w:rFonts w:ascii="BC Sans" w:hAnsi="BC Sans"/>
-                <w:sz w:val="24"/>
-                <w:szCs w:val="24"/>
-              </w:rPr>
-              <w:t>BLAccountNoofConnections</w:t>
-            </w:r>
-            <w:proofErr w:type="spellEnd"/>
-            <w:r>
-              <w:rPr>
-                <w:rFonts w:ascii="BC Sans" w:hAnsi="BC Sans"/>
-                <w:sz w:val="24"/>
-                <w:szCs w:val="24"/>
-              </w:rPr>
-              <w:t>}}</w:t>
-            </w:r>
-          </w:p>
-        </w:tc>
-      </w:tr>
-      <w:tr>
-        <w:tc>
-          <w:tcPr>
-            <w:tcW w:w="4675" w:type="dxa"/>
-            <w:tcBorders>
-              <w:top w:val="nil"/>
-              <w:left w:val="nil"/>
-              <w:bottom w:val="nil"/>
-              <w:right w:val="nil"/>
-            </w:tcBorders>
-          </w:tcPr>
-          <w:p>
-            <w:pPr>
-              <w:rPr>
-                <w:rFonts w:ascii="BC Sans" w:hAnsi="BC Sans"/>
-                <w:b/>
-                <w:bCs/>
-                <w:color w:val="000000"/>
-                <w:sz w:val="24"/>
-                <w:szCs w:val="24"/>
-              </w:rPr>
-            </w:pPr>
-            <w:r>
-              <w:rPr>
-                <w:rFonts w:ascii="BC Sans" w:hAnsi="BC Sans"/>
-                <w:b/>
-                <w:bCs/>
-                <w:sz w:val="24"/>
-                <w:szCs w:val="24"/>
-              </w:rPr>
-              <w:t>{{#BLOrganizationName</w:t>
-            </w:r>
-            <w:proofErr w:type="gramStart"/>
-            <w:r>
-              <w:rPr>
-                <w:rFonts w:ascii="BC Sans" w:hAnsi="BC Sans"/>
-                <w:b/>
-                <w:bCs/>
-                <w:sz w:val="24"/>
-                <w:szCs w:val="24"/>
-              </w:rPr>
-              <w:t>}}Owner</w:t>
-            </w:r>
-            <w:proofErr w:type="gramEnd"/>
-            <w:r>
-              <w:rPr>
-                <w:rFonts w:ascii="BC Sans" w:hAnsi="BC Sans"/>
-                <w:b/>
-                <w:bCs/>
-                <w:sz w:val="24"/>
-                <w:szCs w:val="24"/>
-              </w:rPr>
-              <w:t>:</w:t>
-            </w:r>
-          </w:p>
-        </w:tc>
-        <w:tc>
-          <w:tcPr>
-            <w:tcW w:w="4675" w:type="dxa"/>
-            <w:tcBorders>
-              <w:top w:val="nil"/>
-              <w:left w:val="nil"/>
-              <w:bottom w:val="nil"/>
-              <w:right w:val="nil"/>
-            </w:tcBorders>
-          </w:tcPr>
-          <w:p>
-            <w:pPr>
-              <w:spacing w:after="0"/>
-              <w:rPr>
-                <w:rFonts w:ascii="BC Sans" w:hAnsi="BC Sans"/>
-                <w:sz w:val="24"/>
-                <w:szCs w:val="24"/>
-              </w:rPr>
-            </w:pPr>
-            <w:r>
-              <w:rPr>
-                <w:rFonts w:ascii="BC Sans" w:hAnsi="BC Sans"/>
-                <w:sz w:val="24"/>
-                <w:szCs w:val="24"/>
-              </w:rPr>
-              <w:t>{{</w:t>
-            </w:r>
-            <w:proofErr w:type="spellStart"/>
-            <w:r>
-              <w:rPr>
-                <w:rFonts w:ascii="BC Sans" w:hAnsi="BC Sans"/>
-                <w:sz w:val="24"/>
-                <w:szCs w:val="24"/>
-              </w:rPr>
-              <w:t>BLOrganizationName</w:t>
-            </w:r>
-            <w:proofErr w:type="spellEnd"/>
-            <w:proofErr w:type="gramStart"/>
-            <w:r>
-              <w:rPr>
-                <w:rFonts w:ascii="BC Sans" w:hAnsi="BC Sans"/>
-                <w:sz w:val="24"/>
-                <w:szCs w:val="24"/>
-              </w:rPr>
-              <w:t>}}{</w:t>
-            </w:r>
-            <w:proofErr w:type="gramEnd"/>
-            <w:r>
-              <w:rPr>
-                <w:rFonts w:ascii="BC Sans" w:hAnsi="BC Sans"/>
-                <w:sz w:val="24"/>
-                <w:szCs w:val="24"/>
-              </w:rPr>
-              <w:t>{/</w:t>
-            </w:r>
-            <w:proofErr w:type="spellStart"/>
-            <w:r>
-              <w:rPr>
-                <w:rFonts w:ascii="BC Sans" w:hAnsi="BC Sans"/>
-                <w:sz w:val="24"/>
-                <w:szCs w:val="24"/>
-              </w:rPr>
-              <w:t>BLOrganizationName</w:t>
-            </w:r>
-            <w:proofErr w:type="spellEnd"/>
+            <w:r>
+              <w:rPr>
+                <w:rFonts w:ascii="BC Sans" w:hAnsi="BC Sans"/>
+                <w:sz w:val="24"/>
+                <w:szCs w:val="24"/>
+              </w:rPr>
+              <w:t>OperatingMonthsDisplay</w:t>
+            </w:r>
+            <w:r>
+              <w:rPr>
+                <w:rFonts w:ascii="BC Sans" w:hAnsi="BC Sans"/>
+                <w:sz w:val="24"/>
+                <w:szCs w:val="24"/>
+              </w:rPr>
+              <w:t>}}{{/</w:t>
+            </w:r>
+            <w:r>
+              <w:rPr>
+                <w:rFonts w:ascii="BC Sans" w:hAnsi="BC Sans"/>
+                <w:sz w:val="24"/>
+                <w:szCs w:val="24"/>
+              </w:rPr>
+              <w:t>OperatingMonthsDisplay</w:t>
+            </w:r>
             <w:r>
               <w:rPr>
                 <w:rFonts w:ascii="BC Sans" w:hAnsi="BC Sans"/>
@@ -1132,7 +777,6 @@
                 <w:rFonts w:ascii="BC Sans" w:hAnsi="BC Sans"/>
                 <w:b/>
                 <w:bCs/>
-                <w:color w:val="000000"/>
                 <w:sz w:val="24"/>
                 <w:szCs w:val="24"/>
               </w:rPr>
@@ -1145,62 +789,22 @@
                 <w:sz w:val="24"/>
                 <w:szCs w:val="24"/>
               </w:rPr>
-              <w:t>{{#</w:t>
-            </w:r>
-            <w:r>
+              <w:lastRenderedPageBreak/>
+              <w:t>Potable Water Exemption:</w:t>
+            </w:r>
+          </w:p>
+          <w:p>
+            <w:pPr>
+              <w:spacing w:after="0"/>
               <w:rPr>
                 <w:rFonts w:ascii="BC Sans" w:hAnsi="BC Sans"/>
                 <w:b/>
                 <w:bCs/>
-                <w:sz w:val="24"/>
-                <w:szCs w:val="24"/>
-              </w:rPr>
-              <w:t>OperatingMonthsDisplay</w:t>
-            </w:r>
-            <w:proofErr w:type="gramStart"/>
-            <w:r>
-              <w:rPr>
-                <w:rFonts w:ascii="BC Sans" w:hAnsi="BC Sans"/>
-                <w:b/>
-                <w:bCs/>
-                <w:sz w:val="24"/>
-                <w:szCs w:val="24"/>
-              </w:rPr>
-              <w:t>}}Population</w:t>
-            </w:r>
-            <w:proofErr w:type="gramEnd"/>
-            <w:r>
-              <w:rPr>
-                <w:rFonts w:ascii="BC Sans" w:hAnsi="BC Sans"/>
-                <w:b/>
-                <w:bCs/>
-                <w:sz w:val="24"/>
-                <w:szCs w:val="24"/>
-              </w:rPr>
-              <w:t xml:space="preserve"> Served/24 </w:t>
-            </w:r>
-            <w:proofErr w:type="spellStart"/>
-            <w:r>
-              <w:rPr>
-                <w:rFonts w:ascii="BC Sans" w:hAnsi="BC Sans"/>
-                <w:b/>
-                <w:bCs/>
-                <w:sz w:val="24"/>
-                <w:szCs w:val="24"/>
-              </w:rPr>
-              <w:t>hrs</w:t>
-            </w:r>
-            <w:proofErr w:type="spellEnd"/>
-            <w:r>
-              <w:rPr>
-                <w:rFonts w:ascii="BC Sans" w:hAnsi="BC Sans"/>
-                <w:b/>
-                <w:bCs/>
-                <w:sz w:val="24"/>
-                <w:szCs w:val="24"/>
-              </w:rPr>
-              <w:t>:</w:t>
-            </w:r>
+                <w:color w:val="000000"/>
+                <w:sz w:val="24"/>
+                <w:szCs w:val="24"/>
+              </w:rPr>
+            </w:pPr>
           </w:p>
         </w:tc>
         <w:tc>
@@ -1228,64 +832,8 @@
                 <w:sz w:val="24"/>
                 <w:szCs w:val="24"/>
               </w:rPr>
-              <w:t>{{</w:t>
-            </w:r>
-            <w:proofErr w:type="spellStart"/>
-            <w:r>
-              <w:rPr>
-                <w:rFonts w:ascii="BC Sans" w:hAnsi="BC Sans"/>
-                <w:sz w:val="24"/>
-                <w:szCs w:val="24"/>
-              </w:rPr>
-              <w:t>OperatingMonthsDisplay</w:t>
-            </w:r>
-            <w:proofErr w:type="spellEnd"/>
-            <w:proofErr w:type="gramStart"/>
-            <w:r>
-              <w:rPr>
-                <w:rFonts w:ascii="BC Sans" w:hAnsi="BC Sans"/>
-                <w:sz w:val="24"/>
-                <w:szCs w:val="24"/>
-              </w:rPr>
-              <w:t>}}{</w:t>
-            </w:r>
-            <w:proofErr w:type="gramEnd"/>
-            <w:r>
-              <w:rPr>
-                <w:rFonts w:ascii="BC Sans" w:hAnsi="BC Sans"/>
-                <w:sz w:val="24"/>
-                <w:szCs w:val="24"/>
-              </w:rPr>
-              <w:t>{/</w:t>
-            </w:r>
-            <w:proofErr w:type="spellStart"/>
-            <w:r>
-              <w:rPr>
-                <w:rFonts w:ascii="BC Sans" w:hAnsi="BC Sans"/>
-                <w:sz w:val="24"/>
-                <w:szCs w:val="24"/>
-              </w:rPr>
-              <w:t>OperatingMonthsDisplay</w:t>
-            </w:r>
-            <w:proofErr w:type="spellEnd"/>
-            <w:r>
-              <w:rPr>
-                <w:rFonts w:ascii="BC Sans" w:hAnsi="BC Sans"/>
-                <w:sz w:val="24"/>
-                <w:szCs w:val="24"/>
-              </w:rPr>
-              <w:t>}}</w:t>
-            </w:r>
-          </w:p>
-          <w:p>
-            <w:pPr>
-              <w:spacing w:after="0"/>
-              <w:rPr>
-                <w:rFonts w:ascii="BC Sans" w:hAnsi="BC Sans"/>
-                <w:sz w:val="24"/>
-                <w:szCs w:val="24"/>
-              </w:rPr>
-            </w:pPr>
+              <w:t>{{Portable Water Exemption}}</w:t>
+            </w:r>
           </w:p>
         </w:tc>
       </w:tr>
@@ -1319,7 +867,7 @@
                 <w:sz w:val="24"/>
                 <w:szCs w:val="24"/>
               </w:rPr>
-              <w:t>Potable Water Exemption:</w:t>
+              <w:t>ERCP Available:</w:t>
             </w:r>
           </w:p>
           <w:p>
@@ -1353,6 +901,7 @@
                 <w:rFonts w:ascii="BC Sans" w:hAnsi="BC Sans"/>
                 <w:sz w:val="24"/>
                 <w:szCs w:val="24"/>
+                <w:lang w:val="en-CA"/>
               </w:rPr>
             </w:pPr>
             <w:r>
@@ -1360,90 +909,19 @@
                 <w:rFonts w:ascii="BC Sans" w:hAnsi="BC Sans"/>
                 <w:sz w:val="24"/>
                 <w:szCs w:val="24"/>
-              </w:rPr>
-              <w:t>{{Portable Water Exemption}}</w:t>
-            </w:r>
-          </w:p>
-        </w:tc>
-      </w:tr>
-      <w:tr>
-        <w:tc>
-          <w:tcPr>
-            <w:tcW w:w="4675" w:type="dxa"/>
-            <w:tcBorders>
-              <w:top w:val="nil"/>
-              <w:left w:val="nil"/>
-              <w:bottom w:val="nil"/>
-              <w:right w:val="nil"/>
-            </w:tcBorders>
-          </w:tcPr>
-          <w:p>
-            <w:pPr>
-              <w:spacing w:after="0"/>
-              <w:rPr>
-                <w:rFonts w:ascii="BC Sans" w:hAnsi="BC Sans"/>
-                <w:b/>
-                <w:bCs/>
-                <w:sz w:val="24"/>
-                <w:szCs w:val="24"/>
-              </w:rPr>
-            </w:pPr>
-            <w:r>
-              <w:rPr>
-                <w:rFonts w:ascii="BC Sans" w:hAnsi="BC Sans"/>
-                <w:b/>
-                <w:bCs/>
-                <w:sz w:val="24"/>
-                <w:szCs w:val="24"/>
-              </w:rPr>
-              <w:lastRenderedPageBreak/>
-              <w:t>ERCP Available:</w:t>
-            </w:r>
-          </w:p>
-          <w:p>
-            <w:pPr>
-              <w:spacing w:after="0"/>
-              <w:rPr>
-                <w:rFonts w:ascii="BC Sans" w:hAnsi="BC Sans"/>
-                <w:b/>
-                <w:bCs/>
-                <w:color w:val="000000"/>
-                <w:sz w:val="24"/>
-                <w:szCs w:val="24"/>
-              </w:rPr>
-            </w:pPr>
-          </w:p>
-        </w:tc>
-        <w:tc>
-          <w:tcPr>
-            <w:tcW w:w="4675" w:type="dxa"/>
-            <w:tcBorders>
-              <w:top w:val="nil"/>
-              <w:left w:val="nil"/>
-              <w:bottom w:val="nil"/>
-              <w:right w:val="nil"/>
-            </w:tcBorders>
-          </w:tcPr>
-          <w:p>
-            <w:pPr>
-              <w:spacing w:after="0"/>
-              <w:rPr>
-                <w:rFonts w:ascii="BC Sans" w:hAnsi="BC Sans"/>
-                <w:sz w:val="24"/>
-                <w:szCs w:val="24"/>
                 <w:lang w:val="en-CA"/>
               </w:rPr>
-            </w:pPr>
-            <w:r>
-              <w:rPr>
-                <w:rFonts w:ascii="BC Sans" w:hAnsi="BC Sans"/>
+              <w:t>{{#IF_ERCPAvailable}}</w:t>
+            </w:r>
+            <w:r>
+              <w:rPr>
+                <w:rFonts w:ascii="Segoe UI Symbol" w:hAnsi="Segoe UI Symbol"/>
                 <w:sz w:val="24"/>
                 <w:szCs w:val="24"/>
                 <w:lang w:val="en-CA"/>
               </w:rPr>
-              <w:t>{{#IF_ERCPAvailable</w:t>
-            </w:r>
-            <w:proofErr w:type="gramStart"/>
+              <w:t>☑</w:t>
+            </w:r>
             <w:r>
               <w:rPr>
                 <w:rFonts w:ascii="BC Sans" w:hAnsi="BC Sans"/>
@@ -1451,7 +929,7 @@
                 <w:szCs w:val="24"/>
                 <w:lang w:val="en-CA"/>
               </w:rPr>
-              <w:t>}}</w:t>
+              <w:t>{{/IF_ERCPAvailable}}{{#IF_ERCPNotAvailable}}</w:t>
             </w:r>
             <w:r>
               <w:rPr>
@@ -1460,9 +938,44 @@
                 <w:szCs w:val="24"/>
                 <w:lang w:val="en-CA"/>
               </w:rPr>
+              <w:t>☐</w:t>
+            </w:r>
+            <w:r>
+              <w:rPr>
+                <w:rFonts w:ascii="BC Sans" w:hAnsi="BC Sans"/>
+                <w:sz w:val="24"/>
+                <w:szCs w:val="24"/>
+                <w:lang w:val="en-CA"/>
+              </w:rPr>
+              <w:t>{{/IF_ERCPNotAvailable}} Yes  {{#IF_ERCPAvailable}}</w:t>
+            </w:r>
+            <w:r>
+              <w:rPr>
+                <w:rFonts w:ascii="Segoe UI Symbol" w:hAnsi="Segoe UI Symbol"/>
+                <w:sz w:val="24"/>
+                <w:szCs w:val="24"/>
+                <w:lang w:val="en-CA"/>
+              </w:rPr>
+              <w:t>☐</w:t>
+            </w:r>
+            <w:r>
+              <w:rPr>
+                <w:rFonts w:ascii="BC Sans" w:hAnsi="BC Sans"/>
+                <w:sz w:val="24"/>
+                <w:szCs w:val="24"/>
+                <w:lang w:val="en-CA"/>
+              </w:rPr>
+              <w:t>{{/IF_ERCPAvailable}}{{#IF_ERCPNotAvailable}}</w:t>
+            </w:r>
+            <w:r>
+              <w:rPr>
+                <w:rFonts w:ascii="Segoe UI Symbol" w:hAnsi="Segoe UI Symbol"/>
+                <w:sz w:val="24"/>
+                <w:szCs w:val="24"/>
+                <w:lang w:val="en-CA"/>
+              </w:rPr>
               <w:t>☑</w:t>
             </w:r>
-            <w:proofErr w:type="gramEnd"/>
             <w:r>
               <w:rPr>
                 <w:rFonts w:ascii="BC Sans" w:hAnsi="BC Sans"/>
@@ -1470,9 +983,8 @@
                 <w:szCs w:val="24"/>
                 <w:lang w:val="en-CA"/>
               </w:rPr>
-              <w:t>{{/IF_ERCPAvailable</w:t>
-            </w:r>
-            <w:proofErr w:type="gramStart"/>
+              <w:t xml:space="preserve">{{/IF_ERCPNotAvailable}} </w:t>
+            </w:r>
             <w:r>
               <w:rPr>
                 <w:rFonts w:ascii="BC Sans" w:hAnsi="BC Sans"/>
@@ -1480,9 +992,8 @@
                 <w:szCs w:val="24"/>
                 <w:lang w:val="en-CA"/>
               </w:rPr>
-              <w:t>}}{</w:t>
-            </w:r>
-            <w:proofErr w:type="gramEnd"/>
+              <w:t xml:space="preserve"> </w:t>
+            </w:r>
             <w:r>
               <w:rPr>
                 <w:rFonts w:ascii="BC Sans" w:hAnsi="BC Sans"/>
@@ -1490,164 +1001,8 @@
                 <w:szCs w:val="24"/>
                 <w:lang w:val="en-CA"/>
               </w:rPr>
-              <w:t>{#IF_ERCPNotAvailable</w:t>
-            </w:r>
-            <w:proofErr w:type="gramStart"/>
-            <w:r>
-              <w:rPr>
-                <w:rFonts w:ascii="BC Sans" w:hAnsi="BC Sans"/>
-                <w:sz w:val="24"/>
-                <w:szCs w:val="24"/>
-                <w:lang w:val="en-CA"/>
-              </w:rPr>
-              <w:t>}}</w:t>
-            </w:r>
-            <w:r>
-              <w:rPr>
-                <w:rFonts w:ascii="Segoe UI Symbol" w:hAnsi="Segoe UI Symbol"/>
-                <w:sz w:val="24"/>
-                <w:szCs w:val="24"/>
-                <w:lang w:val="en-CA"/>
-              </w:rPr>
-              <w:t>☐</w:t>
-            </w:r>
-            <w:proofErr w:type="gramEnd"/>
-            <w:r>
-              <w:rPr>
-                <w:rFonts w:ascii="BC Sans" w:hAnsi="BC Sans"/>
-                <w:sz w:val="24"/>
-                <w:szCs w:val="24"/>
-                <w:lang w:val="en-CA"/>
-              </w:rPr>
-              <w:t xml:space="preserve">{{/IF_ERCPNotAvailable}} </w:t>
-            </w:r>
-            <w:proofErr w:type="gramStart"/>
-            <w:r>
-              <w:rPr>
-                <w:rFonts w:ascii="BC Sans" w:hAnsi="BC Sans"/>
-                <w:sz w:val="24"/>
-                <w:szCs w:val="24"/>
-                <w:lang w:val="en-CA"/>
-              </w:rPr>
-              <w:t>Yes  {</w:t>
-            </w:r>
-            <w:proofErr w:type="gramEnd"/>
-            <w:r>
-              <w:rPr>
-                <w:rFonts w:ascii="BC Sans" w:hAnsi="BC Sans"/>
-                <w:sz w:val="24"/>
-                <w:szCs w:val="24"/>
-                <w:lang w:val="en-CA"/>
-              </w:rPr>
-              <w:t>{#IF_ERCPAvailable</w:t>
-            </w:r>
-            <w:proofErr w:type="gramStart"/>
-            <w:r>
-              <w:rPr>
-                <w:rFonts w:ascii="BC Sans" w:hAnsi="BC Sans"/>
-                <w:sz w:val="24"/>
-                <w:szCs w:val="24"/>
-                <w:lang w:val="en-CA"/>
-              </w:rPr>
-              <w:t>}}</w:t>
-            </w:r>
-            <w:r>
-              <w:rPr>
-                <w:rFonts w:ascii="Segoe UI Symbol" w:hAnsi="Segoe UI Symbol"/>
-                <w:sz w:val="24"/>
-                <w:szCs w:val="24"/>
-                <w:lang w:val="en-CA"/>
-              </w:rPr>
-              <w:t>☐</w:t>
-            </w:r>
-            <w:proofErr w:type="gramEnd"/>
-            <w:r>
-              <w:rPr>
-                <w:rFonts w:ascii="BC Sans" w:hAnsi="BC Sans"/>
-                <w:sz w:val="24"/>
-                <w:szCs w:val="24"/>
-                <w:lang w:val="en-CA"/>
-              </w:rPr>
-              <w:t>{{/IF_ERCPAvailable</w:t>
-            </w:r>
-            <w:proofErr w:type="gramStart"/>
-            <w:r>
-              <w:rPr>
-                <w:rFonts w:ascii="BC Sans" w:hAnsi="BC Sans"/>
-                <w:sz w:val="24"/>
-                <w:szCs w:val="24"/>
-                <w:lang w:val="en-CA"/>
-              </w:rPr>
-              <w:t>}}{</w:t>
-            </w:r>
-            <w:proofErr w:type="gramEnd"/>
-            <w:r>
-              <w:rPr>
-                <w:rFonts w:ascii="BC Sans" w:hAnsi="BC Sans"/>
-                <w:sz w:val="24"/>
-                <w:szCs w:val="24"/>
-                <w:lang w:val="en-CA"/>
-              </w:rPr>
-              <w:t>{#IF_ERCPNotAvailable</w:t>
-            </w:r>
-            <w:proofErr w:type="gramStart"/>
-            <w:r>
-              <w:rPr>
-                <w:rFonts w:ascii="BC Sans" w:hAnsi="BC Sans"/>
-                <w:sz w:val="24"/>
-                <w:szCs w:val="24"/>
-                <w:lang w:val="en-CA"/>
-              </w:rPr>
-              <w:t>}}</w:t>
-            </w:r>
-            <w:r>
-              <w:rPr>
-                <w:rFonts w:ascii="Segoe UI Symbol" w:hAnsi="Segoe UI Symbol"/>
-                <w:sz w:val="24"/>
-                <w:szCs w:val="24"/>
-                <w:lang w:val="en-CA"/>
-              </w:rPr>
-              <w:t>☑</w:t>
-            </w:r>
-            <w:proofErr w:type="gramEnd"/>
-            <w:r>
-              <w:rPr>
-                <w:rFonts w:ascii="BC Sans" w:hAnsi="BC Sans"/>
-                <w:sz w:val="24"/>
-                <w:szCs w:val="24"/>
-                <w:lang w:val="en-CA"/>
-              </w:rPr>
-              <w:t>{{/IF_ERCPNotAvailable</w:t>
-            </w:r>
-            <w:proofErr w:type="gramStart"/>
-            <w:r>
-              <w:rPr>
-                <w:rFonts w:ascii="BC Sans" w:hAnsi="BC Sans"/>
-                <w:sz w:val="24"/>
-                <w:szCs w:val="24"/>
-                <w:lang w:val="en-CA"/>
-              </w:rPr>
-              <w:t xml:space="preserve">}} </w:t>
-            </w:r>
-            <w:r>
-              <w:rPr>
-                <w:rFonts w:ascii="BC Sans" w:hAnsi="BC Sans"/>
-                <w:sz w:val="24"/>
-                <w:szCs w:val="24"/>
-                <w:lang w:val="en-CA"/>
-              </w:rPr>
-              <w:t xml:space="preserve"> </w:t>
-            </w:r>
-            <w:r>
-              <w:rPr>
-                <w:rFonts w:ascii="BC Sans" w:hAnsi="BC Sans"/>
-                <w:sz w:val="24"/>
-                <w:szCs w:val="24"/>
-                <w:lang w:val="en-CA"/>
-              </w:rPr>
               <w:t>No</w:t>
             </w:r>
-            <w:proofErr w:type="gramEnd"/>
           </w:p>
         </w:tc>
       </w:tr>
@@ -1681,29 +1036,7 @@
                 <w:sz w:val="24"/>
                 <w:szCs w:val="24"/>
               </w:rPr>
-              <w:t xml:space="preserve">Conditions </w:t>
-            </w:r>
-            <w:proofErr w:type="gramStart"/>
-            <w:r>
-              <w:rPr>
-                <w:rFonts w:ascii="BC Sans" w:hAnsi="BC Sans"/>
-                <w:b/>
-                <w:bCs/>
-                <w:sz w:val="24"/>
-                <w:szCs w:val="24"/>
-              </w:rPr>
-              <w:t>on</w:t>
-            </w:r>
-            <w:proofErr w:type="gramEnd"/>
-            <w:r>
-              <w:rPr>
-                <w:rFonts w:ascii="BC Sans" w:hAnsi="BC Sans"/>
-                <w:b/>
-                <w:bCs/>
-                <w:sz w:val="24"/>
-                <w:szCs w:val="24"/>
-              </w:rPr>
-              <w:t xml:space="preserve"> Permit:</w:t>
+              <w:t>Conditions on Permit:</w:t>
             </w:r>
           </w:p>
         </w:tc>
@@ -1735,25 +1068,7 @@
                 <w:sz w:val="24"/>
                 <w:szCs w:val="24"/>
               </w:rPr>
-              <w:t>{{#IF_isConditionNotPresent}} None {{/</w:t>
-            </w:r>
-            <w:proofErr w:type="spellStart"/>
-            <w:r>
-              <w:rPr>
-                <w:rFonts w:ascii="BC Sans" w:hAnsi="BC Sans"/>
-                <w:sz w:val="24"/>
-                <w:szCs w:val="24"/>
-              </w:rPr>
-              <w:t>IF_isConditionNotPresent</w:t>
-            </w:r>
-            <w:proofErr w:type="spellEnd"/>
-            <w:r>
-              <w:rPr>
-                <w:rFonts w:ascii="BC Sans" w:hAnsi="BC Sans"/>
-                <w:sz w:val="24"/>
-                <w:szCs w:val="24"/>
-              </w:rPr>
-              <w:t>}}</w:t>
+              <w:t>{{#IF_isConditionNotPresent}} None {{/IF_isConditionNotPresent}}</w:t>
             </w:r>
           </w:p>
           <w:p>
@@ -1771,25 +1086,7 @@
                 <w:sz w:val="3"/>
                 <w:szCs w:val="3"/>
               </w:rPr>
-              <w:t>{{#BusinessLicense</w:t>
-            </w:r>
-            <w:proofErr w:type="gramStart"/>
-            <w:r>
-              <w:rPr>
-                <w:rFonts w:ascii="BC Sans" w:hAnsi="BC Sans"/>
-                <w:sz w:val="3"/>
-                <w:szCs w:val="3"/>
-              </w:rPr>
-              <w:t>}}{</w:t>
-            </w:r>
-            <w:proofErr w:type="gramEnd"/>
-            <w:r>
-              <w:rPr>
-                <w:rFonts w:ascii="BC Sans" w:hAnsi="BC Sans"/>
-                <w:sz w:val="3"/>
-                <w:szCs w:val="3"/>
-              </w:rPr>
-              <w:t>{#Conditions}}</w:t>
+              <w:t>{{#BusinessLicense}}{{#Conditions}}</w:t>
             </w:r>
           </w:p>
           <w:p>
@@ -1831,43 +1128,7 @@
                 <w:sz w:val="3"/>
                 <w:szCs w:val="3"/>
               </w:rPr>
-              <w:t>{{/Conditions</w:t>
-            </w:r>
-            <w:proofErr w:type="gramStart"/>
-            <w:r>
-              <w:rPr>
-                <w:rFonts w:ascii="BC Sans" w:hAnsi="BC Sans"/>
-                <w:sz w:val="3"/>
-                <w:szCs w:val="3"/>
-              </w:rPr>
-              <w:t>}}{</w:t>
-            </w:r>
-            <w:proofErr w:type="gramEnd"/>
-            <w:r>
-              <w:rPr>
-                <w:rFonts w:ascii="BC Sans" w:hAnsi="BC Sans"/>
-                <w:sz w:val="3"/>
-                <w:szCs w:val="3"/>
-              </w:rPr>
-              <w:t>{/</w:t>
-            </w:r>
-            <w:proofErr w:type="spellStart"/>
-            <w:r>
-              <w:rPr>
-                <w:rFonts w:ascii="BC Sans" w:hAnsi="BC Sans"/>
-                <w:sz w:val="3"/>
-                <w:szCs w:val="3"/>
-              </w:rPr>
-              <w:t>BusinessLicense</w:t>
-            </w:r>
-            <w:proofErr w:type="spellEnd"/>
-            <w:r>
-              <w:rPr>
-                <w:rFonts w:ascii="BC Sans" w:hAnsi="BC Sans"/>
-                <w:sz w:val="3"/>
-                <w:szCs w:val="3"/>
-              </w:rPr>
-              <w:t>}}</w:t>
+              <w:t>{{/Conditions}}{{/BusinessLicense}}</w:t>
             </w:r>
           </w:p>
         </w:tc>
@@ -1991,18 +1252,8 @@
                 <w:sz w:val="24"/>
                 <w:szCs w:val="24"/>
               </w:rPr>
-              <w:t>{{</w:t>
-            </w:r>
-            <w:proofErr w:type="spellStart"/>
-            <w:r>
-              <w:rPr>
-                <w:rFonts w:ascii="BC Sans" w:hAnsi="BC Sans"/>
-                <w:sz w:val="24"/>
-                <w:szCs w:val="24"/>
-              </w:rPr>
-              <w:t>IssuingDepartment</w:t>
-            </w:r>
-            <w:proofErr w:type="spellEnd"/>
+              <w:t>{{IssuingDepartment</w:t>
+            </w:r>
             <w:r>
               <w:rPr>
                 <w:rFonts w:ascii="BC Sans" w:hAnsi="BC Sans"/>
@@ -2089,20 +1340,12 @@
         </w:tabs>
         <w:spacing w:after="0"/>
       </w:pPr>
-      <w:r>
-        <w:br w:type="textWrapping" w:clear="all"/>
-      </w:r>
-      <w:r>
-        <w:tab/>
-      </w:r>
     </w:p>
     <w:sectPr>
-      <w:headerReference w:type="even" r:id="rId10"/>
-      <w:headerReference w:type="default" r:id="rId11"/>
-      <w:footerReference w:type="even" r:id="rId12"/>
-      <w:footerReference w:type="default" r:id="rId13"/>
-      <w:headerReference w:type="first" r:id="rId14"/>
-      <w:footerReference w:type="first" r:id="rId15"/>
+      <w:headerReference w:type="default" r:id="rId10"/>
+      <w:footerReference w:type="default" r:id="rId11"/>
+      <w:headerReference w:type="first" r:id="rId12"/>
+      <w:footerReference w:type="first" r:id="rId13"/>
       <w:pgSz w:w="12240" w:h="15840"/>
       <w:pgMar w:top="1440" w:right="1440" w:bottom="1440" w:left="1440" w:header="706" w:footer="706" w:gutter="0"/>
       <w:cols w:space="720"/>
@@ -2139,16 +1382,6 @@
 </file>
 
 <file path=word/footer1.xml><?xml version="1.0" encoding="utf-8"?>
-<w:ftr xmlns:wpc="http://schemas.microsoft.com/office/word/2010/wordprocessingCanvas" xmlns:cx="http://schemas.microsoft.com/office/drawing/2014/chartex" xmlns:cx1="http://schemas.microsoft.com/office/drawing/2015/9/8/chartex" xmlns:cx2="http://schemas.microsoft.com/office/drawing/2015/10/21/chartex" xmlns:cx3="http://schemas.microsoft.com/office/drawing/2016/5/9/chartex" xmlns:cx4="http://schemas.microsoft.com/office/drawing/2016/5/10/chartex" xmlns:cx5="http://schemas.microsoft.com/office/drawing/2016/5/11/chartex" xmlns:cx6="http://schemas.microsoft.com/office/drawing/2016/5/12/chartex" xmlns:cx7="http://schemas.microsoft.com/office/drawing/2016/5/13/chartex" xmlns:cx8="http://schemas.microsoft.com/office/drawing/2016/5/14/chartex" xmlns:mc="http://schemas.openxmlformats.org/markup-compatibility/2006" xmlns:aink="http://schemas.microsoft.com/office/drawing/2016/ink" xmlns:am3d="http://schemas.microsoft.com/office/drawing/2017/model3d" xmlns:o="urn:schemas-microsoft-com:office:office" xmlns:oel="http://schemas.microsoft.com/office/2019/extlst" xmlns:r="http://schemas.openxmlformats.org/officeDocument/2006/relationships" xmlns:m="http://schemas.openxmlformats.org/officeDocument/2006/math" xmlns:v="urn:schemas-microsoft-com:vml" xmlns:wp14="http://schemas.microsoft.com/office/word/2010/wordprocessingDrawing" xmlns:wp="http://schemas.openxmlformats.org/drawingml/2006/wordprocessingDrawing" xmlns:w10="urn:schemas-microsoft-com:office:word" xmlns:w="http://schemas.openxmlformats.org/wordprocessingml/2006/main" xmlns:w14="http://schemas.microsoft.com/office/word/2010/wordml" xmlns:w15="http://schemas.microsoft.com/office/word/2012/wordml" xmlns:w16cei="http://schemas.microsoft.com/office/word/2026/wordml/cei" xmlns:w16cex="http://schemas.microsoft.com/office/word/2018/wordml/cex" xmlns:w16cid="http://schemas.microsoft.com/office/word/2016/wordml/cid" xmlns:w16="http://schemas.microsoft.com/office/word/2018/wordml" xmlns:w16du="http://schemas.microsoft.com/office/word/2023/wordml/word16du" xmlns:w16sdtdh="http://schemas.microsoft.com/office/word/2020/wordml/sdtdatahash" xmlns:w16sdtfl="http://schemas.microsoft.com/office/word/2024/wordml/sdtformatlock" xmlns:w16se="http://schemas.microsoft.com/office/word/2015/wordml/symex" xmlns:wpg="http://schemas.microsoft.com/office/word/2010/wordprocessingGroup" xmlns:wpi="http://schemas.microsoft.com/office/word/2010/wordprocessingInk" xmlns:wne="http://schemas.microsoft.com/office/word/2006/wordml" xmlns:wps="http://schemas.microsoft.com/office/word/2010/wordprocessingShape" mc:Ignorable="w14 w15 w16se w16cid w16 w16cex w16sdtdh w16sdtfl w16du wp14">
-  <w:p>
-    <w:pPr>
-      <w:pStyle w:val="Footer"/>
-    </w:pPr>
-  </w:p>
-</w:ftr>
-</file>
-
-<file path=word/footer2.xml><?xml version="1.0" encoding="utf-8"?>
 <w:ftr xmlns:wpc="http://schemas.microsoft.com/office/word/2010/wordprocessingCanvas" xmlns:cx="http://schemas.microsoft.com/office/drawing/2014/chartex" xmlns:cx1="http://schemas.microsoft.com/office/drawing/2015/9/8/chartex" xmlns:cx2="http://schemas.microsoft.com/office/drawing/2015/10/21/chartex" xmlns:cx3="http://schemas.microsoft.com/office/drawing/2016/5/9/chartex" xmlns:cx4="http://schemas.microsoft.com/office/drawing/2016/5/10/chartex" xmlns:cx5="http://schemas.microsoft.com/office/drawing/2016/5/11/chartex" xmlns:cx6="http://schemas.microsoft.com/office/drawing/2016/5/12/chartex" xmlns:cx7="http://schemas.microsoft.com/office/drawing/2016/5/13/chartex" xmlns:cx8="http://schemas.microsoft.com/office/drawing/2016/5/14/chartex" xmlns:mc="http://schemas.openxmlformats.org/markup-compatibility/2006" xmlns:aink="http://schemas.microsoft.com/office/drawing/2016/ink" xmlns:am3d="http://schemas.microsoft.com/office/drawing/2017/model3d" xmlns:o="urn:schemas-microsoft-com:office:office" xmlns:oel="http://schemas.microsoft.com/office/2019/extlst" xmlns:r="http://schemas.openxmlformats.org/officeDocument/2006/relationships" xmlns:m="http://schemas.openxmlformats.org/officeDocument/2006/math" xmlns:v="urn:schemas-microsoft-com:vml" xmlns:wp14="http://schemas.microsoft.com/office/word/2010/wordprocessingDrawing" xmlns:wp="http://schemas.openxmlformats.org/drawingml/2006/wordprocessingDrawing" xmlns:w10="urn:schemas-microsoft-com:office:word" xmlns:w="http://schemas.openxmlformats.org/wordprocessingml/2006/main" xmlns:w14="http://schemas.microsoft.com/office/word/2010/wordml" xmlns:w15="http://schemas.microsoft.com/office/word/2012/wordml" xmlns:w16cei="http://schemas.microsoft.com/office/word/2026/wordml/cei" xmlns:w16cex="http://schemas.microsoft.com/office/word/2018/wordml/cex" xmlns:w16cid="http://schemas.microsoft.com/office/word/2016/wordml/cid" xmlns:w16="http://schemas.microsoft.com/office/word/2018/wordml" xmlns:w16du="http://schemas.microsoft.com/office/word/2023/wordml/word16du" xmlns:w16sdtdh="http://schemas.microsoft.com/office/word/2020/wordml/sdtdatahash" xmlns:w16sdtfl="http://schemas.microsoft.com/office/word/2024/wordml/sdtformatlock" xmlns:w16se="http://schemas.microsoft.com/office/word/2015/wordml/symex" xmlns:wpg="http://schemas.microsoft.com/office/word/2010/wordprocessingGroup" xmlns:wpi="http://schemas.microsoft.com/office/word/2010/wordprocessingInk" xmlns:wne="http://schemas.microsoft.com/office/word/2006/wordml" xmlns:wps="http://schemas.microsoft.com/office/word/2010/wordprocessingShape" mc:Ignorable="w14 w15 w16se w16cid w16 w16cex w16sdtdh w16sdtfl w16du wp14">
   <w:sdt>
     <w:sdtPr>
@@ -2172,6 +1405,33 @@
             <w:pPr>
               <w:pStyle w:val="Footer"/>
               <w:jc w:val="center"/>
+              <w:rPr>
+                <w:rFonts w:ascii="BC Sans" w:hAnsi="BC Sans"/>
+              </w:rPr>
+            </w:pPr>
+            <w:r>
+              <w:rPr>
+                <w:rFonts w:ascii="BC Sans" w:hAnsi="BC Sans"/>
+              </w:rPr>
+              <w:t>THIS PERMIT IS</w:t>
+            </w:r>
+            <w:r>
+              <w:rPr>
+                <w:rFonts w:ascii="BC Sans" w:hAnsi="BC Sans"/>
+              </w:rPr>
+              <w:t xml:space="preserve"> NON-TRANSFERABLE AND MUST BE DISPLAYED IN A CONSPICUOUS LOCATION</w:t>
+            </w:r>
+            <w:r>
+              <w:rPr>
+                <w:rFonts w:ascii="BC Sans" w:hAnsi="BC Sans"/>
+              </w:rPr>
+              <w:br/>
+            </w:r>
+          </w:p>
+          <w:p>
+            <w:pPr>
+              <w:pStyle w:val="Footer"/>
+              <w:jc w:val="center"/>
             </w:pPr>
             <w:r>
               <w:t xml:space="preserve">Page </w:t>
@@ -2268,15 +1528,10 @@
       </w:sdt>
     </w:sdtContent>
   </w:sdt>
-  <w:p>
-    <w:pPr>
-      <w:pStyle w:val="Footer"/>
-    </w:pPr>
-  </w:p>
 </w:ftr>
 </file>
 
-<file path=word/footer3.xml><?xml version="1.0" encoding="utf-8"?>
+<file path=word/footer2.xml><?xml version="1.0" encoding="utf-8"?>
 <w:ftr xmlns:wpc="http://schemas.microsoft.com/office/word/2010/wordprocessingCanvas" xmlns:cx="http://schemas.microsoft.com/office/drawing/2014/chartex" xmlns:cx1="http://schemas.microsoft.com/office/drawing/2015/9/8/chartex" xmlns:cx2="http://schemas.microsoft.com/office/drawing/2015/10/21/chartex" xmlns:cx3="http://schemas.microsoft.com/office/drawing/2016/5/9/chartex" xmlns:cx4="http://schemas.microsoft.com/office/drawing/2016/5/10/chartex" xmlns:cx5="http://schemas.microsoft.com/office/drawing/2016/5/11/chartex" xmlns:cx6="http://schemas.microsoft.com/office/drawing/2016/5/12/chartex" xmlns:cx7="http://schemas.microsoft.com/office/drawing/2016/5/13/chartex" xmlns:cx8="http://schemas.microsoft.com/office/drawing/2016/5/14/chartex" xmlns:mc="http://schemas.openxmlformats.org/markup-compatibility/2006" xmlns:aink="http://schemas.microsoft.com/office/drawing/2016/ink" xmlns:am3d="http://schemas.microsoft.com/office/drawing/2017/model3d" xmlns:o="urn:schemas-microsoft-com:office:office" xmlns:oel="http://schemas.microsoft.com/office/2019/extlst" xmlns:r="http://schemas.openxmlformats.org/officeDocument/2006/relationships" xmlns:m="http://schemas.openxmlformats.org/officeDocument/2006/math" xmlns:v="urn:schemas-microsoft-com:vml" xmlns:wp14="http://schemas.microsoft.com/office/word/2010/wordprocessingDrawing" xmlns:wp="http://schemas.openxmlformats.org/drawingml/2006/wordprocessingDrawing" xmlns:w10="urn:schemas-microsoft-com:office:word" xmlns:w="http://schemas.openxmlformats.org/wordprocessingml/2006/main" xmlns:w14="http://schemas.microsoft.com/office/word/2010/wordml" xmlns:w15="http://schemas.microsoft.com/office/word/2012/wordml" xmlns:w16cei="http://schemas.microsoft.com/office/word/2026/wordml/cei" xmlns:w16cex="http://schemas.microsoft.com/office/word/2018/wordml/cex" xmlns:w16cid="http://schemas.microsoft.com/office/word/2016/wordml/cid" xmlns:w16="http://schemas.microsoft.com/office/word/2018/wordml" xmlns:w16du="http://schemas.microsoft.com/office/word/2023/wordml/word16du" xmlns:w16sdtdh="http://schemas.microsoft.com/office/word/2020/wordml/sdtdatahash" xmlns:w16sdtfl="http://schemas.microsoft.com/office/word/2024/wordml/sdtformatlock" xmlns:w16se="http://schemas.microsoft.com/office/word/2015/wordml/symex" xmlns:wpg="http://schemas.microsoft.com/office/word/2010/wordprocessingGroup" xmlns:wpi="http://schemas.microsoft.com/office/word/2010/wordprocessingInk" xmlns:wne="http://schemas.microsoft.com/office/word/2006/wordml" xmlns:wps="http://schemas.microsoft.com/office/word/2010/wordprocessingShape" mc:Ignorable="w14 w15 w16se w16cid w16 w16cex w16sdtdh w16sdtfl w16du wp14">
   <w:sdt>
     <w:sdtPr>
@@ -2300,6 +1555,175 @@
             <w:pPr>
               <w:pStyle w:val="Footer"/>
               <w:jc w:val="center"/>
+              <w:rPr>
+                <w:rFonts w:ascii="BC Sans" w:hAnsi="BC Sans"/>
+              </w:rPr>
+            </w:pPr>
+            <w:r>
+              <w:rPr>
+                <w:noProof/>
+                <w14:ligatures w14:val="standardContextual"/>
+              </w:rPr>
+              <mc:AlternateContent>
+                <mc:Choice Requires="wps">
+                  <w:drawing>
+                    <wp:anchor distT="0" distB="0" distL="114300" distR="114300" simplePos="0" relativeHeight="251659264" behindDoc="0" locked="0" layoutInCell="1" allowOverlap="1" wp14:anchorId="79F7A182" wp14:editId="08B7CBE8">
+                      <wp:simplePos x="0" y="0"/>
+                      <wp:positionH relativeFrom="column">
+                        <wp:posOffset>4508500</wp:posOffset>
+                      </wp:positionH>
+                      <wp:positionV relativeFrom="paragraph">
+                        <wp:posOffset>-810260</wp:posOffset>
+                      </wp:positionV>
+                      <wp:extent cx="2286000" cy="2286000"/>
+                      <wp:effectExtent l="0" t="0" r="19050" b="19050"/>
+                      <wp:wrapSquare wrapText="bothSides"/>
+                      <wp:docPr id="885942955" name="Rectangle 1"/>
+                      <wp:cNvGraphicFramePr/>
+                      <a:graphic xmlns:a="http://schemas.openxmlformats.org/drawingml/2006/main">
+                        <a:graphicData uri="http://schemas.microsoft.com/office/word/2010/wordprocessingShape">
+                          <wps:wsp>
+                            <wps:cNvSpPr/>
+                            <wps:spPr>
+                              <a:xfrm>
+                                <a:off x="0" y="0"/>
+                                <a:ext cx="2286000" cy="2286000"/>
+                              </a:xfrm>
+                              <a:prstGeom prst="rect">
+                                <a:avLst/>
+                              </a:prstGeom>
+                              <a:ln w="3175">
+                                <a:solidFill>
+                                  <a:schemeClr val="tx2">
+                                    <a:lumMod val="10000"/>
+                                    <a:lumOff val="90000"/>
+                                  </a:schemeClr>
+                                </a:solidFill>
+                              </a:ln>
+                            </wps:spPr>
+                            <wps:style>
+                              <a:lnRef idx="2">
+                                <a:schemeClr val="dk1"/>
+                              </a:lnRef>
+                              <a:fillRef idx="1">
+                                <a:schemeClr val="lt1"/>
+                              </a:fillRef>
+                              <a:effectRef idx="0">
+                                <a:schemeClr val="dk1"/>
+                              </a:effectRef>
+                              <a:fontRef idx="minor">
+                                <a:schemeClr val="dk1"/>
+                              </a:fontRef>
+                            </wps:style>
+                            <wps:txbx>
+                              <w:txbxContent>
+                                <w:p>
+                                  <w:pPr>
+                                    <w:jc w:val="center"/>
+                                    <w:rPr>
+                                      <w:rFonts w:ascii="BC Sans" w:hAnsi="BC Sans"/>
+                                      <w:i/>
+                                      <w:iCs/>
+                                      <w:color w:val="99CCFF"/>
+                                      <w:sz w:val="24"/>
+                                      <w:szCs w:val="24"/>
+                                    </w:rPr>
+                                  </w:pPr>
+                                  <w:r>
+                                    <w:rPr>
+                                      <w:rFonts w:ascii="BC Sans" w:hAnsi="BC Sans"/>
+                                      <w:i/>
+                                      <w:iCs/>
+                                      <w:color w:val="99CCFF"/>
+                                      <w:sz w:val="24"/>
+                                      <w:szCs w:val="24"/>
+                                    </w:rPr>
+                                    <w:t>Place decal here</w:t>
+                                  </w:r>
+                                </w:p>
+                              </w:txbxContent>
+                            </wps:txbx>
+                            <wps:bodyPr rot="0" spcFirstLastPara="0" vertOverflow="overflow" horzOverflow="overflow" vert="horz" wrap="square" lIns="91440" tIns="45720" rIns="91440" bIns="45720" numCol="1" spcCol="0" rtlCol="0" fromWordArt="0" anchor="ctr" anchorCtr="0" forceAA="0" compatLnSpc="1">
+                              <a:prstTxWarp prst="textNoShape">
+                                <a:avLst/>
+                              </a:prstTxWarp>
+                              <a:noAutofit/>
+                            </wps:bodyPr>
+                          </wps:wsp>
+                        </a:graphicData>
+                      </a:graphic>
+                      <wp14:sizeRelH relativeFrom="margin">
+                        <wp14:pctWidth>0</wp14:pctWidth>
+                      </wp14:sizeRelH>
+                      <wp14:sizeRelV relativeFrom="margin">
+                        <wp14:pctHeight>0</wp14:pctHeight>
+                      </wp14:sizeRelV>
+                    </wp:anchor>
+                  </w:drawing>
+                </mc:Choice>
+                <mc:Fallback>
+                  <w:pict>
+                    <v:rect w14:anchorId="79F7A182" id="Rectangle 1" o:spid="_x0000_s1026" style="position:absolute;left:0;text-align:left;margin-left:355pt;margin-top:-63.8pt;width:180pt;height:180pt;z-index:251659264;visibility:visible;mso-wrap-style:square;mso-width-percent:0;mso-height-percent:0;mso-wrap-distance-left:9pt;mso-wrap-distance-top:0;mso-wrap-distance-right:9pt;mso-wrap-distance-bottom:0;mso-position-horizontal:absolute;mso-position-horizontal-relative:text;mso-position-vertical:absolute;mso-position-vertical-relative:text;mso-width-percent:0;mso-height-percent:0;mso-width-relative:margin;mso-height-relative:margin;v-text-anchor:middle" o:gfxdata="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" fillcolor="white [3201]" strokecolor="#dceaf7 [351]" strokeweight=".25pt">
+                      <v:textbox>
+                        <w:txbxContent>
+                          <w:p>
+                            <w:pPr>
+                              <w:jc w:val="center"/>
+                              <w:rPr>
+                                <w:rFonts w:ascii="BC Sans" w:hAnsi="BC Sans"/>
+                                <w:i/>
+                                <w:iCs/>
+                                <w:color w:val="99CCFF"/>
+                                <w:sz w:val="24"/>
+                                <w:szCs w:val="24"/>
+                              </w:rPr>
+                            </w:pPr>
+                            <w:r>
+                              <w:rPr>
+                                <w:rFonts w:ascii="BC Sans" w:hAnsi="BC Sans"/>
+                                <w:i/>
+                                <w:iCs/>
+                                <w:color w:val="99CCFF"/>
+                                <w:sz w:val="24"/>
+                                <w:szCs w:val="24"/>
+                              </w:rPr>
+                              <w:t>Place decal here</w:t>
+                            </w:r>
+                          </w:p>
+                        </w:txbxContent>
+                      </v:textbox>
+                      <w10:wrap type="square"/>
+                    </v:rect>
+                  </w:pict>
+                </mc:Fallback>
+              </mc:AlternateContent>
+            </w:r>
+            <w:r>
+              <w:br/>
+            </w:r>
+            <w:r>
+              <w:rPr>
+                <w:rFonts w:ascii="BC Sans" w:hAnsi="BC Sans"/>
+              </w:rPr>
+              <w:t>THIS PERMIT IS</w:t>
+            </w:r>
+            <w:r>
+              <w:rPr>
+                <w:rFonts w:ascii="BC Sans" w:hAnsi="BC Sans"/>
+              </w:rPr>
+              <w:t xml:space="preserve"> NON-TRANSFERABLE AND MUST BE DISPLAYED IN A CONSPICUOUS LOCATION</w:t>
+            </w:r>
+            <w:r>
+              <w:rPr>
+                <w:rFonts w:ascii="BC Sans" w:hAnsi="BC Sans"/>
+              </w:rPr>
+              <w:br/>
+            </w:r>
+          </w:p>
+          <w:p>
+            <w:pPr>
+              <w:pStyle w:val="Footer"/>
+              <w:jc w:val="center"/>
             </w:pPr>
             <w:r>
               <w:t xml:space="preserve">Page </w:t>
@@ -2399,6 +1823,10 @@
   <w:p>
     <w:pPr>
       <w:pStyle w:val="Footer"/>
+      <w:jc w:val="center"/>
+      <w:rPr>
+        <w:rFonts w:ascii="BC Sans" w:hAnsi="BC Sans"/>
+      </w:rPr>
     </w:pPr>
   </w:p>
 </w:ftr>
@@ -2431,6 +1859,683 @@
 
 <file path=word/header1.xml><?xml version="1.0" encoding="utf-8"?>
 <w:hdr xmlns:wpc="http://schemas.microsoft.com/office/word/2010/wordprocessingCanvas" xmlns:cx="http://schemas.microsoft.com/office/drawing/2014/chartex" xmlns:cx1="http://schemas.microsoft.com/office/drawing/2015/9/8/chartex" xmlns:cx2="http://schemas.microsoft.com/office/drawing/2015/10/21/chartex" xmlns:cx3="http://schemas.microsoft.com/office/drawing/2016/5/9/chartex" xmlns:cx4="http://schemas.microsoft.com/office/drawing/2016/5/10/chartex" xmlns:cx5="http://schemas.microsoft.com/office/drawing/2016/5/11/chartex" xmlns:cx6="http://schemas.microsoft.com/office/drawing/2016/5/12/chartex" xmlns:cx7="http://schemas.microsoft.com/office/drawing/2016/5/13/chartex" xmlns:cx8="http://schemas.microsoft.com/office/drawing/2016/5/14/chartex" xmlns:mc="http://schemas.openxmlformats.org/markup-compatibility/2006" xmlns:aink="http://schemas.microsoft.com/office/drawing/2016/ink" xmlns:am3d="http://schemas.microsoft.com/office/drawing/2017/model3d" xmlns:o="urn:schemas-microsoft-com:office:office" xmlns:oel="http://schemas.microsoft.com/office/2019/extlst" xmlns:r="http://schemas.openxmlformats.org/officeDocument/2006/relationships" xmlns:m="http://schemas.openxmlformats.org/officeDocument/2006/math" xmlns:v="urn:schemas-microsoft-com:vml" xmlns:wp14="http://schemas.microsoft.com/office/word/2010/wordprocessingDrawing" xmlns:wp="http://schemas.openxmlformats.org/drawingml/2006/wordprocessingDrawing" xmlns:w10="urn:schemas-microsoft-com:office:word" xmlns:w="http://schemas.openxmlformats.org/wordprocessingml/2006/main" xmlns:w14="http://schemas.microsoft.com/office/word/2010/wordml" xmlns:w15="http://schemas.microsoft.com/office/word/2012/wordml" xmlns:w16cei="http://schemas.microsoft.com/office/word/2026/wordml/cei" xmlns:w16cex="http://schemas.microsoft.com/office/word/2018/wordml/cex" xmlns:w16cid="http://schemas.microsoft.com/office/word/2016/wordml/cid" xmlns:w16="http://schemas.microsoft.com/office/word/2018/wordml" xmlns:w16du="http://schemas.microsoft.com/office/word/2023/wordml/word16du" xmlns:w16sdtdh="http://schemas.microsoft.com/office/word/2020/wordml/sdtdatahash" xmlns:w16sdtfl="http://schemas.microsoft.com/office/word/2024/wordml/sdtformatlock" xmlns:w16se="http://schemas.microsoft.com/office/word/2015/wordml/symex" xmlns:wpg="http://schemas.microsoft.com/office/word/2010/wordprocessingGroup" xmlns:wpi="http://schemas.microsoft.com/office/word/2010/wordprocessingInk" xmlns:wne="http://schemas.microsoft.com/office/word/2006/wordml" xmlns:wps="http://schemas.microsoft.com/office/word/2010/wordprocessingShape" mc:Ignorable="w14 w15 w16se w16cid w16 w16cex w16sdtdh w16sdtfl w16du wp14">
+  <w:tbl>
+    <w:tblPr>
+      <w:tblStyle w:val="TableGrid"/>
+      <w:tblW w:w="0" w:type="auto"/>
+      <w:tblBorders>
+        <w:top w:val="none" w:sz="0" w:space="0" w:color="auto"/>
+        <w:left w:val="none" w:sz="0" w:space="0" w:color="auto"/>
+        <w:bottom w:val="none" w:sz="0" w:space="0" w:color="auto"/>
+        <w:right w:val="none" w:sz="0" w:space="0" w:color="auto"/>
+        <w:insideH w:val="none" w:sz="0" w:space="0" w:color="auto"/>
+        <w:insideV w:val="none" w:sz="0" w:space="0" w:color="auto"/>
+      </w:tblBorders>
+      <w:tblLook w:val="04A0" w:firstRow="1" w:lastRow="0" w:firstColumn="1" w:lastColumn="0" w:noHBand="0" w:noVBand="1"/>
+    </w:tblPr>
+    <w:tblGrid>
+      <w:gridCol w:w="4675"/>
+      <w:gridCol w:w="4675"/>
+    </w:tblGrid>
+    <w:tr>
+      <w:trPr>
+        <w:trHeight w:val="274"/>
+      </w:trPr>
+      <w:tc>
+        <w:tcPr>
+          <w:tcW w:w="4675" w:type="dxa"/>
+        </w:tcPr>
+        <w:p>
+          <w:pPr>
+            <w:pStyle w:val="Header"/>
+            <w:rPr>
+              <w:sz w:val="14"/>
+              <w:szCs w:val="14"/>
+              <w:lang w:eastAsia="en-CA"/>
+            </w:rPr>
+          </w:pPr>
+          <w:r>
+            <w:rPr>
+              <w:rFonts w:ascii="BC Sans" w:hAnsi="BC Sans"/>
+              <w:sz w:val="14"/>
+              <w:szCs w:val="14"/>
+            </w:rPr>
+            <w:br/>
+          </w:r>
+          <w:r>
+            <w:rPr>
+              <w:rFonts w:ascii="BC Sans" w:hAnsi="BC Sans"/>
+              <w:sz w:val="14"/>
+              <w:szCs w:val="14"/>
+            </w:rPr>
+            <w:br/>
+          </w:r>
+          <w:r>
+            <w:rPr>
+              <w:rFonts w:ascii="BC Sans" w:hAnsi="BC Sans"/>
+              <w:sz w:val="14"/>
+              <w:szCs w:val="14"/>
+            </w:rPr>
+            <w:br/>
+          </w:r>
+          <w:r>
+            <w:rPr>
+              <w:rFonts w:ascii="BC Sans" w:hAnsi="BC Sans"/>
+              <w:sz w:val="14"/>
+              <w:szCs w:val="14"/>
+            </w:rPr>
+            <w:t>{{#IF_HA_Northern}}</w:t>
+          </w:r>
+          <w:r>
+            <w:rPr>
+              <w:noProof/>
+              <w:kern w:val="2"/>
+              <w:sz w:val="10"/>
+              <w:szCs w:val="10"/>
+              <w:lang w:val="en-CA" w:eastAsia="en-CA"/>
+            </w:rPr>
+            <w:drawing>
+              <wp:inline distT="0" distB="0" distL="0" distR="0" wp14:anchorId="372F253F" wp14:editId="26B4B822">
+                <wp:extent cx="2046577" cy="495300"/>
+                <wp:effectExtent l="0" t="0" r="0" b="0"/>
+                <wp:docPr id="836430146" name="Picture 1"/>
+                <wp:cNvGraphicFramePr>
+                  <a:graphicFrameLocks xmlns:a="http://schemas.openxmlformats.org/drawingml/2006/main" noChangeAspect="1"/>
+                </wp:cNvGraphicFramePr>
+                <a:graphic xmlns:a="http://schemas.openxmlformats.org/drawingml/2006/main">
+                  <a:graphicData uri="http://schemas.openxmlformats.org/drawingml/2006/picture">
+                    <pic:pic xmlns:pic="http://schemas.openxmlformats.org/drawingml/2006/picture">
+                      <pic:nvPicPr>
+                        <pic:cNvPr id="106172975" name="Picture 106172975"/>
+                        <pic:cNvPicPr/>
+                      </pic:nvPicPr>
+                      <pic:blipFill>
+                        <a:blip r:embed="rId1"/>
+                        <a:stretch>
+                          <a:fillRect/>
+                        </a:stretch>
+                      </pic:blipFill>
+                      <pic:spPr>
+                        <a:xfrm>
+                          <a:off x="0" y="0"/>
+                          <a:ext cx="2136765" cy="517127"/>
+                        </a:xfrm>
+                        <a:prstGeom prst="rect">
+                          <a:avLst/>
+                        </a:prstGeom>
+                      </pic:spPr>
+                    </pic:pic>
+                  </a:graphicData>
+                </a:graphic>
+              </wp:inline>
+            </w:drawing>
+          </w:r>
+          <w:r>
+            <w:rPr>
+              <w:rFonts w:ascii="BC Sans" w:hAnsi="BC Sans"/>
+              <w:sz w:val="14"/>
+              <w:szCs w:val="14"/>
+            </w:rPr>
+            <w:br/>
+          </w:r>
+          <w:r>
+            <w:rPr>
+              <w:kern w:val="2"/>
+              <w:sz w:val="14"/>
+              <w:szCs w:val="14"/>
+              <w:lang w:val="en-CA" w:eastAsia="en-CA"/>
+              <w14:ligatures w14:val="standardContextual"/>
+            </w:rPr>
+            <w:t>{{/IF_HA_Northern}}{{#IF_HA_Interior}}</w:t>
+          </w:r>
+          <w:r>
+            <w:rPr>
+              <w:noProof/>
+              <w:kern w:val="2"/>
+              <w:sz w:val="10"/>
+              <w:szCs w:val="10"/>
+              <w:lang w:val="en-CA" w:eastAsia="en-CA"/>
+            </w:rPr>
+            <w:drawing>
+              <wp:inline distT="0" distB="0" distL="0" distR="0" wp14:anchorId="7E08A672" wp14:editId="2CE6692A">
+                <wp:extent cx="1308868" cy="716781"/>
+                <wp:effectExtent l="0" t="0" r="5715" b="7620"/>
+                <wp:docPr id="2103154843" name="Picture 2"/>
+                <wp:cNvGraphicFramePr>
+                  <a:graphicFrameLocks xmlns:a="http://schemas.openxmlformats.org/drawingml/2006/main" noChangeAspect="1"/>
+                </wp:cNvGraphicFramePr>
+                <a:graphic xmlns:a="http://schemas.openxmlformats.org/drawingml/2006/main">
+                  <a:graphicData uri="http://schemas.openxmlformats.org/drawingml/2006/picture">
+                    <pic:pic xmlns:pic="http://schemas.openxmlformats.org/drawingml/2006/picture">
+                      <pic:nvPicPr>
+                        <pic:cNvPr id="115731428" name="Picture 115731428"/>
+                        <pic:cNvPicPr/>
+                      </pic:nvPicPr>
+                      <pic:blipFill>
+                        <a:blip r:embed="rId2"/>
+                        <a:stretch>
+                          <a:fillRect/>
+                        </a:stretch>
+                      </pic:blipFill>
+                      <pic:spPr>
+                        <a:xfrm>
+                          <a:off x="0" y="0"/>
+                          <a:ext cx="1337758" cy="732602"/>
+                        </a:xfrm>
+                        <a:prstGeom prst="rect">
+                          <a:avLst/>
+                        </a:prstGeom>
+                      </pic:spPr>
+                    </pic:pic>
+                  </a:graphicData>
+                </a:graphic>
+              </wp:inline>
+            </w:drawing>
+          </w:r>
+          <w:r>
+            <w:rPr>
+              <w:sz w:val="14"/>
+              <w:szCs w:val="14"/>
+              <w:lang w:eastAsia="en-CA"/>
+            </w:rPr>
+            <w:t>{{/IF_HA_Interior}}{{#IF_HA_Island}}</w:t>
+          </w:r>
+          <w:r>
+            <w:rPr>
+              <w:noProof/>
+              <w:sz w:val="10"/>
+              <w:szCs w:val="10"/>
+              <w:lang w:val="en-CA"/>
+            </w:rPr>
+            <w:drawing>
+              <wp:inline distT="0" distB="0" distL="0" distR="0" wp14:anchorId="1E5D2C94" wp14:editId="7783E5B5">
+                <wp:extent cx="1362075" cy="676780"/>
+                <wp:effectExtent l="0" t="0" r="0" b="9525"/>
+                <wp:docPr id="1674481875" name="Picture 6"/>
+                <wp:cNvGraphicFramePr>
+                  <a:graphicFrameLocks xmlns:a="http://schemas.openxmlformats.org/drawingml/2006/main" noChangeAspect="1"/>
+                </wp:cNvGraphicFramePr>
+                <a:graphic xmlns:a="http://schemas.openxmlformats.org/drawingml/2006/main">
+                  <a:graphicData uri="http://schemas.openxmlformats.org/drawingml/2006/picture">
+                    <pic:pic xmlns:pic="http://schemas.openxmlformats.org/drawingml/2006/picture">
+                      <pic:nvPicPr>
+                        <pic:cNvPr id="1964536873" name="Picture 1964536873"/>
+                        <pic:cNvPicPr/>
+                      </pic:nvPicPr>
+                      <pic:blipFill>
+                        <a:blip r:embed="rId3"/>
+                        <a:stretch>
+                          <a:fillRect/>
+                        </a:stretch>
+                      </pic:blipFill>
+                      <pic:spPr>
+                        <a:xfrm>
+                          <a:off x="0" y="0"/>
+                          <a:ext cx="1413672" cy="702417"/>
+                        </a:xfrm>
+                        <a:prstGeom prst="rect">
+                          <a:avLst/>
+                        </a:prstGeom>
+                      </pic:spPr>
+                    </pic:pic>
+                  </a:graphicData>
+                </a:graphic>
+              </wp:inline>
+            </w:drawing>
+          </w:r>
+        </w:p>
+        <w:p>
+          <w:pPr>
+            <w:pStyle w:val="Header"/>
+            <w:rPr>
+              <w:rFonts w:ascii="BC Sans" w:hAnsi="BC Sans"/>
+              <w:sz w:val="14"/>
+              <w:szCs w:val="14"/>
+            </w:rPr>
+          </w:pPr>
+          <w:r>
+            <w:rPr>
+              <w:rFonts w:ascii="BC Sans" w:hAnsi="BC Sans"/>
+              <w:sz w:val="14"/>
+              <w:szCs w:val="14"/>
+            </w:rPr>
+            <w:t>{{/IF_HA_Island}}{</w:t>
+          </w:r>
+          <w:r>
+            <w:rPr>
+              <w:rFonts w:ascii="BC Sans" w:hAnsi="BC Sans"/>
+              <w:sz w:val="14"/>
+              <w:szCs w:val="14"/>
+            </w:rPr>
+            <w:br/>
+          </w:r>
+          <w:r>
+            <w:rPr>
+              <w:rFonts w:ascii="BC Sans" w:hAnsi="BC Sans"/>
+              <w:sz w:val="14"/>
+              <w:szCs w:val="14"/>
+            </w:rPr>
+            <w:t>{#IF_HA_VancouverCoastal}}</w:t>
+          </w:r>
+          <w:r>
+            <w:rPr>
+              <w:noProof/>
+              <w:kern w:val="2"/>
+              <w:sz w:val="10"/>
+              <w:szCs w:val="10"/>
+              <w:lang w:val="en-CA" w:eastAsia="en-CA"/>
+            </w:rPr>
+            <w:drawing>
+              <wp:inline distT="0" distB="0" distL="0" distR="0" wp14:anchorId="1A103696" wp14:editId="7B0AC645">
+                <wp:extent cx="1479726" cy="386715"/>
+                <wp:effectExtent l="0" t="0" r="6350" b="0"/>
+                <wp:docPr id="1235227294" name="Picture 4"/>
+                <wp:cNvGraphicFramePr>
+                  <a:graphicFrameLocks xmlns:a="http://schemas.openxmlformats.org/drawingml/2006/main" noChangeAspect="1"/>
+                </wp:cNvGraphicFramePr>
+                <a:graphic xmlns:a="http://schemas.openxmlformats.org/drawingml/2006/main">
+                  <a:graphicData uri="http://schemas.openxmlformats.org/drawingml/2006/picture">
+                    <pic:pic xmlns:pic="http://schemas.openxmlformats.org/drawingml/2006/picture">
+                      <pic:nvPicPr>
+                        <pic:cNvPr id="1151722458" name="Picture 1151722458"/>
+                        <pic:cNvPicPr/>
+                      </pic:nvPicPr>
+                      <pic:blipFill>
+                        <a:blip r:embed="rId4"/>
+                        <a:stretch>
+                          <a:fillRect/>
+                        </a:stretch>
+                      </pic:blipFill>
+                      <pic:spPr>
+                        <a:xfrm>
+                          <a:off x="0" y="0"/>
+                          <a:ext cx="1517294" cy="396533"/>
+                        </a:xfrm>
+                        <a:prstGeom prst="rect">
+                          <a:avLst/>
+                        </a:prstGeom>
+                      </pic:spPr>
+                    </pic:pic>
+                  </a:graphicData>
+                </a:graphic>
+              </wp:inline>
+            </w:drawing>
+          </w:r>
+          <w:r>
+            <w:rPr>
+              <w:rFonts w:ascii="BC Sans" w:hAnsi="BC Sans"/>
+              <w:sz w:val="14"/>
+              <w:szCs w:val="14"/>
+            </w:rPr>
+            <w:t>{{/IF_HA_VancouverCoastal}}</w:t>
+          </w:r>
+        </w:p>
+        <w:p>
+          <w:pPr>
+            <w:pStyle w:val="Header"/>
+            <w:rPr>
+              <w:rFonts w:ascii="BC Sans" w:hAnsi="BC Sans"/>
+              <w:sz w:val="14"/>
+              <w:szCs w:val="14"/>
+            </w:rPr>
+          </w:pPr>
+          <w:r>
+            <w:rPr>
+              <w:rFonts w:ascii="BC Sans" w:hAnsi="BC Sans"/>
+              <w:sz w:val="14"/>
+              <w:szCs w:val="14"/>
+            </w:rPr>
+            <w:t>{{#IF_HA_Fraser}}</w:t>
+          </w:r>
+          <w:r>
+            <w:rPr>
+              <w:noProof/>
+              <w:kern w:val="2"/>
+              <w:sz w:val="10"/>
+              <w:szCs w:val="10"/>
+              <w:lang w:val="en-CA" w:eastAsia="en-CA"/>
+            </w:rPr>
+            <w:drawing>
+              <wp:inline distT="0" distB="0" distL="0" distR="0" wp14:anchorId="67654498" wp14:editId="33055B0E">
+                <wp:extent cx="2028825" cy="550591"/>
+                <wp:effectExtent l="0" t="0" r="0" b="1905"/>
+                <wp:docPr id="1308687273" name="Picture 5"/>
+                <wp:cNvGraphicFramePr>
+                  <a:graphicFrameLocks xmlns:a="http://schemas.openxmlformats.org/drawingml/2006/main" noChangeAspect="1"/>
+                </wp:cNvGraphicFramePr>
+                <a:graphic xmlns:a="http://schemas.openxmlformats.org/drawingml/2006/main">
+                  <a:graphicData uri="http://schemas.openxmlformats.org/drawingml/2006/picture">
+                    <pic:pic xmlns:pic="http://schemas.openxmlformats.org/drawingml/2006/picture">
+                      <pic:nvPicPr>
+                        <pic:cNvPr id="2017922111" name="Picture 2017922111"/>
+                        <pic:cNvPicPr/>
+                      </pic:nvPicPr>
+                      <pic:blipFill>
+                        <a:blip r:embed="rId5"/>
+                        <a:stretch>
+                          <a:fillRect/>
+                        </a:stretch>
+                      </pic:blipFill>
+                      <pic:spPr>
+                        <a:xfrm>
+                          <a:off x="0" y="0"/>
+                          <a:ext cx="2137304" cy="580030"/>
+                        </a:xfrm>
+                        <a:prstGeom prst="rect">
+                          <a:avLst/>
+                        </a:prstGeom>
+                      </pic:spPr>
+                    </pic:pic>
+                  </a:graphicData>
+                </a:graphic>
+              </wp:inline>
+            </w:drawing>
+          </w:r>
+          <w:r>
+            <w:rPr>
+              <w:rFonts w:ascii="BC Sans" w:hAnsi="BC Sans"/>
+              <w:sz w:val="14"/>
+              <w:szCs w:val="14"/>
+            </w:rPr>
+            <w:t>{{/IF_HA_Fraser}}</w:t>
+          </w:r>
+        </w:p>
+      </w:tc>
+      <w:tc>
+        <w:tcPr>
+          <w:tcW w:w="4675" w:type="dxa"/>
+        </w:tcPr>
+        <w:p>
+          <w:pPr>
+            <w:spacing w:after="0"/>
+          </w:pPr>
+          <w:r>
+            <w:rPr>
+              <w:rFonts w:ascii="BC Sans" w:hAnsi="BC Sans"/>
+              <w:b/>
+              <w:bCs/>
+              <w:color w:val="000000"/>
+              <w:sz w:val="26"/>
+              <w:szCs w:val="26"/>
+            </w:rPr>
+            <w:t>{{#</w:t>
+          </w:r>
+          <w:r>
+            <w:rPr>
+              <w:rFonts w:ascii="BC Sans" w:hAnsi="BC Sans"/>
+              <w:color w:val="000000"/>
+              <w:sz w:val="26"/>
+              <w:szCs w:val="26"/>
+            </w:rPr>
+            <w:t>BLIdentifier}}</w:t>
+          </w:r>
+        </w:p>
+        <w:p>
+          <w:pPr>
+            <w:pStyle w:val="Header"/>
+            <w:rPr>
+              <w:rFonts w:ascii="BC Sans" w:hAnsi="BC Sans"/>
+              <w:b/>
+              <w:bCs/>
+              <w:color w:val="000000"/>
+              <w:sz w:val="26"/>
+              <w:szCs w:val="26"/>
+            </w:rPr>
+          </w:pPr>
+          <w:r>
+            <w:rPr>
+              <w:rFonts w:ascii="BC Sans" w:hAnsi="BC Sans"/>
+              <w:b/>
+              <w:bCs/>
+              <w:color w:val="000000"/>
+              <w:sz w:val="26"/>
+              <w:szCs w:val="26"/>
+            </w:rPr>
+            <w:t>Permit #:</w:t>
+          </w:r>
+          <w:r>
+            <w:rPr>
+              <w:rFonts w:ascii="BC Sans" w:hAnsi="BC Sans"/>
+              <w:color w:val="000000"/>
+              <w:sz w:val="26"/>
+              <w:szCs w:val="26"/>
+            </w:rPr>
+            <w:t>{{BLIdentifier}}{{/BLIdentifier}}</w:t>
+          </w:r>
+        </w:p>
+        <w:p>
+          <w:pPr>
+            <w:pStyle w:val="Header"/>
+            <w:rPr>
+              <w:rFonts w:ascii="BC Sans" w:hAnsi="BC Sans"/>
+              <w:color w:val="000000"/>
+              <w:sz w:val="26"/>
+              <w:szCs w:val="26"/>
+            </w:rPr>
+          </w:pPr>
+          <w:r>
+            <w:rPr>
+              <w:rFonts w:ascii="BC Sans" w:hAnsi="BC Sans"/>
+              <w:b/>
+              <w:bCs/>
+              <w:color w:val="000000"/>
+              <w:sz w:val="26"/>
+              <w:szCs w:val="26"/>
+            </w:rPr>
+            <w:t xml:space="preserve">{{#BLPeriodStart}}Effective Date: </w:t>
+          </w:r>
+          <w:r>
+            <w:rPr>
+              <w:rFonts w:ascii="BC Sans" w:hAnsi="BC Sans"/>
+              <w:color w:val="000000"/>
+              <w:sz w:val="26"/>
+              <w:szCs w:val="26"/>
+            </w:rPr>
+            <w:t>{{BLPeriodStart}}{{/BLPeriodStart}}</w:t>
+          </w:r>
+          <w:r>
+            <w:rPr>
+              <w:color w:val="000000"/>
+            </w:rPr>
+            <w:br/>
+          </w:r>
+          <w:r>
+            <w:rPr>
+              <w:rFonts w:ascii="BC Sans" w:hAnsi="BC Sans"/>
+              <w:b/>
+              <w:bCs/>
+              <w:color w:val="000000"/>
+              <w:sz w:val="26"/>
+              <w:szCs w:val="26"/>
+            </w:rPr>
+            <w:t>{{#BLPeriodEnd}}Expiry Date:</w:t>
+          </w:r>
+          <w:r>
+            <w:rPr>
+              <w:rFonts w:ascii="BC Sans" w:hAnsi="BC Sans"/>
+              <w:color w:val="000000"/>
+              <w:sz w:val="26"/>
+              <w:szCs w:val="26"/>
+            </w:rPr>
+            <w:t>{{</w:t>
+          </w:r>
+          <w:r>
+            <w:rPr>
+              <w:rFonts w:ascii="BC Sans" w:hAnsi="BC Sans"/>
+              <w:color w:val="000000"/>
+              <w:sz w:val="26"/>
+              <w:szCs w:val="26"/>
+            </w:rPr>
+            <w:t>B</w:t>
+          </w:r>
+        </w:p>
+        <w:p>
+          <w:pPr>
+            <w:pStyle w:val="Header"/>
+          </w:pPr>
+          <w:r>
+            <w:rPr>
+              <w:rFonts w:ascii="BC Sans" w:hAnsi="BC Sans"/>
+              <w:color w:val="000000"/>
+              <w:sz w:val="26"/>
+              <w:szCs w:val="26"/>
+            </w:rPr>
+            <w:t>LPeriodEnd}}{{/BLPeriodEnd}}</w:t>
+          </w:r>
+        </w:p>
+      </w:tc>
+    </w:tr>
+    <w:tr>
+      <w:trPr>
+        <w:trHeight w:val="273"/>
+      </w:trPr>
+      <w:tc>
+        <w:tcPr>
+          <w:tcW w:w="9350" w:type="dxa"/>
+          <w:gridSpan w:val="2"/>
+        </w:tcPr>
+        <w:p>
+          <w:pPr>
+            <w:pStyle w:val="Header"/>
+            <w:jc w:val="center"/>
+            <w:rPr>
+              <w:rFonts w:ascii="BC Sans" w:hAnsi="BC Sans"/>
+              <w:b/>
+              <w:bCs/>
+              <w:color w:val="000000"/>
+              <w:sz w:val="32"/>
+              <w:szCs w:val="32"/>
+            </w:rPr>
+          </w:pPr>
+          <w:r>
+            <w:rPr>
+              <w:rFonts w:ascii="BC Sans" w:hAnsi="BC Sans"/>
+              <w:b/>
+              <w:bCs/>
+              <w:color w:val="000000"/>
+              <w:sz w:val="36"/>
+              <w:szCs w:val="36"/>
+            </w:rPr>
+            <w:t>PERMIT TO OPERATE</w:t>
+          </w:r>
+          <w:r>
+            <w:rPr>
+              <w:rFonts w:ascii="BC Sans" w:hAnsi="BC Sans"/>
+              <w:b/>
+              <w:bCs/>
+              <w:color w:val="000000"/>
+              <w:sz w:val="32"/>
+              <w:szCs w:val="32"/>
+            </w:rPr>
+            <w:br/>
+          </w:r>
+          <w:r>
+            <w:rPr>
+              <w:rFonts w:ascii="BC Sans" w:hAnsi="BC Sans"/>
+              <w:b/>
+              <w:bCs/>
+              <w:color w:val="000000"/>
+              <w:sz w:val="32"/>
+              <w:szCs w:val="32"/>
+            </w:rPr>
+            <w:t>Drinking Water System</w:t>
+          </w:r>
+        </w:p>
+      </w:tc>
+    </w:tr>
+    <w:tr>
+      <w:trPr>
+        <w:trHeight w:val="273"/>
+      </w:trPr>
+      <w:tc>
+        <w:tcPr>
+          <w:tcW w:w="4675" w:type="dxa"/>
+        </w:tcPr>
+        <w:p>
+          <w:pPr>
+            <w:pStyle w:val="Header"/>
+            <w:rPr>
+              <w:rFonts w:ascii="BC Sans" w:hAnsi="BC Sans"/>
+              <w:color w:val="000000"/>
+              <w:sz w:val="24"/>
+              <w:szCs w:val="24"/>
+            </w:rPr>
+          </w:pPr>
+        </w:p>
+        <w:p>
+          <w:pPr>
+            <w:pStyle w:val="Header"/>
+            <w:rPr>
+              <w:rFonts w:ascii="BC Sans" w:hAnsi="BC Sans"/>
+              <w:b/>
+              <w:bCs/>
+              <w:color w:val="000000"/>
+              <w:sz w:val="32"/>
+              <w:szCs w:val="32"/>
+            </w:rPr>
+          </w:pPr>
+          <w:r>
+            <w:rPr>
+              <w:rFonts w:ascii="BC Sans" w:hAnsi="BC Sans"/>
+              <w:color w:val="000000"/>
+              <w:sz w:val="24"/>
+              <w:szCs w:val="24"/>
+            </w:rPr>
+            <w:t>{{#BLAccountName}}</w:t>
+          </w:r>
+          <w:r>
+            <w:rPr>
+              <w:rFonts w:ascii="BC Sans" w:hAnsi="BC Sans"/>
+              <w:b/>
+              <w:bCs/>
+              <w:color w:val="000000"/>
+              <w:sz w:val="24"/>
+              <w:szCs w:val="24"/>
+            </w:rPr>
+            <w:t>Facility Name:</w:t>
+          </w:r>
+        </w:p>
+      </w:tc>
+      <w:tc>
+        <w:tcPr>
+          <w:tcW w:w="4675" w:type="dxa"/>
+        </w:tcPr>
+        <w:p>
+          <w:pPr>
+            <w:pStyle w:val="Header"/>
+            <w:rPr>
+              <w:rFonts w:ascii="BC Sans" w:hAnsi="BC Sans"/>
+              <w:color w:val="000000"/>
+              <w:sz w:val="24"/>
+              <w:szCs w:val="24"/>
+            </w:rPr>
+          </w:pPr>
+        </w:p>
+        <w:p>
+          <w:pPr>
+            <w:pStyle w:val="Header"/>
+            <w:rPr>
+              <w:rFonts w:ascii="BC Sans" w:hAnsi="BC Sans"/>
+              <w:b/>
+              <w:bCs/>
+              <w:color w:val="000000"/>
+              <w:sz w:val="32"/>
+              <w:szCs w:val="32"/>
+            </w:rPr>
+          </w:pPr>
+          <w:r>
+            <w:rPr>
+              <w:rFonts w:ascii="BC Sans" w:hAnsi="BC Sans"/>
+              <w:color w:val="000000"/>
+              <w:sz w:val="24"/>
+              <w:szCs w:val="24"/>
+            </w:rPr>
+            <w:t>{{BLAccountName}}{{/BLAccountName}}</w:t>
+          </w:r>
+        </w:p>
+      </w:tc>
+    </w:tr>
+  </w:tbl>
   <w:p>
     <w:pPr>
       <w:pStyle w:val="Header"/>
@@ -2517,1089 +2622,6 @@
               <w:lang w:val="en-CA" w:eastAsia="en-CA"/>
             </w:rPr>
             <w:drawing>
-              <wp:inline distT="0" distB="0" distL="0" distR="0" wp14:anchorId="372F253F" wp14:editId="26B4B822">
-                <wp:extent cx="2046577" cy="495300"/>
-                <wp:effectExtent l="0" t="0" r="0" b="0"/>
-                <wp:docPr id="836430146" name="Picture 1"/>
-                <wp:cNvGraphicFramePr>
-                  <a:graphicFrameLocks xmlns:a="http://schemas.openxmlformats.org/drawingml/2006/main" noChangeAspect="1"/>
-                </wp:cNvGraphicFramePr>
-                <a:graphic xmlns:a="http://schemas.openxmlformats.org/drawingml/2006/main">
-                  <a:graphicData uri="http://schemas.openxmlformats.org/drawingml/2006/picture">
-                    <pic:pic xmlns:pic="http://schemas.openxmlformats.org/drawingml/2006/picture">
-                      <pic:nvPicPr>
-                        <pic:cNvPr id="106172975" name="Picture 106172975"/>
-                        <pic:cNvPicPr/>
-                      </pic:nvPicPr>
-                      <pic:blipFill>
-                        <a:blip r:embed="rId1"/>
-                        <a:stretch>
-                          <a:fillRect/>
-                        </a:stretch>
-                      </pic:blipFill>
-                      <pic:spPr>
-                        <a:xfrm>
-                          <a:off x="0" y="0"/>
-                          <a:ext cx="2136765" cy="517127"/>
-                        </a:xfrm>
-                        <a:prstGeom prst="rect">
-                          <a:avLst/>
-                        </a:prstGeom>
-                      </pic:spPr>
-                    </pic:pic>
-                  </a:graphicData>
-                </a:graphic>
-              </wp:inline>
-            </w:drawing>
-          </w:r>
-          <w:r>
-            <w:rPr>
-              <w:rFonts w:ascii="BC Sans" w:hAnsi="BC Sans"/>
-              <w:sz w:val="14"/>
-              <w:szCs w:val="14"/>
-            </w:rPr>
-            <w:br/>
-          </w:r>
-          <w:r>
-            <w:rPr>
-              <w:kern w:val="2"/>
-              <w:sz w:val="14"/>
-              <w:szCs w:val="14"/>
-              <w:lang w:val="en-CA" w:eastAsia="en-CA"/>
-              <w14:ligatures w14:val="standardContextual"/>
-            </w:rPr>
-            <w:t>{{/</w:t>
-          </w:r>
-          <w:proofErr w:type="spellStart"/>
-          <w:r>
-            <w:rPr>
-              <w:kern w:val="2"/>
-              <w:sz w:val="14"/>
-              <w:szCs w:val="14"/>
-              <w:lang w:val="en-CA" w:eastAsia="en-CA"/>
-              <w14:ligatures w14:val="standardContextual"/>
-            </w:rPr>
-            <w:t>IF_HA_Northern</w:t>
-          </w:r>
-          <w:proofErr w:type="spellEnd"/>
-          <w:proofErr w:type="gramStart"/>
-          <w:r>
-            <w:rPr>
-              <w:kern w:val="2"/>
-              <w:sz w:val="14"/>
-              <w:szCs w:val="14"/>
-              <w:lang w:val="en-CA" w:eastAsia="en-CA"/>
-              <w14:ligatures w14:val="standardContextual"/>
-            </w:rPr>
-            <w:t>}}{</w:t>
-          </w:r>
-          <w:proofErr w:type="gramEnd"/>
-          <w:r>
-            <w:rPr>
-              <w:kern w:val="2"/>
-              <w:sz w:val="14"/>
-              <w:szCs w:val="14"/>
-              <w:lang w:val="en-CA" w:eastAsia="en-CA"/>
-              <w14:ligatures w14:val="standardContextual"/>
-            </w:rPr>
-            <w:t>{#IF_HA_Interior}}</w:t>
-          </w:r>
-          <w:r>
-            <w:rPr>
-              <w:noProof/>
-              <w:kern w:val="2"/>
-              <w:sz w:val="10"/>
-              <w:szCs w:val="10"/>
-              <w:lang w:val="en-CA" w:eastAsia="en-CA"/>
-            </w:rPr>
-            <w:drawing>
-              <wp:inline distT="0" distB="0" distL="0" distR="0" wp14:anchorId="7E08A672" wp14:editId="2CE6692A">
-                <wp:extent cx="1308868" cy="716781"/>
-                <wp:effectExtent l="0" t="0" r="5715" b="7620"/>
-                <wp:docPr id="2103154843" name="Picture 2"/>
-                <wp:cNvGraphicFramePr>
-                  <a:graphicFrameLocks xmlns:a="http://schemas.openxmlformats.org/drawingml/2006/main" noChangeAspect="1"/>
-                </wp:cNvGraphicFramePr>
-                <a:graphic xmlns:a="http://schemas.openxmlformats.org/drawingml/2006/main">
-                  <a:graphicData uri="http://schemas.openxmlformats.org/drawingml/2006/picture">
-                    <pic:pic xmlns:pic="http://schemas.openxmlformats.org/drawingml/2006/picture">
-                      <pic:nvPicPr>
-                        <pic:cNvPr id="115731428" name="Picture 115731428"/>
-                        <pic:cNvPicPr/>
-                      </pic:nvPicPr>
-                      <pic:blipFill>
-                        <a:blip r:embed="rId2"/>
-                        <a:stretch>
-                          <a:fillRect/>
-                        </a:stretch>
-                      </pic:blipFill>
-                      <pic:spPr>
-                        <a:xfrm>
-                          <a:off x="0" y="0"/>
-                          <a:ext cx="1337758" cy="732602"/>
-                        </a:xfrm>
-                        <a:prstGeom prst="rect">
-                          <a:avLst/>
-                        </a:prstGeom>
-                      </pic:spPr>
-                    </pic:pic>
-                  </a:graphicData>
-                </a:graphic>
-              </wp:inline>
-            </w:drawing>
-          </w:r>
-          <w:r>
-            <w:rPr>
-              <w:sz w:val="14"/>
-              <w:szCs w:val="14"/>
-              <w:lang w:eastAsia="en-CA"/>
-            </w:rPr>
-            <w:t>{{/</w:t>
-          </w:r>
-          <w:proofErr w:type="spellStart"/>
-          <w:r>
-            <w:rPr>
-              <w:sz w:val="14"/>
-              <w:szCs w:val="14"/>
-              <w:lang w:eastAsia="en-CA"/>
-            </w:rPr>
-            <w:t>IF_HA_Interior</w:t>
-          </w:r>
-          <w:proofErr w:type="spellEnd"/>
-          <w:proofErr w:type="gramStart"/>
-          <w:r>
-            <w:rPr>
-              <w:sz w:val="14"/>
-              <w:szCs w:val="14"/>
-              <w:lang w:eastAsia="en-CA"/>
-            </w:rPr>
-            <w:t>}}{</w:t>
-          </w:r>
-          <w:proofErr w:type="gramEnd"/>
-          <w:r>
-            <w:rPr>
-              <w:sz w:val="14"/>
-              <w:szCs w:val="14"/>
-              <w:lang w:eastAsia="en-CA"/>
-            </w:rPr>
-            <w:t>{#IF_HA_Island}}</w:t>
-          </w:r>
-          <w:r>
-            <w:rPr>
-              <w:noProof/>
-              <w:sz w:val="10"/>
-              <w:szCs w:val="10"/>
-              <w:lang w:val="en-CA"/>
-            </w:rPr>
-            <w:drawing>
-              <wp:inline distT="0" distB="0" distL="0" distR="0" wp14:anchorId="1E5D2C94" wp14:editId="7783E5B5">
-                <wp:extent cx="1362075" cy="676780"/>
-                <wp:effectExtent l="0" t="0" r="0" b="9525"/>
-                <wp:docPr id="1674481875" name="Picture 6"/>
-                <wp:cNvGraphicFramePr>
-                  <a:graphicFrameLocks xmlns:a="http://schemas.openxmlformats.org/drawingml/2006/main" noChangeAspect="1"/>
-                </wp:cNvGraphicFramePr>
-                <a:graphic xmlns:a="http://schemas.openxmlformats.org/drawingml/2006/main">
-                  <a:graphicData uri="http://schemas.openxmlformats.org/drawingml/2006/picture">
-                    <pic:pic xmlns:pic="http://schemas.openxmlformats.org/drawingml/2006/picture">
-                      <pic:nvPicPr>
-                        <pic:cNvPr id="1964536873" name="Picture 1964536873"/>
-                        <pic:cNvPicPr/>
-                      </pic:nvPicPr>
-                      <pic:blipFill>
-                        <a:blip r:embed="rId3"/>
-                        <a:stretch>
-                          <a:fillRect/>
-                        </a:stretch>
-                      </pic:blipFill>
-                      <pic:spPr>
-                        <a:xfrm>
-                          <a:off x="0" y="0"/>
-                          <a:ext cx="1413672" cy="702417"/>
-                        </a:xfrm>
-                        <a:prstGeom prst="rect">
-                          <a:avLst/>
-                        </a:prstGeom>
-                      </pic:spPr>
-                    </pic:pic>
-                  </a:graphicData>
-                </a:graphic>
-              </wp:inline>
-            </w:drawing>
-          </w:r>
-        </w:p>
-        <w:p>
-          <w:pPr>
-            <w:pStyle w:val="Header"/>
-            <w:rPr>
-              <w:rFonts w:ascii="BC Sans" w:hAnsi="BC Sans"/>
-              <w:sz w:val="14"/>
-              <w:szCs w:val="14"/>
-            </w:rPr>
-          </w:pPr>
-          <w:r>
-            <w:rPr>
-              <w:rFonts w:ascii="BC Sans" w:hAnsi="BC Sans"/>
-              <w:sz w:val="14"/>
-              <w:szCs w:val="14"/>
-            </w:rPr>
-            <w:t>{{/</w:t>
-          </w:r>
-          <w:proofErr w:type="spellStart"/>
-          <w:r>
-            <w:rPr>
-              <w:rFonts w:ascii="BC Sans" w:hAnsi="BC Sans"/>
-              <w:sz w:val="14"/>
-              <w:szCs w:val="14"/>
-            </w:rPr>
-            <w:t>IF_HA_Island</w:t>
-          </w:r>
-          <w:proofErr w:type="spellEnd"/>
-          <w:proofErr w:type="gramStart"/>
-          <w:r>
-            <w:rPr>
-              <w:rFonts w:ascii="BC Sans" w:hAnsi="BC Sans"/>
-              <w:sz w:val="14"/>
-              <w:szCs w:val="14"/>
-            </w:rPr>
-            <w:t>}}{</w:t>
-          </w:r>
-          <w:proofErr w:type="gramEnd"/>
-          <w:r>
-            <w:rPr>
-              <w:rFonts w:ascii="BC Sans" w:hAnsi="BC Sans"/>
-              <w:sz w:val="14"/>
-              <w:szCs w:val="14"/>
-            </w:rPr>
-            <w:br/>
-          </w:r>
-          <w:r>
-            <w:rPr>
-              <w:rFonts w:ascii="BC Sans" w:hAnsi="BC Sans"/>
-              <w:sz w:val="14"/>
-              <w:szCs w:val="14"/>
-            </w:rPr>
-            <w:t>{#IF_HA_VancouverCoastal}}</w:t>
-          </w:r>
-          <w:r>
-            <w:rPr>
-              <w:noProof/>
-              <w:kern w:val="2"/>
-              <w:sz w:val="10"/>
-              <w:szCs w:val="10"/>
-              <w:lang w:val="en-CA" w:eastAsia="en-CA"/>
-            </w:rPr>
-            <w:drawing>
-              <wp:inline distT="0" distB="0" distL="0" distR="0" wp14:anchorId="1A103696" wp14:editId="7B0AC645">
-                <wp:extent cx="1479726" cy="386715"/>
-                <wp:effectExtent l="0" t="0" r="6350" b="0"/>
-                <wp:docPr id="1235227294" name="Picture 4"/>
-                <wp:cNvGraphicFramePr>
-                  <a:graphicFrameLocks xmlns:a="http://schemas.openxmlformats.org/drawingml/2006/main" noChangeAspect="1"/>
-                </wp:cNvGraphicFramePr>
-                <a:graphic xmlns:a="http://schemas.openxmlformats.org/drawingml/2006/main">
-                  <a:graphicData uri="http://schemas.openxmlformats.org/drawingml/2006/picture">
-                    <pic:pic xmlns:pic="http://schemas.openxmlformats.org/drawingml/2006/picture">
-                      <pic:nvPicPr>
-                        <pic:cNvPr id="1151722458" name="Picture 1151722458"/>
-                        <pic:cNvPicPr/>
-                      </pic:nvPicPr>
-                      <pic:blipFill>
-                        <a:blip r:embed="rId4"/>
-                        <a:stretch>
-                          <a:fillRect/>
-                        </a:stretch>
-                      </pic:blipFill>
-                      <pic:spPr>
-                        <a:xfrm>
-                          <a:off x="0" y="0"/>
-                          <a:ext cx="1517294" cy="396533"/>
-                        </a:xfrm>
-                        <a:prstGeom prst="rect">
-                          <a:avLst/>
-                        </a:prstGeom>
-                      </pic:spPr>
-                    </pic:pic>
-                  </a:graphicData>
-                </a:graphic>
-              </wp:inline>
-            </w:drawing>
-          </w:r>
-          <w:r>
-            <w:rPr>
-              <w:rFonts w:ascii="BC Sans" w:hAnsi="BC Sans"/>
-              <w:sz w:val="14"/>
-              <w:szCs w:val="14"/>
-            </w:rPr>
-            <w:t>{{/</w:t>
-          </w:r>
-          <w:proofErr w:type="spellStart"/>
-          <w:r>
-            <w:rPr>
-              <w:rFonts w:ascii="BC Sans" w:hAnsi="BC Sans"/>
-              <w:sz w:val="14"/>
-              <w:szCs w:val="14"/>
-            </w:rPr>
-            <w:t>IF_HA_VancouverCoastal</w:t>
-          </w:r>
-          <w:proofErr w:type="spellEnd"/>
-          <w:r>
-            <w:rPr>
-              <w:rFonts w:ascii="BC Sans" w:hAnsi="BC Sans"/>
-              <w:sz w:val="14"/>
-              <w:szCs w:val="14"/>
-            </w:rPr>
-            <w:t>}}</w:t>
-          </w:r>
-        </w:p>
-        <w:p>
-          <w:pPr>
-            <w:pStyle w:val="Header"/>
-            <w:rPr>
-              <w:rFonts w:ascii="BC Sans" w:hAnsi="BC Sans"/>
-              <w:sz w:val="14"/>
-              <w:szCs w:val="14"/>
-            </w:rPr>
-          </w:pPr>
-          <w:r>
-            <w:rPr>
-              <w:rFonts w:ascii="BC Sans" w:hAnsi="BC Sans"/>
-              <w:sz w:val="14"/>
-              <w:szCs w:val="14"/>
-            </w:rPr>
-            <w:t>{{#IF_HA_Fraser}}</w:t>
-          </w:r>
-          <w:r>
-            <w:rPr>
-              <w:noProof/>
-              <w:kern w:val="2"/>
-              <w:sz w:val="10"/>
-              <w:szCs w:val="10"/>
-              <w:lang w:val="en-CA" w:eastAsia="en-CA"/>
-            </w:rPr>
-            <w:drawing>
-              <wp:inline distT="0" distB="0" distL="0" distR="0" wp14:anchorId="67654498" wp14:editId="33055B0E">
-                <wp:extent cx="2028825" cy="550591"/>
-                <wp:effectExtent l="0" t="0" r="0" b="1905"/>
-                <wp:docPr id="1308687273" name="Picture 5"/>
-                <wp:cNvGraphicFramePr>
-                  <a:graphicFrameLocks xmlns:a="http://schemas.openxmlformats.org/drawingml/2006/main" noChangeAspect="1"/>
-                </wp:cNvGraphicFramePr>
-                <a:graphic xmlns:a="http://schemas.openxmlformats.org/drawingml/2006/main">
-                  <a:graphicData uri="http://schemas.openxmlformats.org/drawingml/2006/picture">
-                    <pic:pic xmlns:pic="http://schemas.openxmlformats.org/drawingml/2006/picture">
-                      <pic:nvPicPr>
-                        <pic:cNvPr id="2017922111" name="Picture 2017922111"/>
-                        <pic:cNvPicPr/>
-                      </pic:nvPicPr>
-                      <pic:blipFill>
-                        <a:blip r:embed="rId5"/>
-                        <a:stretch>
-                          <a:fillRect/>
-                        </a:stretch>
-                      </pic:blipFill>
-                      <pic:spPr>
-                        <a:xfrm>
-                          <a:off x="0" y="0"/>
-                          <a:ext cx="2137304" cy="580030"/>
-                        </a:xfrm>
-                        <a:prstGeom prst="rect">
-                          <a:avLst/>
-                        </a:prstGeom>
-                      </pic:spPr>
-                    </pic:pic>
-                  </a:graphicData>
-                </a:graphic>
-              </wp:inline>
-            </w:drawing>
-          </w:r>
-          <w:r>
-            <w:rPr>
-              <w:rFonts w:ascii="BC Sans" w:hAnsi="BC Sans"/>
-              <w:sz w:val="14"/>
-              <w:szCs w:val="14"/>
-            </w:rPr>
-            <w:t>{{/</w:t>
-          </w:r>
-          <w:proofErr w:type="spellStart"/>
-          <w:r>
-            <w:rPr>
-              <w:rFonts w:ascii="BC Sans" w:hAnsi="BC Sans"/>
-              <w:sz w:val="14"/>
-              <w:szCs w:val="14"/>
-            </w:rPr>
-            <w:t>IF_HA_Fraser</w:t>
-          </w:r>
-          <w:proofErr w:type="spellEnd"/>
-          <w:r>
-            <w:rPr>
-              <w:rFonts w:ascii="BC Sans" w:hAnsi="BC Sans"/>
-              <w:sz w:val="14"/>
-              <w:szCs w:val="14"/>
-            </w:rPr>
-            <w:t>}}</w:t>
-          </w:r>
-        </w:p>
-      </w:tc>
-      <w:tc>
-        <w:tcPr>
-          <w:tcW w:w="4675" w:type="dxa"/>
-        </w:tcPr>
-        <w:p>
-          <w:pPr>
-            <w:spacing w:after="0"/>
-          </w:pPr>
-          <w:r>
-            <w:rPr>
-              <w:rFonts w:ascii="BC Sans" w:hAnsi="BC Sans"/>
-              <w:b/>
-              <w:bCs/>
-              <w:color w:val="000000"/>
-              <w:sz w:val="26"/>
-              <w:szCs w:val="26"/>
-            </w:rPr>
-            <w:t>{{#</w:t>
-          </w:r>
-          <w:r>
-            <w:rPr>
-              <w:rFonts w:ascii="BC Sans" w:hAnsi="BC Sans"/>
-              <w:color w:val="000000"/>
-              <w:sz w:val="26"/>
-              <w:szCs w:val="26"/>
-            </w:rPr>
-            <w:t>BLIdentifier}}</w:t>
-          </w:r>
-        </w:p>
-        <w:p>
-          <w:pPr>
-            <w:pStyle w:val="Header"/>
-            <w:rPr>
-              <w:rFonts w:ascii="BC Sans" w:hAnsi="BC Sans"/>
-              <w:b/>
-              <w:bCs/>
-              <w:color w:val="000000"/>
-              <w:sz w:val="26"/>
-              <w:szCs w:val="26"/>
-            </w:rPr>
-          </w:pPr>
-          <w:r>
-            <w:rPr>
-              <w:rFonts w:ascii="BC Sans" w:hAnsi="BC Sans"/>
-              <w:b/>
-              <w:bCs/>
-              <w:color w:val="000000"/>
-              <w:sz w:val="26"/>
-              <w:szCs w:val="26"/>
-            </w:rPr>
-            <w:t xml:space="preserve">Permit </w:t>
-          </w:r>
-          <w:proofErr w:type="gramStart"/>
-          <w:r>
-            <w:rPr>
-              <w:rFonts w:ascii="BC Sans" w:hAnsi="BC Sans"/>
-              <w:b/>
-              <w:bCs/>
-              <w:color w:val="000000"/>
-              <w:sz w:val="26"/>
-              <w:szCs w:val="26"/>
-            </w:rPr>
-            <w:t>#:</w:t>
-          </w:r>
-          <w:r>
-            <w:rPr>
-              <w:rFonts w:ascii="BC Sans" w:hAnsi="BC Sans"/>
-              <w:color w:val="000000"/>
-              <w:sz w:val="26"/>
-              <w:szCs w:val="26"/>
-            </w:rPr>
-            <w:t>{</w:t>
-          </w:r>
-          <w:proofErr w:type="gramEnd"/>
-          <w:r>
-            <w:rPr>
-              <w:rFonts w:ascii="BC Sans" w:hAnsi="BC Sans"/>
-              <w:color w:val="000000"/>
-              <w:sz w:val="26"/>
-              <w:szCs w:val="26"/>
-            </w:rPr>
-            <w:t>{BLIdentifier</w:t>
-          </w:r>
-          <w:proofErr w:type="gramStart"/>
-          <w:r>
-            <w:rPr>
-              <w:rFonts w:ascii="BC Sans" w:hAnsi="BC Sans"/>
-              <w:color w:val="000000"/>
-              <w:sz w:val="26"/>
-              <w:szCs w:val="26"/>
-            </w:rPr>
-            <w:t>}}{</w:t>
-          </w:r>
-          <w:proofErr w:type="gramEnd"/>
-          <w:r>
-            <w:rPr>
-              <w:rFonts w:ascii="BC Sans" w:hAnsi="BC Sans"/>
-              <w:color w:val="000000"/>
-              <w:sz w:val="26"/>
-              <w:szCs w:val="26"/>
-            </w:rPr>
-            <w:t>{/BLIdentifier}}</w:t>
-          </w:r>
-        </w:p>
-        <w:p>
-          <w:pPr>
-            <w:pStyle w:val="Header"/>
-            <w:rPr>
-              <w:rFonts w:ascii="BC Sans" w:hAnsi="BC Sans"/>
-              <w:color w:val="000000"/>
-              <w:sz w:val="26"/>
-              <w:szCs w:val="26"/>
-            </w:rPr>
-          </w:pPr>
-          <w:r>
-            <w:rPr>
-              <w:rFonts w:ascii="BC Sans" w:hAnsi="BC Sans"/>
-              <w:b/>
-              <w:bCs/>
-              <w:color w:val="000000"/>
-              <w:sz w:val="26"/>
-              <w:szCs w:val="26"/>
-            </w:rPr>
-            <w:t>{{#BLPeriodStart</w:t>
-          </w:r>
-          <w:proofErr w:type="gramStart"/>
-          <w:r>
-            <w:rPr>
-              <w:rFonts w:ascii="BC Sans" w:hAnsi="BC Sans"/>
-              <w:b/>
-              <w:bCs/>
-              <w:color w:val="000000"/>
-              <w:sz w:val="26"/>
-              <w:szCs w:val="26"/>
-            </w:rPr>
-            <w:t>}}Effective</w:t>
-          </w:r>
-          <w:proofErr w:type="gramEnd"/>
-          <w:r>
-            <w:rPr>
-              <w:rFonts w:ascii="BC Sans" w:hAnsi="BC Sans"/>
-              <w:b/>
-              <w:bCs/>
-              <w:color w:val="000000"/>
-              <w:sz w:val="26"/>
-              <w:szCs w:val="26"/>
-            </w:rPr>
-            <w:t xml:space="preserve"> Date: </w:t>
-          </w:r>
-          <w:r>
-            <w:rPr>
-              <w:rFonts w:ascii="BC Sans" w:hAnsi="BC Sans"/>
-              <w:color w:val="000000"/>
-              <w:sz w:val="26"/>
-              <w:szCs w:val="26"/>
-            </w:rPr>
-            <w:t>{{</w:t>
-          </w:r>
-          <w:proofErr w:type="spellStart"/>
-          <w:r>
-            <w:rPr>
-              <w:rFonts w:ascii="BC Sans" w:hAnsi="BC Sans"/>
-              <w:color w:val="000000"/>
-              <w:sz w:val="26"/>
-              <w:szCs w:val="26"/>
-            </w:rPr>
-            <w:t>BLPeriodStart</w:t>
-          </w:r>
-          <w:proofErr w:type="spellEnd"/>
-          <w:proofErr w:type="gramStart"/>
-          <w:r>
-            <w:rPr>
-              <w:rFonts w:ascii="BC Sans" w:hAnsi="BC Sans"/>
-              <w:color w:val="000000"/>
-              <w:sz w:val="26"/>
-              <w:szCs w:val="26"/>
-            </w:rPr>
-            <w:t>}}{</w:t>
-          </w:r>
-          <w:proofErr w:type="gramEnd"/>
-          <w:r>
-            <w:rPr>
-              <w:rFonts w:ascii="BC Sans" w:hAnsi="BC Sans"/>
-              <w:color w:val="000000"/>
-              <w:sz w:val="26"/>
-              <w:szCs w:val="26"/>
-            </w:rPr>
-            <w:t>{/</w:t>
-          </w:r>
-          <w:proofErr w:type="spellStart"/>
-          <w:r>
-            <w:rPr>
-              <w:rFonts w:ascii="BC Sans" w:hAnsi="BC Sans"/>
-              <w:color w:val="000000"/>
-              <w:sz w:val="26"/>
-              <w:szCs w:val="26"/>
-            </w:rPr>
-            <w:t>BLPeriodStart</w:t>
-          </w:r>
-          <w:proofErr w:type="spellEnd"/>
-          <w:r>
-            <w:rPr>
-              <w:rFonts w:ascii="BC Sans" w:hAnsi="BC Sans"/>
-              <w:color w:val="000000"/>
-              <w:sz w:val="26"/>
-              <w:szCs w:val="26"/>
-            </w:rPr>
-            <w:t>}}</w:t>
-          </w:r>
-          <w:r>
-            <w:rPr>
-              <w:color w:val="000000"/>
-            </w:rPr>
-            <w:br/>
-          </w:r>
-          <w:r>
-            <w:rPr>
-              <w:rFonts w:ascii="BC Sans" w:hAnsi="BC Sans"/>
-              <w:b/>
-              <w:bCs/>
-              <w:color w:val="000000"/>
-              <w:sz w:val="26"/>
-              <w:szCs w:val="26"/>
-            </w:rPr>
-            <w:t>{{#BLPeriodEnd</w:t>
-          </w:r>
-          <w:proofErr w:type="gramStart"/>
-          <w:r>
-            <w:rPr>
-              <w:rFonts w:ascii="BC Sans" w:hAnsi="BC Sans"/>
-              <w:b/>
-              <w:bCs/>
-              <w:color w:val="000000"/>
-              <w:sz w:val="26"/>
-              <w:szCs w:val="26"/>
-            </w:rPr>
-            <w:t>}}Expiry</w:t>
-          </w:r>
-          <w:proofErr w:type="gramEnd"/>
-          <w:r>
-            <w:rPr>
-              <w:rFonts w:ascii="BC Sans" w:hAnsi="BC Sans"/>
-              <w:b/>
-              <w:bCs/>
-              <w:color w:val="000000"/>
-              <w:sz w:val="26"/>
-              <w:szCs w:val="26"/>
-            </w:rPr>
-            <w:t xml:space="preserve"> </w:t>
-          </w:r>
-          <w:proofErr w:type="gramStart"/>
-          <w:r>
-            <w:rPr>
-              <w:rFonts w:ascii="BC Sans" w:hAnsi="BC Sans"/>
-              <w:b/>
-              <w:bCs/>
-              <w:color w:val="000000"/>
-              <w:sz w:val="26"/>
-              <w:szCs w:val="26"/>
-            </w:rPr>
-            <w:t>Date:</w:t>
-          </w:r>
-          <w:r>
-            <w:rPr>
-              <w:rFonts w:ascii="BC Sans" w:hAnsi="BC Sans"/>
-              <w:color w:val="000000"/>
-              <w:sz w:val="26"/>
-              <w:szCs w:val="26"/>
-            </w:rPr>
-            <w:t>{</w:t>
-          </w:r>
-          <w:proofErr w:type="gramEnd"/>
-          <w:r>
-            <w:rPr>
-              <w:rFonts w:ascii="BC Sans" w:hAnsi="BC Sans"/>
-              <w:color w:val="000000"/>
-              <w:sz w:val="26"/>
-              <w:szCs w:val="26"/>
-            </w:rPr>
-            <w:t>{</w:t>
-          </w:r>
-          <w:r>
-            <w:rPr>
-              <w:rFonts w:ascii="BC Sans" w:hAnsi="BC Sans"/>
-              <w:color w:val="000000"/>
-              <w:sz w:val="26"/>
-              <w:szCs w:val="26"/>
-            </w:rPr>
-            <w:t>B</w:t>
-          </w:r>
-        </w:p>
-        <w:p>
-          <w:pPr>
-            <w:pStyle w:val="Header"/>
-          </w:pPr>
-          <w:proofErr w:type="spellStart"/>
-          <w:r>
-            <w:rPr>
-              <w:rFonts w:ascii="BC Sans" w:hAnsi="BC Sans"/>
-              <w:color w:val="000000"/>
-              <w:sz w:val="26"/>
-              <w:szCs w:val="26"/>
-            </w:rPr>
-            <w:t>LPeriodEnd</w:t>
-          </w:r>
-          <w:proofErr w:type="spellEnd"/>
-          <w:proofErr w:type="gramStart"/>
-          <w:r>
-            <w:rPr>
-              <w:rFonts w:ascii="BC Sans" w:hAnsi="BC Sans"/>
-              <w:color w:val="000000"/>
-              <w:sz w:val="26"/>
-              <w:szCs w:val="26"/>
-            </w:rPr>
-            <w:t>}}{</w:t>
-          </w:r>
-          <w:proofErr w:type="gramEnd"/>
-          <w:r>
-            <w:rPr>
-              <w:rFonts w:ascii="BC Sans" w:hAnsi="BC Sans"/>
-              <w:color w:val="000000"/>
-              <w:sz w:val="26"/>
-              <w:szCs w:val="26"/>
-            </w:rPr>
-            <w:t>{/</w:t>
-          </w:r>
-          <w:proofErr w:type="spellStart"/>
-          <w:r>
-            <w:rPr>
-              <w:rFonts w:ascii="BC Sans" w:hAnsi="BC Sans"/>
-              <w:color w:val="000000"/>
-              <w:sz w:val="26"/>
-              <w:szCs w:val="26"/>
-            </w:rPr>
-            <w:t>BLPeriodEnd</w:t>
-          </w:r>
-          <w:proofErr w:type="spellEnd"/>
-          <w:r>
-            <w:rPr>
-              <w:rFonts w:ascii="BC Sans" w:hAnsi="BC Sans"/>
-              <w:color w:val="000000"/>
-              <w:sz w:val="26"/>
-              <w:szCs w:val="26"/>
-            </w:rPr>
-            <w:t>}}</w:t>
-          </w:r>
-        </w:p>
-      </w:tc>
-    </w:tr>
-    <w:tr>
-      <w:trPr>
-        <w:trHeight w:val="273"/>
-      </w:trPr>
-      <w:tc>
-        <w:tcPr>
-          <w:tcW w:w="9350" w:type="dxa"/>
-          <w:gridSpan w:val="2"/>
-        </w:tcPr>
-        <w:p>
-          <w:pPr>
-            <w:pStyle w:val="Header"/>
-            <w:jc w:val="center"/>
-            <w:rPr>
-              <w:rFonts w:ascii="BC Sans" w:hAnsi="BC Sans"/>
-              <w:b/>
-              <w:bCs/>
-              <w:color w:val="000000"/>
-              <w:sz w:val="32"/>
-              <w:szCs w:val="32"/>
-            </w:rPr>
-          </w:pPr>
-          <w:r>
-            <w:rPr>
-              <w:rFonts w:ascii="BC Sans" w:hAnsi="BC Sans"/>
-              <w:b/>
-              <w:bCs/>
-              <w:color w:val="000000"/>
-              <w:sz w:val="36"/>
-              <w:szCs w:val="36"/>
-            </w:rPr>
-            <w:t>PERMIT TO OPERATE</w:t>
-          </w:r>
-          <w:r>
-            <w:rPr>
-              <w:rFonts w:ascii="BC Sans" w:hAnsi="BC Sans"/>
-              <w:b/>
-              <w:bCs/>
-              <w:color w:val="000000"/>
-              <w:sz w:val="32"/>
-              <w:szCs w:val="32"/>
-            </w:rPr>
-            <w:br/>
-          </w:r>
-          <w:r>
-            <w:rPr>
-              <w:rFonts w:ascii="BC Sans" w:hAnsi="BC Sans"/>
-              <w:b/>
-              <w:bCs/>
-              <w:color w:val="000000"/>
-              <w:sz w:val="32"/>
-              <w:szCs w:val="32"/>
-            </w:rPr>
-            <w:t>Drinking Water System</w:t>
-          </w:r>
-        </w:p>
-      </w:tc>
-    </w:tr>
-    <w:tr>
-      <w:trPr>
-        <w:trHeight w:val="273"/>
-      </w:trPr>
-      <w:tc>
-        <w:tcPr>
-          <w:tcW w:w="4675" w:type="dxa"/>
-        </w:tcPr>
-        <w:p>
-          <w:pPr>
-            <w:pStyle w:val="Header"/>
-            <w:rPr>
-              <w:rFonts w:ascii="BC Sans" w:hAnsi="BC Sans"/>
-              <w:color w:val="000000"/>
-              <w:sz w:val="24"/>
-              <w:szCs w:val="24"/>
-            </w:rPr>
-          </w:pPr>
-        </w:p>
-        <w:p>
-          <w:pPr>
-            <w:pStyle w:val="Header"/>
-            <w:rPr>
-              <w:rFonts w:ascii="BC Sans" w:hAnsi="BC Sans"/>
-              <w:b/>
-              <w:bCs/>
-              <w:color w:val="000000"/>
-              <w:sz w:val="32"/>
-              <w:szCs w:val="32"/>
-            </w:rPr>
-          </w:pPr>
-          <w:r>
-            <w:rPr>
-              <w:rFonts w:ascii="BC Sans" w:hAnsi="BC Sans"/>
-              <w:color w:val="000000"/>
-              <w:sz w:val="24"/>
-              <w:szCs w:val="24"/>
-            </w:rPr>
-            <w:t>{{#BLAccountName</w:t>
-          </w:r>
-          <w:proofErr w:type="gramStart"/>
-          <w:r>
-            <w:rPr>
-              <w:rFonts w:ascii="BC Sans" w:hAnsi="BC Sans"/>
-              <w:color w:val="000000"/>
-              <w:sz w:val="24"/>
-              <w:szCs w:val="24"/>
-            </w:rPr>
-            <w:t>}}</w:t>
-          </w:r>
-          <w:r>
-            <w:rPr>
-              <w:rFonts w:ascii="BC Sans" w:hAnsi="BC Sans"/>
-              <w:b/>
-              <w:bCs/>
-              <w:color w:val="000000"/>
-              <w:sz w:val="24"/>
-              <w:szCs w:val="24"/>
-            </w:rPr>
-            <w:t>Facility</w:t>
-          </w:r>
-          <w:proofErr w:type="gramEnd"/>
-          <w:r>
-            <w:rPr>
-              <w:rFonts w:ascii="BC Sans" w:hAnsi="BC Sans"/>
-              <w:b/>
-              <w:bCs/>
-              <w:color w:val="000000"/>
-              <w:sz w:val="24"/>
-              <w:szCs w:val="24"/>
-            </w:rPr>
-            <w:t xml:space="preserve"> Name:</w:t>
-          </w:r>
-        </w:p>
-      </w:tc>
-      <w:tc>
-        <w:tcPr>
-          <w:tcW w:w="4675" w:type="dxa"/>
-        </w:tcPr>
-        <w:p>
-          <w:pPr>
-            <w:pStyle w:val="Header"/>
-            <w:rPr>
-              <w:rFonts w:ascii="BC Sans" w:hAnsi="BC Sans"/>
-              <w:color w:val="000000"/>
-              <w:sz w:val="24"/>
-              <w:szCs w:val="24"/>
-            </w:rPr>
-          </w:pPr>
-        </w:p>
-        <w:p>
-          <w:pPr>
-            <w:pStyle w:val="Header"/>
-            <w:rPr>
-              <w:rFonts w:ascii="BC Sans" w:hAnsi="BC Sans"/>
-              <w:b/>
-              <w:bCs/>
-              <w:color w:val="000000"/>
-              <w:sz w:val="32"/>
-              <w:szCs w:val="32"/>
-            </w:rPr>
-          </w:pPr>
-          <w:r>
-            <w:rPr>
-              <w:rFonts w:ascii="BC Sans" w:hAnsi="BC Sans"/>
-              <w:color w:val="000000"/>
-              <w:sz w:val="24"/>
-              <w:szCs w:val="24"/>
-            </w:rPr>
-            <w:t>{{</w:t>
-          </w:r>
-          <w:proofErr w:type="spellStart"/>
-          <w:r>
-            <w:rPr>
-              <w:rFonts w:ascii="BC Sans" w:hAnsi="BC Sans"/>
-              <w:color w:val="000000"/>
-              <w:sz w:val="24"/>
-              <w:szCs w:val="24"/>
-            </w:rPr>
-            <w:t>BLAccountName</w:t>
-          </w:r>
-          <w:proofErr w:type="spellEnd"/>
-          <w:proofErr w:type="gramStart"/>
-          <w:r>
-            <w:rPr>
-              <w:rFonts w:ascii="BC Sans" w:hAnsi="BC Sans"/>
-              <w:color w:val="000000"/>
-              <w:sz w:val="24"/>
-              <w:szCs w:val="24"/>
-            </w:rPr>
-            <w:t>}}{</w:t>
-          </w:r>
-          <w:proofErr w:type="gramEnd"/>
-          <w:r>
-            <w:rPr>
-              <w:rFonts w:ascii="BC Sans" w:hAnsi="BC Sans"/>
-              <w:color w:val="000000"/>
-              <w:sz w:val="24"/>
-              <w:szCs w:val="24"/>
-            </w:rPr>
-            <w:t>{/</w:t>
-          </w:r>
-          <w:proofErr w:type="spellStart"/>
-          <w:r>
-            <w:rPr>
-              <w:rFonts w:ascii="BC Sans" w:hAnsi="BC Sans"/>
-              <w:color w:val="000000"/>
-              <w:sz w:val="24"/>
-              <w:szCs w:val="24"/>
-            </w:rPr>
-            <w:t>BLAccountName</w:t>
-          </w:r>
-          <w:proofErr w:type="spellEnd"/>
-          <w:r>
-            <w:rPr>
-              <w:rFonts w:ascii="BC Sans" w:hAnsi="BC Sans"/>
-              <w:color w:val="000000"/>
-              <w:sz w:val="24"/>
-              <w:szCs w:val="24"/>
-            </w:rPr>
-            <w:t>}}</w:t>
-          </w:r>
-        </w:p>
-      </w:tc>
-    </w:tr>
-  </w:tbl>
-  <w:p>
-    <w:pPr>
-      <w:pStyle w:val="Header"/>
-    </w:pPr>
-  </w:p>
-</w:hdr>
-</file>
-
-<file path=word/header3.xml><?xml version="1.0" encoding="utf-8"?>
-<w:hdr xmlns:wpc="http://schemas.microsoft.com/office/word/2010/wordprocessingCanvas" xmlns:cx="http://schemas.microsoft.com/office/drawing/2014/chartex" xmlns:cx1="http://schemas.microsoft.com/office/drawing/2015/9/8/chartex" xmlns:cx2="http://schemas.microsoft.com/office/drawing/2015/10/21/chartex" xmlns:cx3="http://schemas.microsoft.com/office/drawing/2016/5/9/chartex" xmlns:cx4="http://schemas.microsoft.com/office/drawing/2016/5/10/chartex" xmlns:cx5="http://schemas.microsoft.com/office/drawing/2016/5/11/chartex" xmlns:cx6="http://schemas.microsoft.com/office/drawing/2016/5/12/chartex" xmlns:cx7="http://schemas.microsoft.com/office/drawing/2016/5/13/chartex" xmlns:cx8="http://schemas.microsoft.com/office/drawing/2016/5/14/chartex" xmlns:mc="http://schemas.openxmlformats.org/markup-compatibility/2006" xmlns:aink="http://schemas.microsoft.com/office/drawing/2016/ink" xmlns:am3d="http://schemas.microsoft.com/office/drawing/2017/model3d" xmlns:o="urn:schemas-microsoft-com:office:office" xmlns:oel="http://schemas.microsoft.com/office/2019/extlst" xmlns:r="http://schemas.openxmlformats.org/officeDocument/2006/relationships" xmlns:m="http://schemas.openxmlformats.org/officeDocument/2006/math" xmlns:v="urn:schemas-microsoft-com:vml" xmlns:wp14="http://schemas.microsoft.com/office/word/2010/wordprocessingDrawing" xmlns:wp="http://schemas.openxmlformats.org/drawingml/2006/wordprocessingDrawing" xmlns:w10="urn:schemas-microsoft-com:office:word" xmlns:w="http://schemas.openxmlformats.org/wordprocessingml/2006/main" xmlns:w14="http://schemas.microsoft.com/office/word/2010/wordml" xmlns:w15="http://schemas.microsoft.com/office/word/2012/wordml" xmlns:w16cei="http://schemas.microsoft.com/office/word/2026/wordml/cei" xmlns:w16cex="http://schemas.microsoft.com/office/word/2018/wordml/cex" xmlns:w16cid="http://schemas.microsoft.com/office/word/2016/wordml/cid" xmlns:w16="http://schemas.microsoft.com/office/word/2018/wordml" xmlns:w16du="http://schemas.microsoft.com/office/word/2023/wordml/word16du" xmlns:w16sdtdh="http://schemas.microsoft.com/office/word/2020/wordml/sdtdatahash" xmlns:w16sdtfl="http://schemas.microsoft.com/office/word/2024/wordml/sdtformatlock" xmlns:w16se="http://schemas.microsoft.com/office/word/2015/wordml/symex" xmlns:wpg="http://schemas.microsoft.com/office/word/2010/wordprocessingGroup" xmlns:wpi="http://schemas.microsoft.com/office/word/2010/wordprocessingInk" xmlns:wne="http://schemas.microsoft.com/office/word/2006/wordml" xmlns:wps="http://schemas.microsoft.com/office/word/2010/wordprocessingShape" mc:Ignorable="w14 w15 w16se w16cid w16 w16cex w16sdtdh w16sdtfl w16du wp14">
-  <w:tbl>
-    <w:tblPr>
-      <w:tblStyle w:val="TableGrid"/>
-      <w:tblW w:w="0" w:type="auto"/>
-      <w:tblBorders>
-        <w:top w:val="none" w:sz="0" w:space="0" w:color="auto"/>
-        <w:left w:val="none" w:sz="0" w:space="0" w:color="auto"/>
-        <w:bottom w:val="none" w:sz="0" w:space="0" w:color="auto"/>
-        <w:right w:val="none" w:sz="0" w:space="0" w:color="auto"/>
-        <w:insideH w:val="none" w:sz="0" w:space="0" w:color="auto"/>
-        <w:insideV w:val="none" w:sz="0" w:space="0" w:color="auto"/>
-      </w:tblBorders>
-      <w:tblLook w:val="04A0" w:firstRow="1" w:lastRow="0" w:firstColumn="1" w:lastColumn="0" w:noHBand="0" w:noVBand="1"/>
-    </w:tblPr>
-    <w:tblGrid>
-      <w:gridCol w:w="4675"/>
-      <w:gridCol w:w="4675"/>
-    </w:tblGrid>
-    <w:tr>
-      <w:trPr>
-        <w:trHeight w:val="274"/>
-      </w:trPr>
-      <w:tc>
-        <w:tcPr>
-          <w:tcW w:w="4675" w:type="dxa"/>
-        </w:tcPr>
-        <w:p>
-          <w:pPr>
-            <w:pStyle w:val="Header"/>
-            <w:rPr>
-              <w:sz w:val="14"/>
-              <w:szCs w:val="14"/>
-              <w:lang w:eastAsia="en-CA"/>
-            </w:rPr>
-          </w:pPr>
-          <w:r>
-            <w:rPr>
-              <w:rFonts w:ascii="BC Sans" w:hAnsi="BC Sans"/>
-              <w:sz w:val="14"/>
-              <w:szCs w:val="14"/>
-            </w:rPr>
-            <w:br/>
-          </w:r>
-          <w:r>
-            <w:rPr>
-              <w:rFonts w:ascii="BC Sans" w:hAnsi="BC Sans"/>
-              <w:sz w:val="14"/>
-              <w:szCs w:val="14"/>
-            </w:rPr>
-            <w:br/>
-          </w:r>
-          <w:r>
-            <w:rPr>
-              <w:rFonts w:ascii="BC Sans" w:hAnsi="BC Sans"/>
-              <w:sz w:val="14"/>
-              <w:szCs w:val="14"/>
-            </w:rPr>
-            <w:br/>
-          </w:r>
-          <w:r>
-            <w:rPr>
-              <w:rFonts w:ascii="BC Sans" w:hAnsi="BC Sans"/>
-              <w:sz w:val="14"/>
-              <w:szCs w:val="14"/>
-            </w:rPr>
-            <w:t>{{#IF_HA_Northern}}</w:t>
-          </w:r>
-          <w:r>
-            <w:rPr>
-              <w:noProof/>
-              <w:kern w:val="2"/>
-              <w:sz w:val="10"/>
-              <w:szCs w:val="10"/>
-              <w:lang w:val="en-CA" w:eastAsia="en-CA"/>
-            </w:rPr>
-            <w:drawing>
               <wp:inline distT="0" distB="0" distL="0" distR="0" wp14:anchorId="6C45F7E0" wp14:editId="53433D5E">
                 <wp:extent cx="2046577" cy="495300"/>
                 <wp:effectExtent l="0" t="0" r="0" b="0"/>
@@ -3651,41 +2673,7 @@
               <w:lang w:val="en-CA" w:eastAsia="en-CA"/>
               <w14:ligatures w14:val="standardContextual"/>
             </w:rPr>
-            <w:t>{{/</w:t>
-          </w:r>
-          <w:proofErr w:type="spellStart"/>
-          <w:r>
-            <w:rPr>
-              <w:kern w:val="2"/>
-              <w:sz w:val="14"/>
-              <w:szCs w:val="14"/>
-              <w:lang w:val="en-CA" w:eastAsia="en-CA"/>
-              <w14:ligatures w14:val="standardContextual"/>
-            </w:rPr>
-            <w:t>IF_HA_Northern</w:t>
-          </w:r>
-          <w:proofErr w:type="spellEnd"/>
-          <w:proofErr w:type="gramStart"/>
-          <w:r>
-            <w:rPr>
-              <w:kern w:val="2"/>
-              <w:sz w:val="14"/>
-              <w:szCs w:val="14"/>
-              <w:lang w:val="en-CA" w:eastAsia="en-CA"/>
-              <w14:ligatures w14:val="standardContextual"/>
-            </w:rPr>
-            <w:t>}}{</w:t>
-          </w:r>
-          <w:proofErr w:type="gramEnd"/>
-          <w:r>
-            <w:rPr>
-              <w:kern w:val="2"/>
-              <w:sz w:val="14"/>
-              <w:szCs w:val="14"/>
-              <w:lang w:val="en-CA" w:eastAsia="en-CA"/>
-              <w14:ligatures w14:val="standardContextual"/>
-            </w:rPr>
-            <w:t>{#IF_HA_Interior}}</w:t>
+            <w:t>{{/IF_HA_Northern}}{{#IF_HA_Interior}}</w:t>
           </w:r>
           <w:r>
             <w:rPr>
@@ -3737,35 +2725,7 @@
               <w:szCs w:val="14"/>
               <w:lang w:eastAsia="en-CA"/>
             </w:rPr>
-            <w:t>{{/</w:t>
-          </w:r>
-          <w:proofErr w:type="spellStart"/>
-          <w:r>
-            <w:rPr>
-              <w:sz w:val="14"/>
-              <w:szCs w:val="14"/>
-              <w:lang w:eastAsia="en-CA"/>
-            </w:rPr>
-            <w:t>IF_HA_Interior</w:t>
-          </w:r>
-          <w:proofErr w:type="spellEnd"/>
-          <w:proofErr w:type="gramStart"/>
-          <w:r>
-            <w:rPr>
-              <w:sz w:val="14"/>
-              <w:szCs w:val="14"/>
-              <w:lang w:eastAsia="en-CA"/>
-            </w:rPr>
-            <w:t>}}{</w:t>
-          </w:r>
-          <w:proofErr w:type="gramEnd"/>
-          <w:r>
-            <w:rPr>
-              <w:sz w:val="14"/>
-              <w:szCs w:val="14"/>
-              <w:lang w:eastAsia="en-CA"/>
-            </w:rPr>
-            <w:t>{#IF_HA_Island}}</w:t>
+            <w:t>{{/IF_HA_Interior}}{{#IF_HA_Island}}</w:t>
           </w:r>
           <w:r>
             <w:rPr>
@@ -3826,28 +2786,8 @@
               <w:sz w:val="14"/>
               <w:szCs w:val="14"/>
             </w:rPr>
-            <w:t>{{/</w:t>
-          </w:r>
-          <w:proofErr w:type="spellStart"/>
-          <w:r>
-            <w:rPr>
-              <w:rFonts w:ascii="BC Sans" w:hAnsi="BC Sans"/>
-              <w:sz w:val="14"/>
-              <w:szCs w:val="14"/>
-            </w:rPr>
-            <w:t>IF_HA_Island</w:t>
-          </w:r>
-          <w:proofErr w:type="spellEnd"/>
-          <w:proofErr w:type="gramStart"/>
-          <w:r>
-            <w:rPr>
-              <w:rFonts w:ascii="BC Sans" w:hAnsi="BC Sans"/>
-              <w:sz w:val="14"/>
-              <w:szCs w:val="14"/>
-            </w:rPr>
-            <w:t>}}{</w:t>
-          </w:r>
-          <w:proofErr w:type="gramEnd"/>
+            <w:t>{{/IF_HA_Island}}{</w:t>
+          </w:r>
           <w:r>
             <w:rPr>
               <w:rFonts w:ascii="BC Sans" w:hAnsi="BC Sans"/>
@@ -3914,25 +2854,7 @@
               <w:sz w:val="14"/>
               <w:szCs w:val="14"/>
             </w:rPr>
-            <w:t>{{/</w:t>
-          </w:r>
-          <w:proofErr w:type="spellStart"/>
-          <w:r>
-            <w:rPr>
-              <w:rFonts w:ascii="BC Sans" w:hAnsi="BC Sans"/>
-              <w:sz w:val="14"/>
-              <w:szCs w:val="14"/>
-            </w:rPr>
-            <w:t>IF_HA_VancouverCoastal</w:t>
-          </w:r>
-          <w:proofErr w:type="spellEnd"/>
-          <w:r>
-            <w:rPr>
-              <w:rFonts w:ascii="BC Sans" w:hAnsi="BC Sans"/>
-              <w:sz w:val="14"/>
-              <w:szCs w:val="14"/>
-            </w:rPr>
-            <w:t>}}</w:t>
+            <w:t>{{/IF_HA_VancouverCoastal}}</w:t>
           </w:r>
         </w:p>
         <w:p>
@@ -4002,25 +2924,7 @@
               <w:sz w:val="14"/>
               <w:szCs w:val="14"/>
             </w:rPr>
-            <w:t>{{/</w:t>
-          </w:r>
-          <w:proofErr w:type="spellStart"/>
-          <w:r>
-            <w:rPr>
-              <w:rFonts w:ascii="BC Sans" w:hAnsi="BC Sans"/>
-              <w:sz w:val="14"/>
-              <w:szCs w:val="14"/>
-            </w:rPr>
-            <w:t>IF_HA_Fraser</w:t>
-          </w:r>
-          <w:proofErr w:type="spellEnd"/>
-          <w:r>
-            <w:rPr>
-              <w:rFonts w:ascii="BC Sans" w:hAnsi="BC Sans"/>
-              <w:sz w:val="14"/>
-              <w:szCs w:val="14"/>
-            </w:rPr>
-            <w:t>}}</w:t>
+            <w:t>{{/IF_HA_Fraser}}</w:t>
           </w:r>
         </w:p>
       </w:tc>
@@ -4074,9 +2978,28 @@
               <w:sz w:val="26"/>
               <w:szCs w:val="26"/>
             </w:rPr>
-            <w:t xml:space="preserve">Permit </w:t>
-          </w:r>
-          <w:proofErr w:type="gramStart"/>
+            <w:t>Permit #:</w:t>
+          </w:r>
+          <w:r>
+            <w:rPr>
+              <w:rFonts w:ascii="BC Sans" w:hAnsi="BC Sans"/>
+              <w:color w:val="000000"/>
+              <w:sz w:val="26"/>
+              <w:szCs w:val="26"/>
+            </w:rPr>
+            <w:t>{{BLIdentifier}}{{/BLIdentifier}}</w:t>
+          </w:r>
+        </w:p>
+        <w:p>
+          <w:pPr>
+            <w:pStyle w:val="Header"/>
+            <w:rPr>
+              <w:rFonts w:ascii="BC Sans" w:hAnsi="BC Sans"/>
+              <w:color w:val="000000"/>
+              <w:sz w:val="26"/>
+              <w:szCs w:val="26"/>
+            </w:rPr>
+          </w:pPr>
           <w:r>
             <w:rPr>
               <w:rFonts w:ascii="BC Sans" w:hAnsi="BC Sans"/>
@@ -4086,58 +3009,8 @@
               <w:sz w:val="26"/>
               <w:szCs w:val="26"/>
             </w:rPr>
-            <w:t>#:</w:t>
-          </w:r>
-          <w:r>
-            <w:rPr>
-              <w:rFonts w:ascii="BC Sans" w:hAnsi="BC Sans"/>
-              <w:color w:val="000000"/>
-              <w:sz w:val="26"/>
-              <w:szCs w:val="26"/>
-            </w:rPr>
-            <w:t>{</w:t>
-          </w:r>
-          <w:proofErr w:type="gramEnd"/>
-          <w:r>
-            <w:rPr>
-              <w:rFonts w:ascii="BC Sans" w:hAnsi="BC Sans"/>
-              <w:color w:val="000000"/>
-              <w:sz w:val="26"/>
-              <w:szCs w:val="26"/>
-            </w:rPr>
-            <w:t>{BLIdentifier</w:t>
-          </w:r>
-          <w:proofErr w:type="gramStart"/>
-          <w:r>
-            <w:rPr>
-              <w:rFonts w:ascii="BC Sans" w:hAnsi="BC Sans"/>
-              <w:color w:val="000000"/>
-              <w:sz w:val="26"/>
-              <w:szCs w:val="26"/>
-            </w:rPr>
-            <w:t>}}{</w:t>
-          </w:r>
-          <w:proofErr w:type="gramEnd"/>
-          <w:r>
-            <w:rPr>
-              <w:rFonts w:ascii="BC Sans" w:hAnsi="BC Sans"/>
-              <w:color w:val="000000"/>
-              <w:sz w:val="26"/>
-              <w:szCs w:val="26"/>
-            </w:rPr>
-            <w:t>{/BLIdentifier}}</w:t>
-          </w:r>
-        </w:p>
-        <w:p>
-          <w:pPr>
-            <w:pStyle w:val="Header"/>
-            <w:rPr>
-              <w:rFonts w:ascii="BC Sans" w:hAnsi="BC Sans"/>
-              <w:color w:val="000000"/>
-              <w:sz w:val="26"/>
-              <w:szCs w:val="26"/>
-            </w:rPr>
-          </w:pPr>
+            <w:t>{{#BLPeriodStart}}Effective Date</w:t>
+          </w:r>
           <w:r>
             <w:rPr>
               <w:rFonts w:ascii="BC Sans" w:hAnsi="BC Sans"/>
@@ -4147,9 +3020,23 @@
               <w:sz w:val="26"/>
               <w:szCs w:val="26"/>
             </w:rPr>
-            <w:t>{{#BLPeriodStart</w:t>
-          </w:r>
-          <w:proofErr w:type="gramStart"/>
+            <w:t xml:space="preserve">: </w:t>
+          </w:r>
+          <w:r>
+            <w:rPr>
+              <w:rFonts w:ascii="BC Sans" w:hAnsi="BC Sans"/>
+              <w:color w:val="000000"/>
+              <w:sz w:val="26"/>
+              <w:szCs w:val="26"/>
+            </w:rPr>
+            <w:t>{{BLPeriodStart}}{{/BLPeriodStart}}</w:t>
+          </w:r>
+          <w:r>
+            <w:rPr>
+              <w:color w:val="000000"/>
+            </w:rPr>
+            <w:br/>
+          </w:r>
           <w:r>
             <w:rPr>
               <w:rFonts w:ascii="BC Sans" w:hAnsi="BC Sans"/>
@@ -4159,162 +3046,16 @@
               <w:sz w:val="26"/>
               <w:szCs w:val="26"/>
             </w:rPr>
-            <w:t>}}Effective</w:t>
-          </w:r>
-          <w:proofErr w:type="gramEnd"/>
-          <w:r>
-            <w:rPr>
-              <w:rFonts w:ascii="BC Sans" w:hAnsi="BC Sans"/>
-              <w:b/>
-              <w:bCs/>
+            <w:t>{{#BLPeriodEnd}}Expiry Date:</w:t>
+          </w:r>
+          <w:r>
+            <w:rPr>
+              <w:rFonts w:ascii="BC Sans" w:hAnsi="BC Sans"/>
               <w:color w:val="000000"/>
               <w:sz w:val="26"/>
               <w:szCs w:val="26"/>
             </w:rPr>
-            <w:t xml:space="preserve"> Date</w:t>
-          </w:r>
-          <w:r>
-            <w:rPr>
-              <w:rFonts w:ascii="BC Sans" w:hAnsi="BC Sans"/>
-              <w:b/>
-              <w:bCs/>
-              <w:color w:val="000000"/>
-              <w:sz w:val="26"/>
-              <w:szCs w:val="26"/>
-            </w:rPr>
-            <w:t xml:space="preserve">: </w:t>
-          </w:r>
-          <w:r>
-            <w:rPr>
-              <w:rFonts w:ascii="BC Sans" w:hAnsi="BC Sans"/>
-              <w:color w:val="000000"/>
-              <w:sz w:val="26"/>
-              <w:szCs w:val="26"/>
-            </w:rPr>
             <w:t>{{</w:t>
-          </w:r>
-          <w:proofErr w:type="spellStart"/>
-          <w:r>
-            <w:rPr>
-              <w:rFonts w:ascii="BC Sans" w:hAnsi="BC Sans"/>
-              <w:color w:val="000000"/>
-              <w:sz w:val="26"/>
-              <w:szCs w:val="26"/>
-            </w:rPr>
-            <w:t>BLPeriodStart</w:t>
-          </w:r>
-          <w:proofErr w:type="spellEnd"/>
-          <w:proofErr w:type="gramStart"/>
-          <w:r>
-            <w:rPr>
-              <w:rFonts w:ascii="BC Sans" w:hAnsi="BC Sans"/>
-              <w:color w:val="000000"/>
-              <w:sz w:val="26"/>
-              <w:szCs w:val="26"/>
-            </w:rPr>
-            <w:t>}}{</w:t>
-          </w:r>
-          <w:proofErr w:type="gramEnd"/>
-          <w:r>
-            <w:rPr>
-              <w:rFonts w:ascii="BC Sans" w:hAnsi="BC Sans"/>
-              <w:color w:val="000000"/>
-              <w:sz w:val="26"/>
-              <w:szCs w:val="26"/>
-            </w:rPr>
-            <w:t>{/</w:t>
-          </w:r>
-          <w:proofErr w:type="spellStart"/>
-          <w:r>
-            <w:rPr>
-              <w:rFonts w:ascii="BC Sans" w:hAnsi="BC Sans"/>
-              <w:color w:val="000000"/>
-              <w:sz w:val="26"/>
-              <w:szCs w:val="26"/>
-            </w:rPr>
-            <w:t>BLPeriodStart</w:t>
-          </w:r>
-          <w:proofErr w:type="spellEnd"/>
-          <w:r>
-            <w:rPr>
-              <w:rFonts w:ascii="BC Sans" w:hAnsi="BC Sans"/>
-              <w:color w:val="000000"/>
-              <w:sz w:val="26"/>
-              <w:szCs w:val="26"/>
-            </w:rPr>
-            <w:t>}}</w:t>
-          </w:r>
-          <w:r>
-            <w:rPr>
-              <w:color w:val="000000"/>
-            </w:rPr>
-            <w:br/>
-          </w:r>
-          <w:r>
-            <w:rPr>
-              <w:rFonts w:ascii="BC Sans" w:hAnsi="BC Sans"/>
-              <w:b/>
-              <w:bCs/>
-              <w:color w:val="000000"/>
-              <w:sz w:val="26"/>
-              <w:szCs w:val="26"/>
-            </w:rPr>
-            <w:t>{{#BLPeriodEnd</w:t>
-          </w:r>
-          <w:proofErr w:type="gramStart"/>
-          <w:r>
-            <w:rPr>
-              <w:rFonts w:ascii="BC Sans" w:hAnsi="BC Sans"/>
-              <w:b/>
-              <w:bCs/>
-              <w:color w:val="000000"/>
-              <w:sz w:val="26"/>
-              <w:szCs w:val="26"/>
-            </w:rPr>
-            <w:t>}}Expiry</w:t>
-          </w:r>
-          <w:proofErr w:type="gramEnd"/>
-          <w:r>
-            <w:rPr>
-              <w:rFonts w:ascii="BC Sans" w:hAnsi="BC Sans"/>
-              <w:b/>
-              <w:bCs/>
-              <w:color w:val="000000"/>
-              <w:sz w:val="26"/>
-              <w:szCs w:val="26"/>
-            </w:rPr>
-            <w:t xml:space="preserve"> </w:t>
-          </w:r>
-          <w:proofErr w:type="gramStart"/>
-          <w:r>
-            <w:rPr>
-              <w:rFonts w:ascii="BC Sans" w:hAnsi="BC Sans"/>
-              <w:b/>
-              <w:bCs/>
-              <w:color w:val="000000"/>
-              <w:sz w:val="26"/>
-              <w:szCs w:val="26"/>
-            </w:rPr>
-            <w:t>Date:</w:t>
-          </w:r>
-          <w:r>
-            <w:rPr>
-              <w:rFonts w:ascii="BC Sans" w:hAnsi="BC Sans"/>
-              <w:color w:val="000000"/>
-              <w:sz w:val="26"/>
-              <w:szCs w:val="26"/>
-            </w:rPr>
-            <w:t>{</w:t>
-          </w:r>
-          <w:proofErr w:type="gramEnd"/>
-          <w:r>
-            <w:rPr>
-              <w:rFonts w:ascii="BC Sans" w:hAnsi="BC Sans"/>
-              <w:color w:val="000000"/>
-              <w:sz w:val="26"/>
-              <w:szCs w:val="26"/>
-            </w:rPr>
-            <w:t>{</w:t>
           </w:r>
           <w:r>
             <w:rPr>
@@ -4330,7 +3071,6 @@
           <w:pPr>
             <w:pStyle w:val="Header"/>
           </w:pPr>
-          <w:proofErr w:type="spellStart"/>
           <w:r>
             <w:rPr>
               <w:rFonts w:ascii="BC Sans" w:hAnsi="BC Sans"/>
@@ -4347,48 +3087,7 @@
               <w:sz w:val="26"/>
               <w:szCs w:val="26"/>
             </w:rPr>
-            <w:t>PeriodEnd</w:t>
-          </w:r>
-          <w:proofErr w:type="spellEnd"/>
-          <w:proofErr w:type="gramStart"/>
-          <w:r>
-            <w:rPr>
-              <w:rFonts w:ascii="BC Sans" w:hAnsi="BC Sans"/>
-              <w:color w:val="000000"/>
-              <w:sz w:val="26"/>
-              <w:szCs w:val="26"/>
-            </w:rPr>
-            <w:t>}}{</w:t>
-          </w:r>
-          <w:proofErr w:type="gramEnd"/>
-          <w:r>
-            <w:rPr>
-              <w:rFonts w:ascii="BC Sans" w:hAnsi="BC Sans"/>
-              <w:color w:val="000000"/>
-              <w:sz w:val="26"/>
-              <w:szCs w:val="26"/>
-            </w:rPr>
-            <w:t>{/</w:t>
-          </w:r>
-          <w:proofErr w:type="spellStart"/>
-          <w:r>
-            <w:rPr>
-              <w:rFonts w:ascii="BC Sans" w:hAnsi="BC Sans"/>
-              <w:color w:val="000000"/>
-              <w:sz w:val="26"/>
-              <w:szCs w:val="26"/>
-            </w:rPr>
-            <w:t>BLPeriodEnd</w:t>
-          </w:r>
-          <w:proofErr w:type="spellEnd"/>
-          <w:r>
-            <w:rPr>
-              <w:rFonts w:ascii="BC Sans" w:hAnsi="BC Sans"/>
-              <w:color w:val="000000"/>
-              <w:sz w:val="26"/>
-              <w:szCs w:val="26"/>
-            </w:rPr>
-            <w:t>}}</w:t>
+            <w:t>PeriodEnd}}{{/BLPeriodEnd}}</w:t>
           </w:r>
         </w:p>
       </w:tc>
@@ -4489,17 +3188,7 @@
               <w:sz w:val="24"/>
               <w:szCs w:val="24"/>
             </w:rPr>
-            <w:t>{{#BLAccountName</w:t>
-          </w:r>
-          <w:proofErr w:type="gramStart"/>
-          <w:r>
-            <w:rPr>
-              <w:rFonts w:ascii="BC Sans" w:hAnsi="BC Sans"/>
-              <w:color w:val="000000"/>
-              <w:sz w:val="24"/>
-              <w:szCs w:val="24"/>
-            </w:rPr>
-            <w:t>}}</w:t>
+            <w:t>{{#BLAccountName}}</w:t>
           </w:r>
           <w:r>
             <w:rPr>
@@ -4510,19 +3199,7 @@
               <w:sz w:val="24"/>
               <w:szCs w:val="24"/>
             </w:rPr>
-            <w:t>Facility</w:t>
-          </w:r>
-          <w:proofErr w:type="gramEnd"/>
-          <w:r>
-            <w:rPr>
-              <w:rFonts w:ascii="BC Sans" w:hAnsi="BC Sans"/>
-              <w:b/>
-              <w:bCs/>
-              <w:color w:val="000000"/>
-              <w:sz w:val="24"/>
-              <w:szCs w:val="24"/>
-            </w:rPr>
-            <w:t xml:space="preserve"> Name:</w:t>
+            <w:t>Facility Name:</w:t>
           </w:r>
         </w:p>
       </w:tc>
@@ -4560,58 +3237,7 @@
               <w:sz w:val="24"/>
               <w:szCs w:val="24"/>
             </w:rPr>
-            <w:t>{{</w:t>
-          </w:r>
-          <w:proofErr w:type="spellStart"/>
-          <w:r>
-            <w:rPr>
-              <w:rFonts w:ascii="BC Sans" w:hAnsi="BC Sans"/>
-              <w:color w:val="000000"/>
-              <w:sz w:val="24"/>
-              <w:szCs w:val="24"/>
-            </w:rPr>
-            <w:t>BLAccountName</w:t>
-          </w:r>
-          <w:proofErr w:type="spellEnd"/>
-          <w:proofErr w:type="gramStart"/>
-          <w:r>
-            <w:rPr>
-              <w:rFonts w:ascii="BC Sans" w:hAnsi="BC Sans"/>
-              <w:color w:val="000000"/>
-              <w:sz w:val="24"/>
-              <w:szCs w:val="24"/>
-            </w:rPr>
-            <w:t>}}{</w:t>
-          </w:r>
-          <w:proofErr w:type="gramEnd"/>
-          <w:r>
-            <w:rPr>
-              <w:rFonts w:ascii="BC Sans" w:hAnsi="BC Sans"/>
-              <w:color w:val="000000"/>
-              <w:sz w:val="24"/>
-              <w:szCs w:val="24"/>
-            </w:rPr>
-            <w:t>{/</w:t>
-          </w:r>
-          <w:proofErr w:type="spellStart"/>
-          <w:r>
-            <w:rPr>
-              <w:rFonts w:ascii="BC Sans" w:hAnsi="BC Sans"/>
-              <w:color w:val="000000"/>
-              <w:sz w:val="24"/>
-              <w:szCs w:val="24"/>
-            </w:rPr>
-            <w:t>BLAccountName</w:t>
-          </w:r>
-          <w:proofErr w:type="spellEnd"/>
-          <w:r>
-            <w:rPr>
-              <w:rFonts w:ascii="BC Sans" w:hAnsi="BC Sans"/>
-              <w:color w:val="000000"/>
-              <w:sz w:val="24"/>
-              <w:szCs w:val="24"/>
-            </w:rPr>
-            <w:t>}}</w:t>
+            <w:t>{{BLAccountName}}{{/BLAccountName}}</w:t>
           </w:r>
         </w:p>
       </w:tc>
@@ -7027,6 +5653,7 @@
   <w:style w:type="character" w:default="1" w:styleId="DefaultParagraphFont">
     <w:name w:val="Default Paragraph Font"/>
     <w:uiPriority w:val="1"/>
+    <w:semiHidden/>
     <w:unhideWhenUsed/>
   </w:style>
   <w:style w:type="table" w:default="1" w:styleId="TableNormal">
@@ -7745,6 +6372,23 @@
 </file>
 
 <file path=customXml/item1.xml><?xml version="1.0" encoding="utf-8"?>
+<p:properties xmlns:p="http://schemas.microsoft.com/office/2006/metadata/properties" xmlns:xsi="http://www.w3.org/2001/XMLSchema-instance" xmlns:pc="http://schemas.microsoft.com/office/infopath/2007/PartnerControls">
+  <documentManagement>
+    <_activity xmlns="13224391-9520-4043-8144-ea4246789642" xsi:nil="true"/>
+  </documentManagement>
+</p:properties>
+</file>
+
+<file path=customXml/item2.xml><?xml version="1.0" encoding="utf-8"?>
+<?mso-contentType ?>
+<FormTemplates xmlns="http://schemas.microsoft.com/sharepoint/v3/contenttype/forms">
+  <Display>DocumentLibraryForm</Display>
+  <Edit>DocumentLibraryForm</Edit>
+  <New>DocumentLibraryForm</New>
+</FormTemplates>
+</file>
+
+<file path=customXml/item3.xml><?xml version="1.0" encoding="utf-8"?>
 <ct:contentTypeSchema xmlns:ct="http://schemas.microsoft.com/office/2006/metadata/contentType" xmlns:ma="http://schemas.microsoft.com/office/2006/metadata/properties/metaAttributes" ct:_="" ma:_="" ma:contentTypeName="Document" ma:contentTypeID="0x01010002381797402D29459302B87BC08D6BFF" ma:contentTypeVersion="14" ma:contentTypeDescription="Create a new document." ma:contentTypeScope="" ma:versionID="d0190f6de51f6e99d4003aca1d9fda60">
   <xsd:schema xmlns:xsd="http://www.w3.org/2001/XMLSchema" xmlns:xs="http://www.w3.org/2001/XMLSchema" xmlns:p="http://schemas.microsoft.com/office/2006/metadata/properties" xmlns:ns3="13224391-9520-4043-8144-ea4246789642" xmlns:ns4="be94fa87-42a6-40f5-955d-92ea8844be4c" targetNamespace="http://schemas.microsoft.com/office/2006/metadata/properties" ma:root="true" ma:fieldsID="d16e9fa0f80c802ed69b371a291e984e" ns3:_="" ns4:_="">
     <xsd:import namespace="13224391-9520-4043-8144-ea4246789642"/>
@@ -7971,24 +6615,25 @@
 </ct:contentTypeSchema>
 </file>
 
-<file path=customXml/item2.xml><?xml version="1.0" encoding="utf-8"?>
-<?mso-contentType ?>
-<FormTemplates xmlns="http://schemas.microsoft.com/sharepoint/v3/contenttype/forms">
-  <Display>DocumentLibraryForm</Display>
-  <Edit>DocumentLibraryForm</Edit>
-  <New>DocumentLibraryForm</New>
-</FormTemplates>
+<file path=customXml/itemProps1.xml><?xml version="1.0" encoding="utf-8"?>
+<ds:datastoreItem xmlns:ds="http://schemas.openxmlformats.org/officeDocument/2006/customXml" ds:itemID="{DF54842B-B632-4470-BC7C-362633B9A6DF}">
+  <ds:schemaRefs>
+    <ds:schemaRef ds:uri="http://schemas.microsoft.com/office/2006/metadata/properties"/>
+    <ds:schemaRef ds:uri="http://schemas.microsoft.com/office/infopath/2007/PartnerControls"/>
+    <ds:schemaRef ds:uri="13224391-9520-4043-8144-ea4246789642"/>
+  </ds:schemaRefs>
+</ds:datastoreItem>
 </file>
 
-<file path=customXml/item3.xml><?xml version="1.0" encoding="utf-8"?>
-<p:properties xmlns:p="http://schemas.microsoft.com/office/2006/metadata/properties" xmlns:xsi="http://www.w3.org/2001/XMLSchema-instance" xmlns:pc="http://schemas.microsoft.com/office/infopath/2007/PartnerControls">
-  <documentManagement>
-    <_activity xmlns="13224391-9520-4043-8144-ea4246789642" xsi:nil="true"/>
-  </documentManagement>
-</p:properties>
+<file path=customXml/itemProps2.xml><?xml version="1.0" encoding="utf-8"?>
+<ds:datastoreItem xmlns:ds="http://schemas.openxmlformats.org/officeDocument/2006/customXml" ds:itemID="{1C5B2013-E90D-4927-A589-8E229EE0056F}">
+  <ds:schemaRefs>
+    <ds:schemaRef ds:uri="http://schemas.microsoft.com/sharepoint/v3/contenttype/forms"/>
+  </ds:schemaRefs>
+</ds:datastoreItem>
 </file>
 
-<file path=customXml/itemProps1.xml><?xml version="1.0" encoding="utf-8"?>
+<file path=customXml/itemProps3.xml><?xml version="1.0" encoding="utf-8"?>
 <ds:datastoreItem xmlns:ds="http://schemas.openxmlformats.org/officeDocument/2006/customXml" ds:itemID="{FE79DDA2-865B-486C-8B68-5C0139048C07}">
   <ds:schemaRefs>
     <ds:schemaRef ds:uri="http://schemas.microsoft.com/office/2006/metadata/contentType"/>
@@ -8005,22 +6650,4 @@
     <ds:schemaRef ds:uri="http://schemas.microsoft.com/internal/obd"/>
   </ds:schemaRefs>
 </ds:datastoreItem>
-</file>
-
-<file path=customXml/itemProps2.xml><?xml version="1.0" encoding="utf-8"?>
-<ds:datastoreItem xmlns:ds="http://schemas.openxmlformats.org/officeDocument/2006/customXml" ds:itemID="{1C5B2013-E90D-4927-A589-8E229EE0056F}">
-  <ds:schemaRefs>
-    <ds:schemaRef ds:uri="http://schemas.microsoft.com/sharepoint/v3/contenttype/forms"/>
-  </ds:schemaRefs>
-</ds:datastoreItem>
-</file>
-
-<file path=customXml/itemProps3.xml><?xml version="1.0" encoding="utf-8"?>
-<ds:datastoreItem xmlns:ds="http://schemas.openxmlformats.org/officeDocument/2006/customXml" ds:itemID="{DF54842B-B632-4470-BC7C-362633B9A6DF}">
-  <ds:schemaRefs>
-    <ds:schemaRef ds:uri="http://schemas.microsoft.com/office/2006/metadata/properties"/>
-    <ds:schemaRef ds:uri="http://schemas.microsoft.com/office/infopath/2007/PartnerControls"/>
-    <ds:schemaRef ds:uri="13224391-9520-4043-8144-ea4246789642"/>
-  </ds:schemaRefs>
-</ds:datastoreItem>
 </file>
--- a/PHOCS-Docgentemplates/PHOCSDrinkingWaterPermitTemplate.docx
+++ b/PHOCS-Docgentemplates/PHOCSDrinkingWaterPermitTemplate.docx
@@ -352,7 +352,6 @@
                 <w:sz w:val="24"/>
                 <w:szCs w:val="24"/>
               </w:rPr>
-              <w:lastRenderedPageBreak/>
               <w:t>{{#AccountCategoryL1}}Source Category:</w:t>
             </w:r>
           </w:p>
@@ -395,6 +394,7 @@
                 <w:sz w:val="24"/>
                 <w:szCs w:val="24"/>
               </w:rPr>
+              <w:lastRenderedPageBreak/>
               <w:t>{{AccountCategoryL1}}{{/AccountCategoryL1}}</w:t>
             </w:r>
           </w:p>
@@ -789,7 +789,6 @@
                 <w:sz w:val="24"/>
                 <w:szCs w:val="24"/>
               </w:rPr>
-              <w:lastRenderedPageBreak/>
               <w:t>Potable Water Exemption:</w:t>
             </w:r>
           </w:p>
@@ -832,7 +831,23 @@
                 <w:sz w:val="24"/>
                 <w:szCs w:val="24"/>
               </w:rPr>
-              <w:t>{{Portable Water Exemption}}</w:t>
+              <w:t>{{</w:t>
+            </w:r>
+            <w:r>
+              <w:rPr>
+                <w:rFonts w:ascii="BC Sans" w:hAnsi="BC Sans"/>
+                <w:sz w:val="24"/>
+                <w:szCs w:val="24"/>
+              </w:rPr>
+              <w:t>PotableWaterExemption</w:t>
+            </w:r>
+            <w:r>
+              <w:rPr>
+                <w:rFonts w:ascii="BC Sans" w:hAnsi="BC Sans"/>
+                <w:sz w:val="24"/>
+                <w:szCs w:val="24"/>
+              </w:rPr>
+              <w:t>}}</w:t>
             </w:r>
           </w:p>
         </w:tc>
@@ -867,6 +882,7 @@
                 <w:sz w:val="24"/>
                 <w:szCs w:val="24"/>
               </w:rPr>
+              <w:lastRenderedPageBreak/>
               <w:t>ERCP Available:</w:t>
             </w:r>
           </w:p>
@@ -1340,12 +1356,20 @@
         </w:tabs>
         <w:spacing w:after="0"/>
       </w:pPr>
+      <w:r>
+        <w:br w:type="textWrapping" w:clear="all"/>
+      </w:r>
+      <w:r>
+        <w:tab/>
+      </w:r>
     </w:p>
     <w:sectPr>
-      <w:headerReference w:type="default" r:id="rId10"/>
-      <w:footerReference w:type="default" r:id="rId11"/>
-      <w:headerReference w:type="first" r:id="rId12"/>
-      <w:footerReference w:type="first" r:id="rId13"/>
+      <w:headerReference w:type="even" r:id="rId10"/>
+      <w:headerReference w:type="default" r:id="rId11"/>
+      <w:footerReference w:type="even" r:id="rId12"/>
+      <w:footerReference w:type="default" r:id="rId13"/>
+      <w:headerReference w:type="first" r:id="rId14"/>
+      <w:footerReference w:type="first" r:id="rId15"/>
       <w:pgSz w:w="12240" w:h="15840"/>
       <w:pgMar w:top="1440" w:right="1440" w:bottom="1440" w:left="1440" w:header="706" w:footer="706" w:gutter="0"/>
       <w:cols w:space="720"/>
@@ -1382,6 +1406,16 @@
 </file>
 
 <file path=word/footer1.xml><?xml version="1.0" encoding="utf-8"?>
+<w:ftr xmlns:wpc="http://schemas.microsoft.com/office/word/2010/wordprocessingCanvas" xmlns:cx="http://schemas.microsoft.com/office/drawing/2014/chartex" xmlns:cx1="http://schemas.microsoft.com/office/drawing/2015/9/8/chartex" xmlns:cx2="http://schemas.microsoft.com/office/drawing/2015/10/21/chartex" xmlns:cx3="http://schemas.microsoft.com/office/drawing/2016/5/9/chartex" xmlns:cx4="http://schemas.microsoft.com/office/drawing/2016/5/10/chartex" xmlns:cx5="http://schemas.microsoft.com/office/drawing/2016/5/11/chartex" xmlns:cx6="http://schemas.microsoft.com/office/drawing/2016/5/12/chartex" xmlns:cx7="http://schemas.microsoft.com/office/drawing/2016/5/13/chartex" xmlns:cx8="http://schemas.microsoft.com/office/drawing/2016/5/14/chartex" xmlns:mc="http://schemas.openxmlformats.org/markup-compatibility/2006" xmlns:aink="http://schemas.microsoft.com/office/drawing/2016/ink" xmlns:am3d="http://schemas.microsoft.com/office/drawing/2017/model3d" xmlns:o="urn:schemas-microsoft-com:office:office" xmlns:oel="http://schemas.microsoft.com/office/2019/extlst" xmlns:r="http://schemas.openxmlformats.org/officeDocument/2006/relationships" xmlns:m="http://schemas.openxmlformats.org/officeDocument/2006/math" xmlns:v="urn:schemas-microsoft-com:vml" xmlns:wp14="http://schemas.microsoft.com/office/word/2010/wordprocessingDrawing" xmlns:wp="http://schemas.openxmlformats.org/drawingml/2006/wordprocessingDrawing" xmlns:w10="urn:schemas-microsoft-com:office:word" xmlns:w="http://schemas.openxmlformats.org/wordprocessingml/2006/main" xmlns:w14="http://schemas.microsoft.com/office/word/2010/wordml" xmlns:w15="http://schemas.microsoft.com/office/word/2012/wordml" xmlns:w16cei="http://schemas.microsoft.com/office/word/2026/wordml/cei" xmlns:w16cex="http://schemas.microsoft.com/office/word/2018/wordml/cex" xmlns:w16cid="http://schemas.microsoft.com/office/word/2016/wordml/cid" xmlns:w16="http://schemas.microsoft.com/office/word/2018/wordml" xmlns:w16du="http://schemas.microsoft.com/office/word/2023/wordml/word16du" xmlns:w16sdtdh="http://schemas.microsoft.com/office/word/2020/wordml/sdtdatahash" xmlns:w16sdtfl="http://schemas.microsoft.com/office/word/2024/wordml/sdtformatlock" xmlns:w16se="http://schemas.microsoft.com/office/word/2015/wordml/symex" xmlns:wpg="http://schemas.microsoft.com/office/word/2010/wordprocessingGroup" xmlns:wpi="http://schemas.microsoft.com/office/word/2010/wordprocessingInk" xmlns:wne="http://schemas.microsoft.com/office/word/2006/wordml" xmlns:wps="http://schemas.microsoft.com/office/word/2010/wordprocessingShape" mc:Ignorable="w14 w15 w16se w16cid w16 w16cex w16sdtdh w16sdtfl w16du wp14">
+  <w:p>
+    <w:pPr>
+      <w:pStyle w:val="Footer"/>
+    </w:pPr>
+  </w:p>
+</w:ftr>
+</file>
+
+<file path=word/footer2.xml><?xml version="1.0" encoding="utf-8"?>
 <w:ftr xmlns:wpc="http://schemas.microsoft.com/office/word/2010/wordprocessingCanvas" xmlns:cx="http://schemas.microsoft.com/office/drawing/2014/chartex" xmlns:cx1="http://schemas.microsoft.com/office/drawing/2015/9/8/chartex" xmlns:cx2="http://schemas.microsoft.com/office/drawing/2015/10/21/chartex" xmlns:cx3="http://schemas.microsoft.com/office/drawing/2016/5/9/chartex" xmlns:cx4="http://schemas.microsoft.com/office/drawing/2016/5/10/chartex" xmlns:cx5="http://schemas.microsoft.com/office/drawing/2016/5/11/chartex" xmlns:cx6="http://schemas.microsoft.com/office/drawing/2016/5/12/chartex" xmlns:cx7="http://schemas.microsoft.com/office/drawing/2016/5/13/chartex" xmlns:cx8="http://schemas.microsoft.com/office/drawing/2016/5/14/chartex" xmlns:mc="http://schemas.openxmlformats.org/markup-compatibility/2006" xmlns:aink="http://schemas.microsoft.com/office/drawing/2016/ink" xmlns:am3d="http://schemas.microsoft.com/office/drawing/2017/model3d" xmlns:o="urn:schemas-microsoft-com:office:office" xmlns:oel="http://schemas.microsoft.com/office/2019/extlst" xmlns:r="http://schemas.openxmlformats.org/officeDocument/2006/relationships" xmlns:m="http://schemas.openxmlformats.org/officeDocument/2006/math" xmlns:v="urn:schemas-microsoft-com:vml" xmlns:wp14="http://schemas.microsoft.com/office/word/2010/wordprocessingDrawing" xmlns:wp="http://schemas.openxmlformats.org/drawingml/2006/wordprocessingDrawing" xmlns:w10="urn:schemas-microsoft-com:office:word" xmlns:w="http://schemas.openxmlformats.org/wordprocessingml/2006/main" xmlns:w14="http://schemas.microsoft.com/office/word/2010/wordml" xmlns:w15="http://schemas.microsoft.com/office/word/2012/wordml" xmlns:w16cei="http://schemas.microsoft.com/office/word/2026/wordml/cei" xmlns:w16cex="http://schemas.microsoft.com/office/word/2018/wordml/cex" xmlns:w16cid="http://schemas.microsoft.com/office/word/2016/wordml/cid" xmlns:w16="http://schemas.microsoft.com/office/word/2018/wordml" xmlns:w16du="http://schemas.microsoft.com/office/word/2023/wordml/word16du" xmlns:w16sdtdh="http://schemas.microsoft.com/office/word/2020/wordml/sdtdatahash" xmlns:w16sdtfl="http://schemas.microsoft.com/office/word/2024/wordml/sdtformatlock" xmlns:w16se="http://schemas.microsoft.com/office/word/2015/wordml/symex" xmlns:wpg="http://schemas.microsoft.com/office/word/2010/wordprocessingGroup" xmlns:wpi="http://schemas.microsoft.com/office/word/2010/wordprocessingInk" xmlns:wne="http://schemas.microsoft.com/office/word/2006/wordml" xmlns:wps="http://schemas.microsoft.com/office/word/2010/wordprocessingShape" mc:Ignorable="w14 w15 w16se w16cid w16 w16cex w16sdtdh w16sdtfl w16du wp14">
   <w:sdt>
     <w:sdtPr>
@@ -1405,33 +1439,6 @@
             <w:pPr>
               <w:pStyle w:val="Footer"/>
               <w:jc w:val="center"/>
-              <w:rPr>
-                <w:rFonts w:ascii="BC Sans" w:hAnsi="BC Sans"/>
-              </w:rPr>
-            </w:pPr>
-            <w:r>
-              <w:rPr>
-                <w:rFonts w:ascii="BC Sans" w:hAnsi="BC Sans"/>
-              </w:rPr>
-              <w:t>THIS PERMIT IS</w:t>
-            </w:r>
-            <w:r>
-              <w:rPr>
-                <w:rFonts w:ascii="BC Sans" w:hAnsi="BC Sans"/>
-              </w:rPr>
-              <w:t xml:space="preserve"> NON-TRANSFERABLE AND MUST BE DISPLAYED IN A CONSPICUOUS LOCATION</w:t>
-            </w:r>
-            <w:r>
-              <w:rPr>
-                <w:rFonts w:ascii="BC Sans" w:hAnsi="BC Sans"/>
-              </w:rPr>
-              <w:br/>
-            </w:r>
-          </w:p>
-          <w:p>
-            <w:pPr>
-              <w:pStyle w:val="Footer"/>
-              <w:jc w:val="center"/>
             </w:pPr>
             <w:r>
               <w:t xml:space="preserve">Page </w:t>
@@ -1528,10 +1535,36 @@
       </w:sdt>
     </w:sdtContent>
   </w:sdt>
+  <w:p>
+    <w:pPr>
+      <w:pStyle w:val="Footer"/>
+      <w:jc w:val="center"/>
+      <w:rPr>
+        <w:rFonts w:ascii="BC Sans" w:hAnsi="BC Sans"/>
+      </w:rPr>
+    </w:pPr>
+    <w:r>
+      <w:rPr>
+        <w:rFonts w:ascii="BC Sans" w:hAnsi="BC Sans"/>
+      </w:rPr>
+      <w:t>THIS PERMIT IS</w:t>
+    </w:r>
+    <w:r>
+      <w:rPr>
+        <w:rFonts w:ascii="BC Sans" w:hAnsi="BC Sans"/>
+      </w:rPr>
+      <w:t xml:space="preserve"> NON-TRANSFERABLE AND MUST BE DISPLAYED IN A CONSPICUOUS LOCATION</w:t>
+    </w:r>
+  </w:p>
+  <w:p>
+    <w:pPr>
+      <w:pStyle w:val="Footer"/>
+    </w:pPr>
+  </w:p>
 </w:ftr>
 </file>
 
-<file path=word/footer2.xml><?xml version="1.0" encoding="utf-8"?>
+<file path=word/footer3.xml><?xml version="1.0" encoding="utf-8"?>
 <w:ftr xmlns:wpc="http://schemas.microsoft.com/office/word/2010/wordprocessingCanvas" xmlns:cx="http://schemas.microsoft.com/office/drawing/2014/chartex" xmlns:cx1="http://schemas.microsoft.com/office/drawing/2015/9/8/chartex" xmlns:cx2="http://schemas.microsoft.com/office/drawing/2015/10/21/chartex" xmlns:cx3="http://schemas.microsoft.com/office/drawing/2016/5/9/chartex" xmlns:cx4="http://schemas.microsoft.com/office/drawing/2016/5/10/chartex" xmlns:cx5="http://schemas.microsoft.com/office/drawing/2016/5/11/chartex" xmlns:cx6="http://schemas.microsoft.com/office/drawing/2016/5/12/chartex" xmlns:cx7="http://schemas.microsoft.com/office/drawing/2016/5/13/chartex" xmlns:cx8="http://schemas.microsoft.com/office/drawing/2016/5/14/chartex" xmlns:mc="http://schemas.openxmlformats.org/markup-compatibility/2006" xmlns:aink="http://schemas.microsoft.com/office/drawing/2016/ink" xmlns:am3d="http://schemas.microsoft.com/office/drawing/2017/model3d" xmlns:o="urn:schemas-microsoft-com:office:office" xmlns:oel="http://schemas.microsoft.com/office/2019/extlst" xmlns:r="http://schemas.openxmlformats.org/officeDocument/2006/relationships" xmlns:m="http://schemas.openxmlformats.org/officeDocument/2006/math" xmlns:v="urn:schemas-microsoft-com:vml" xmlns:wp14="http://schemas.microsoft.com/office/word/2010/wordprocessingDrawing" xmlns:wp="http://schemas.openxmlformats.org/drawingml/2006/wordprocessingDrawing" xmlns:w10="urn:schemas-microsoft-com:office:word" xmlns:w="http://schemas.openxmlformats.org/wordprocessingml/2006/main" xmlns:w14="http://schemas.microsoft.com/office/word/2010/wordml" xmlns:w15="http://schemas.microsoft.com/office/word/2012/wordml" xmlns:w16cei="http://schemas.microsoft.com/office/word/2026/wordml/cei" xmlns:w16cex="http://schemas.microsoft.com/office/word/2018/wordml/cex" xmlns:w16cid="http://schemas.microsoft.com/office/word/2016/wordml/cid" xmlns:w16="http://schemas.microsoft.com/office/word/2018/wordml" xmlns:w16du="http://schemas.microsoft.com/office/word/2023/wordml/word16du" xmlns:w16sdtdh="http://schemas.microsoft.com/office/word/2020/wordml/sdtdatahash" xmlns:w16sdtfl="http://schemas.microsoft.com/office/word/2024/wordml/sdtformatlock" xmlns:w16se="http://schemas.microsoft.com/office/word/2015/wordml/symex" xmlns:wpg="http://schemas.microsoft.com/office/word/2010/wordprocessingGroup" xmlns:wpi="http://schemas.microsoft.com/office/word/2010/wordprocessingInk" xmlns:wne="http://schemas.microsoft.com/office/word/2006/wordml" xmlns:wps="http://schemas.microsoft.com/office/word/2010/wordprocessingShape" mc:Ignorable="w14 w15 w16se w16cid w16 w16cex w16sdtdh w16sdtfl w16du wp14">
   <w:sdt>
     <w:sdtPr>
@@ -1555,175 +1588,6 @@
             <w:pPr>
               <w:pStyle w:val="Footer"/>
               <w:jc w:val="center"/>
-              <w:rPr>
-                <w:rFonts w:ascii="BC Sans" w:hAnsi="BC Sans"/>
-              </w:rPr>
-            </w:pPr>
-            <w:r>
-              <w:rPr>
-                <w:noProof/>
-                <w14:ligatures w14:val="standardContextual"/>
-              </w:rPr>
-              <mc:AlternateContent>
-                <mc:Choice Requires="wps">
-                  <w:drawing>
-                    <wp:anchor distT="0" distB="0" distL="114300" distR="114300" simplePos="0" relativeHeight="251659264" behindDoc="0" locked="0" layoutInCell="1" allowOverlap="1" wp14:anchorId="79F7A182" wp14:editId="08B7CBE8">
-                      <wp:simplePos x="0" y="0"/>
-                      <wp:positionH relativeFrom="column">
-                        <wp:posOffset>4508500</wp:posOffset>
-                      </wp:positionH>
-                      <wp:positionV relativeFrom="paragraph">
-                        <wp:posOffset>-810260</wp:posOffset>
-                      </wp:positionV>
-                      <wp:extent cx="2286000" cy="2286000"/>
-                      <wp:effectExtent l="0" t="0" r="19050" b="19050"/>
-                      <wp:wrapSquare wrapText="bothSides"/>
-                      <wp:docPr id="885942955" name="Rectangle 1"/>
-                      <wp:cNvGraphicFramePr/>
-                      <a:graphic xmlns:a="http://schemas.openxmlformats.org/drawingml/2006/main">
-                        <a:graphicData uri="http://schemas.microsoft.com/office/word/2010/wordprocessingShape">
-                          <wps:wsp>
-                            <wps:cNvSpPr/>
-                            <wps:spPr>
-                              <a:xfrm>
-                                <a:off x="0" y="0"/>
-                                <a:ext cx="2286000" cy="2286000"/>
-                              </a:xfrm>
-                              <a:prstGeom prst="rect">
-                                <a:avLst/>
-                              </a:prstGeom>
-                              <a:ln w="3175">
-                                <a:solidFill>
-                                  <a:schemeClr val="tx2">
-                                    <a:lumMod val="10000"/>
-                                    <a:lumOff val="90000"/>
-                                  </a:schemeClr>
-                                </a:solidFill>
-                              </a:ln>
-                            </wps:spPr>
-                            <wps:style>
-                              <a:lnRef idx="2">
-                                <a:schemeClr val="dk1"/>
-                              </a:lnRef>
-                              <a:fillRef idx="1">
-                                <a:schemeClr val="lt1"/>
-                              </a:fillRef>
-                              <a:effectRef idx="0">
-                                <a:schemeClr val="dk1"/>
-                              </a:effectRef>
-                              <a:fontRef idx="minor">
-                                <a:schemeClr val="dk1"/>
-                              </a:fontRef>
-                            </wps:style>
-                            <wps:txbx>
-                              <w:txbxContent>
-                                <w:p>
-                                  <w:pPr>
-                                    <w:jc w:val="center"/>
-                                    <w:rPr>
-                                      <w:rFonts w:ascii="BC Sans" w:hAnsi="BC Sans"/>
-                                      <w:i/>
-                                      <w:iCs/>
-                                      <w:color w:val="99CCFF"/>
-                                      <w:sz w:val="24"/>
-                                      <w:szCs w:val="24"/>
-                                    </w:rPr>
-                                  </w:pPr>
-                                  <w:r>
-                                    <w:rPr>
-                                      <w:rFonts w:ascii="BC Sans" w:hAnsi="BC Sans"/>
-                                      <w:i/>
-                                      <w:iCs/>
-                                      <w:color w:val="99CCFF"/>
-                                      <w:sz w:val="24"/>
-                                      <w:szCs w:val="24"/>
-                                    </w:rPr>
-                                    <w:t>Place decal here</w:t>
-                                  </w:r>
-                                </w:p>
-                              </w:txbxContent>
-                            </wps:txbx>
-                            <wps:bodyPr rot="0" spcFirstLastPara="0" vertOverflow="overflow" horzOverflow="overflow" vert="horz" wrap="square" lIns="91440" tIns="45720" rIns="91440" bIns="45720" numCol="1" spcCol="0" rtlCol="0" fromWordArt="0" anchor="ctr" anchorCtr="0" forceAA="0" compatLnSpc="1">
-                              <a:prstTxWarp prst="textNoShape">
-                                <a:avLst/>
-                              </a:prstTxWarp>
-                              <a:noAutofit/>
-                            </wps:bodyPr>
-                          </wps:wsp>
-                        </a:graphicData>
-                      </a:graphic>
-                      <wp14:sizeRelH relativeFrom="margin">
-                        <wp14:pctWidth>0</wp14:pctWidth>
-                      </wp14:sizeRelH>
-                      <wp14:sizeRelV relativeFrom="margin">
-                        <wp14:pctHeight>0</wp14:pctHeight>
-                      </wp14:sizeRelV>
-                    </wp:anchor>
-                  </w:drawing>
-                </mc:Choice>
-                <mc:Fallback>
-                  <w:pict>
-                    <v:rect w14:anchorId="79F7A182" id="Rectangle 1" o:spid="_x0000_s1026" style="position:absolute;left:0;text-align:left;margin-left:355pt;margin-top:-63.8pt;width:180pt;height:180pt;z-index:251659264;visibility:visible;mso-wrap-style:square;mso-width-percent:0;mso-height-percent:0;mso-wrap-distance-left:9pt;mso-wrap-distance-top:0;mso-wrap-distance-right:9pt;mso-wrap-distance-bottom:0;mso-position-horizontal:absolute;mso-position-horizontal-relative:text;mso-position-vertical:absolute;mso-position-vertical-relative:text;mso-width-percent:0;mso-height-percent:0;mso-width-relative:margin;mso-height-relative:margin;v-text-anchor:middle" o:gfxdata="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" fillcolor="white [3201]" strokecolor="#dceaf7 [351]" strokeweight=".25pt">
-                      <v:textbox>
-                        <w:txbxContent>
-                          <w:p>
-                            <w:pPr>
-                              <w:jc w:val="center"/>
-                              <w:rPr>
-                                <w:rFonts w:ascii="BC Sans" w:hAnsi="BC Sans"/>
-                                <w:i/>
-                                <w:iCs/>
-                                <w:color w:val="99CCFF"/>
-                                <w:sz w:val="24"/>
-                                <w:szCs w:val="24"/>
-                              </w:rPr>
-                            </w:pPr>
-                            <w:r>
-                              <w:rPr>
-                                <w:rFonts w:ascii="BC Sans" w:hAnsi="BC Sans"/>
-                                <w:i/>
-                                <w:iCs/>
-                                <w:color w:val="99CCFF"/>
-                                <w:sz w:val="24"/>
-                                <w:szCs w:val="24"/>
-                              </w:rPr>
-                              <w:t>Place decal here</w:t>
-                            </w:r>
-                          </w:p>
-                        </w:txbxContent>
-                      </v:textbox>
-                      <w10:wrap type="square"/>
-                    </v:rect>
-                  </w:pict>
-                </mc:Fallback>
-              </mc:AlternateContent>
-            </w:r>
-            <w:r>
-              <w:br/>
-            </w:r>
-            <w:r>
-              <w:rPr>
-                <w:rFonts w:ascii="BC Sans" w:hAnsi="BC Sans"/>
-              </w:rPr>
-              <w:t>THIS PERMIT IS</w:t>
-            </w:r>
-            <w:r>
-              <w:rPr>
-                <w:rFonts w:ascii="BC Sans" w:hAnsi="BC Sans"/>
-              </w:rPr>
-              <w:t xml:space="preserve"> NON-TRANSFERABLE AND MUST BE DISPLAYED IN A CONSPICUOUS LOCATION</w:t>
-            </w:r>
-            <w:r>
-              <w:rPr>
-                <w:rFonts w:ascii="BC Sans" w:hAnsi="BC Sans"/>
-              </w:rPr>
-              <w:br/>
-            </w:r>
-          </w:p>
-          <w:p>
-            <w:pPr>
-              <w:pStyle w:val="Footer"/>
-              <w:jc w:val="center"/>
             </w:pPr>
             <w:r>
               <w:t xml:space="preserve">Page </w:t>
@@ -1829,6 +1693,27 @@
       </w:rPr>
     </w:pPr>
   </w:p>
+  <w:p>
+    <w:pPr>
+      <w:pStyle w:val="Footer"/>
+      <w:jc w:val="center"/>
+      <w:rPr>
+        <w:rFonts w:ascii="BC Sans" w:hAnsi="BC Sans"/>
+      </w:rPr>
+    </w:pPr>
+    <w:r>
+      <w:rPr>
+        <w:rFonts w:ascii="BC Sans" w:hAnsi="BC Sans"/>
+      </w:rPr>
+      <w:t>THIS PERMIT IS</w:t>
+    </w:r>
+    <w:r>
+      <w:rPr>
+        <w:rFonts w:ascii="BC Sans" w:hAnsi="BC Sans"/>
+      </w:rPr>
+      <w:t xml:space="preserve"> NON-TRANSFERABLE AND MUST BE DISPLAYED IN A CONSPICUOUS LOCATION</w:t>
+    </w:r>
+  </w:p>
 </w:ftr>
 </file>
 
@@ -1858,6 +1743,16 @@
 </file>
 
 <file path=word/header1.xml><?xml version="1.0" encoding="utf-8"?>
+<w:hdr xmlns:wpc="http://schemas.microsoft.com/office/word/2010/wordprocessingCanvas" xmlns:cx="http://schemas.microsoft.com/office/drawing/2014/chartex" xmlns:cx1="http://schemas.microsoft.com/office/drawing/2015/9/8/chartex" xmlns:cx2="http://schemas.microsoft.com/office/drawing/2015/10/21/chartex" xmlns:cx3="http://schemas.microsoft.com/office/drawing/2016/5/9/chartex" xmlns:cx4="http://schemas.microsoft.com/office/drawing/2016/5/10/chartex" xmlns:cx5="http://schemas.microsoft.com/office/drawing/2016/5/11/chartex" xmlns:cx6="http://schemas.microsoft.com/office/drawing/2016/5/12/chartex" xmlns:cx7="http://schemas.microsoft.com/office/drawing/2016/5/13/chartex" xmlns:cx8="http://schemas.microsoft.com/office/drawing/2016/5/14/chartex" xmlns:mc="http://schemas.openxmlformats.org/markup-compatibility/2006" xmlns:aink="http://schemas.microsoft.com/office/drawing/2016/ink" xmlns:am3d="http://schemas.microsoft.com/office/drawing/2017/model3d" xmlns:o="urn:schemas-microsoft-com:office:office" xmlns:oel="http://schemas.microsoft.com/office/2019/extlst" xmlns:r="http://schemas.openxmlformats.org/officeDocument/2006/relationships" xmlns:m="http://schemas.openxmlformats.org/officeDocument/2006/math" xmlns:v="urn:schemas-microsoft-com:vml" xmlns:wp14="http://schemas.microsoft.com/office/word/2010/wordprocessingDrawing" xmlns:wp="http://schemas.openxmlformats.org/drawingml/2006/wordprocessingDrawing" xmlns:w10="urn:schemas-microsoft-com:office:word" xmlns:w="http://schemas.openxmlformats.org/wordprocessingml/2006/main" xmlns:w14="http://schemas.microsoft.com/office/word/2010/wordml" xmlns:w15="http://schemas.microsoft.com/office/word/2012/wordml" xmlns:w16cei="http://schemas.microsoft.com/office/word/2026/wordml/cei" xmlns:w16cex="http://schemas.microsoft.com/office/word/2018/wordml/cex" xmlns:w16cid="http://schemas.microsoft.com/office/word/2016/wordml/cid" xmlns:w16="http://schemas.microsoft.com/office/word/2018/wordml" xmlns:w16du="http://schemas.microsoft.com/office/word/2023/wordml/word16du" xmlns:w16sdtdh="http://schemas.microsoft.com/office/word/2020/wordml/sdtdatahash" xmlns:w16sdtfl="http://schemas.microsoft.com/office/word/2024/wordml/sdtformatlock" xmlns:w16se="http://schemas.microsoft.com/office/word/2015/wordml/symex" xmlns:wpg="http://schemas.microsoft.com/office/word/2010/wordprocessingGroup" xmlns:wpi="http://schemas.microsoft.com/office/word/2010/wordprocessingInk" xmlns:wne="http://schemas.microsoft.com/office/word/2006/wordml" xmlns:wps="http://schemas.microsoft.com/office/word/2010/wordprocessingShape" mc:Ignorable="w14 w15 w16se w16cid w16 w16cex w16sdtdh w16sdtfl w16du wp14">
+  <w:p>
+    <w:pPr>
+      <w:pStyle w:val="Header"/>
+    </w:pPr>
+  </w:p>
+</w:hdr>
+</file>
+
+<file path=word/header2.xml><?xml version="1.0" encoding="utf-8"?>
 <w:hdr xmlns:wpc="http://schemas.microsoft.com/office/word/2010/wordprocessingCanvas" xmlns:cx="http://schemas.microsoft.com/office/drawing/2014/chartex" xmlns:cx1="http://schemas.microsoft.com/office/drawing/2015/9/8/chartex" xmlns:cx2="http://schemas.microsoft.com/office/drawing/2015/10/21/chartex" xmlns:cx3="http://schemas.microsoft.com/office/drawing/2016/5/9/chartex" xmlns:cx4="http://schemas.microsoft.com/office/drawing/2016/5/10/chartex" xmlns:cx5="http://schemas.microsoft.com/office/drawing/2016/5/11/chartex" xmlns:cx6="http://schemas.microsoft.com/office/drawing/2016/5/12/chartex" xmlns:cx7="http://schemas.microsoft.com/office/drawing/2016/5/13/chartex" xmlns:cx8="http://schemas.microsoft.com/office/drawing/2016/5/14/chartex" xmlns:mc="http://schemas.openxmlformats.org/markup-compatibility/2006" xmlns:aink="http://schemas.microsoft.com/office/drawing/2016/ink" xmlns:am3d="http://schemas.microsoft.com/office/drawing/2017/model3d" xmlns:o="urn:schemas-microsoft-com:office:office" xmlns:oel="http://schemas.microsoft.com/office/2019/extlst" xmlns:r="http://schemas.openxmlformats.org/officeDocument/2006/relationships" xmlns:m="http://schemas.openxmlformats.org/officeDocument/2006/math" xmlns:v="urn:schemas-microsoft-com:vml" xmlns:wp14="http://schemas.microsoft.com/office/word/2010/wordprocessingDrawing" xmlns:wp="http://schemas.openxmlformats.org/drawingml/2006/wordprocessingDrawing" xmlns:w10="urn:schemas-microsoft-com:office:word" xmlns:w="http://schemas.openxmlformats.org/wordprocessingml/2006/main" xmlns:w14="http://schemas.microsoft.com/office/word/2010/wordml" xmlns:w15="http://schemas.microsoft.com/office/word/2012/wordml" xmlns:w16cei="http://schemas.microsoft.com/office/word/2026/wordml/cei" xmlns:w16cex="http://schemas.microsoft.com/office/word/2018/wordml/cex" xmlns:w16cid="http://schemas.microsoft.com/office/word/2016/wordml/cid" xmlns:w16="http://schemas.microsoft.com/office/word/2018/wordml" xmlns:w16du="http://schemas.microsoft.com/office/word/2023/wordml/word16du" xmlns:w16sdtdh="http://schemas.microsoft.com/office/word/2020/wordml/sdtdatahash" xmlns:w16sdtfl="http://schemas.microsoft.com/office/word/2024/wordml/sdtformatlock" xmlns:w16se="http://schemas.microsoft.com/office/word/2015/wordml/symex" xmlns:wpg="http://schemas.microsoft.com/office/word/2010/wordprocessingGroup" xmlns:wpi="http://schemas.microsoft.com/office/word/2010/wordprocessingInk" xmlns:wne="http://schemas.microsoft.com/office/word/2006/wordml" xmlns:wps="http://schemas.microsoft.com/office/word/2010/wordprocessingShape" mc:Ignorable="w14 w15 w16se w16cid w16 w16cex w16sdtdh w16sdtfl w16du wp14">
   <w:tbl>
     <w:tblPr>
@@ -2544,7 +2439,7 @@
 </w:hdr>
 </file>
 
-<file path=word/header2.xml><?xml version="1.0" encoding="utf-8"?>
+<file path=word/header3.xml><?xml version="1.0" encoding="utf-8"?>
 <w:hdr xmlns:wpc="http://schemas.microsoft.com/office/word/2010/wordprocessingCanvas" xmlns:cx="http://schemas.microsoft.com/office/drawing/2014/chartex" xmlns:cx1="http://schemas.microsoft.com/office/drawing/2015/9/8/chartex" xmlns:cx2="http://schemas.microsoft.com/office/drawing/2015/10/21/chartex" xmlns:cx3="http://schemas.microsoft.com/office/drawing/2016/5/9/chartex" xmlns:cx4="http://schemas.microsoft.com/office/drawing/2016/5/10/chartex" xmlns:cx5="http://schemas.microsoft.com/office/drawing/2016/5/11/chartex" xmlns:cx6="http://schemas.microsoft.com/office/drawing/2016/5/12/chartex" xmlns:cx7="http://schemas.microsoft.com/office/drawing/2016/5/13/chartex" xmlns:cx8="http://schemas.microsoft.com/office/drawing/2016/5/14/chartex" xmlns:mc="http://schemas.openxmlformats.org/markup-compatibility/2006" xmlns:aink="http://schemas.microsoft.com/office/drawing/2016/ink" xmlns:am3d="http://schemas.microsoft.com/office/drawing/2017/model3d" xmlns:o="urn:schemas-microsoft-com:office:office" xmlns:oel="http://schemas.microsoft.com/office/2019/extlst" xmlns:r="http://schemas.openxmlformats.org/officeDocument/2006/relationships" xmlns:m="http://schemas.openxmlformats.org/officeDocument/2006/math" xmlns:v="urn:schemas-microsoft-com:vml" xmlns:wp14="http://schemas.microsoft.com/office/word/2010/wordprocessingDrawing" xmlns:wp="http://schemas.openxmlformats.org/drawingml/2006/wordprocessingDrawing" xmlns:w10="urn:schemas-microsoft-com:office:word" xmlns:w="http://schemas.openxmlformats.org/wordprocessingml/2006/main" xmlns:w14="http://schemas.microsoft.com/office/word/2010/wordml" xmlns:w15="http://schemas.microsoft.com/office/word/2012/wordml" xmlns:w16cei="http://schemas.microsoft.com/office/word/2026/wordml/cei" xmlns:w16cex="http://schemas.microsoft.com/office/word/2018/wordml/cex" xmlns:w16cid="http://schemas.microsoft.com/office/word/2016/wordml/cid" xmlns:w16="http://schemas.microsoft.com/office/word/2018/wordml" xmlns:w16du="http://schemas.microsoft.com/office/word/2023/wordml/word16du" xmlns:w16sdtdh="http://schemas.microsoft.com/office/word/2020/wordml/sdtdatahash" xmlns:w16sdtfl="http://schemas.microsoft.com/office/word/2024/wordml/sdtformatlock" xmlns:w16se="http://schemas.microsoft.com/office/word/2015/wordml/symex" xmlns:wpg="http://schemas.microsoft.com/office/word/2010/wordprocessingGroup" xmlns:wpi="http://schemas.microsoft.com/office/word/2010/wordprocessingInk" xmlns:wne="http://schemas.microsoft.com/office/word/2006/wordml" xmlns:wps="http://schemas.microsoft.com/office/word/2010/wordprocessingShape" mc:Ignorable="w14 w15 w16se w16cid w16 w16cex w16sdtdh w16sdtfl w16du wp14">
   <w:tbl>
     <w:tblPr>
@@ -5653,7 +5548,6 @@
   <w:style w:type="character" w:default="1" w:styleId="DefaultParagraphFont">
     <w:name w:val="Default Paragraph Font"/>
     <w:uiPriority w:val="1"/>
-    <w:semiHidden/>
     <w:unhideWhenUsed/>
   </w:style>
   <w:style w:type="table" w:default="1" w:styleId="TableNormal">
@@ -6372,23 +6266,6 @@
 </file>
 
 <file path=customXml/item1.xml><?xml version="1.0" encoding="utf-8"?>
-<p:properties xmlns:p="http://schemas.microsoft.com/office/2006/metadata/properties" xmlns:xsi="http://www.w3.org/2001/XMLSchema-instance" xmlns:pc="http://schemas.microsoft.com/office/infopath/2007/PartnerControls">
-  <documentManagement>
-    <_activity xmlns="13224391-9520-4043-8144-ea4246789642" xsi:nil="true"/>
-  </documentManagement>
-</p:properties>
-</file>
-
-<file path=customXml/item2.xml><?xml version="1.0" encoding="utf-8"?>
-<?mso-contentType ?>
-<FormTemplates xmlns="http://schemas.microsoft.com/sharepoint/v3/contenttype/forms">
-  <Display>DocumentLibraryForm</Display>
-  <Edit>DocumentLibraryForm</Edit>
-  <New>DocumentLibraryForm</New>
-</FormTemplates>
-</file>
-
-<file path=customXml/item3.xml><?xml version="1.0" encoding="utf-8"?>
 <ct:contentTypeSchema xmlns:ct="http://schemas.microsoft.com/office/2006/metadata/contentType" xmlns:ma="http://schemas.microsoft.com/office/2006/metadata/properties/metaAttributes" ct:_="" ma:_="" ma:contentTypeName="Document" ma:contentTypeID="0x01010002381797402D29459302B87BC08D6BFF" ma:contentTypeVersion="14" ma:contentTypeDescription="Create a new document." ma:contentTypeScope="" ma:versionID="d0190f6de51f6e99d4003aca1d9fda60">
   <xsd:schema xmlns:xsd="http://www.w3.org/2001/XMLSchema" xmlns:xs="http://www.w3.org/2001/XMLSchema" xmlns:p="http://schemas.microsoft.com/office/2006/metadata/properties" xmlns:ns3="13224391-9520-4043-8144-ea4246789642" xmlns:ns4="be94fa87-42a6-40f5-955d-92ea8844be4c" targetNamespace="http://schemas.microsoft.com/office/2006/metadata/properties" ma:root="true" ma:fieldsID="d16e9fa0f80c802ed69b371a291e984e" ns3:_="" ns4:_="">
     <xsd:import namespace="13224391-9520-4043-8144-ea4246789642"/>
@@ -6615,25 +6492,24 @@
 </ct:contentTypeSchema>
 </file>
 
-<file path=customXml/itemProps1.xml><?xml version="1.0" encoding="utf-8"?>
-<ds:datastoreItem xmlns:ds="http://schemas.openxmlformats.org/officeDocument/2006/customXml" ds:itemID="{DF54842B-B632-4470-BC7C-362633B9A6DF}">
-  <ds:schemaRefs>
-    <ds:schemaRef ds:uri="http://schemas.microsoft.com/office/2006/metadata/properties"/>
-    <ds:schemaRef ds:uri="http://schemas.microsoft.com/office/infopath/2007/PartnerControls"/>
-    <ds:schemaRef ds:uri="13224391-9520-4043-8144-ea4246789642"/>
-  </ds:schemaRefs>
-</ds:datastoreItem>
+<file path=customXml/item2.xml><?xml version="1.0" encoding="utf-8"?>
+<?mso-contentType ?>
+<FormTemplates xmlns="http://schemas.microsoft.com/sharepoint/v3/contenttype/forms">
+  <Display>DocumentLibraryForm</Display>
+  <Edit>DocumentLibraryForm</Edit>
+  <New>DocumentLibraryForm</New>
+</FormTemplates>
 </file>
 
-<file path=customXml/itemProps2.xml><?xml version="1.0" encoding="utf-8"?>
-<ds:datastoreItem xmlns:ds="http://schemas.openxmlformats.org/officeDocument/2006/customXml" ds:itemID="{1C5B2013-E90D-4927-A589-8E229EE0056F}">
-  <ds:schemaRefs>
-    <ds:schemaRef ds:uri="http://schemas.microsoft.com/sharepoint/v3/contenttype/forms"/>
-  </ds:schemaRefs>
-</ds:datastoreItem>
+<file path=customXml/item3.xml><?xml version="1.0" encoding="utf-8"?>
+<p:properties xmlns:p="http://schemas.microsoft.com/office/2006/metadata/properties" xmlns:xsi="http://www.w3.org/2001/XMLSchema-instance" xmlns:pc="http://schemas.microsoft.com/office/infopath/2007/PartnerControls">
+  <documentManagement>
+    <_activity xmlns="13224391-9520-4043-8144-ea4246789642" xsi:nil="true"/>
+  </documentManagement>
+</p:properties>
 </file>
 
-<file path=customXml/itemProps3.xml><?xml version="1.0" encoding="utf-8"?>
+<file path=customXml/itemProps1.xml><?xml version="1.0" encoding="utf-8"?>
 <ds:datastoreItem xmlns:ds="http://schemas.openxmlformats.org/officeDocument/2006/customXml" ds:itemID="{FE79DDA2-865B-486C-8B68-5C0139048C07}">
   <ds:schemaRefs>
     <ds:schemaRef ds:uri="http://schemas.microsoft.com/office/2006/metadata/contentType"/>
@@ -6650,4 +6526,22 @@
     <ds:schemaRef ds:uri="http://schemas.microsoft.com/internal/obd"/>
   </ds:schemaRefs>
 </ds:datastoreItem>
+</file>
+
+<file path=customXml/itemProps2.xml><?xml version="1.0" encoding="utf-8"?>
+<ds:datastoreItem xmlns:ds="http://schemas.openxmlformats.org/officeDocument/2006/customXml" ds:itemID="{1C5B2013-E90D-4927-A589-8E229EE0056F}">
+  <ds:schemaRefs>
+    <ds:schemaRef ds:uri="http://schemas.microsoft.com/sharepoint/v3/contenttype/forms"/>
+  </ds:schemaRefs>
+</ds:datastoreItem>
+</file>
+
+<file path=customXml/itemProps3.xml><?xml version="1.0" encoding="utf-8"?>
+<ds:datastoreItem xmlns:ds="http://schemas.openxmlformats.org/officeDocument/2006/customXml" ds:itemID="{DF54842B-B632-4470-BC7C-362633B9A6DF}">
+  <ds:schemaRefs>
+    <ds:schemaRef ds:uri="http://schemas.microsoft.com/office/2006/metadata/properties"/>
+    <ds:schemaRef ds:uri="http://schemas.microsoft.com/office/infopath/2007/PartnerControls"/>
+    <ds:schemaRef ds:uri="13224391-9520-4043-8144-ea4246789642"/>
+  </ds:schemaRefs>
+</ds:datastoreItem>
 </file>
--- a/PHOCS-Docgentemplates/PHOCSDrinkingWaterPermitTemplate.docx
+++ b/PHOCS-Docgentemplates/PHOCSDrinkingWaterPermitTemplate.docx
@@ -849,6 +849,16 @@
               </w:rPr>
               <w:t>}}</w:t>
             </w:r>
+          </w:p>
+          <w:p>
+            <w:pPr>
+              <w:spacing w:after="0"/>
+              <w:rPr>
+                <w:rFonts w:ascii="BC Sans" w:hAnsi="BC Sans"/>
+                <w:sz w:val="24"/>
+                <w:szCs w:val="24"/>
+              </w:rPr>
+            </w:pPr>
           </w:p>
         </w:tc>
       </w:tr>
@@ -5548,6 +5558,7 @@
   <w:style w:type="character" w:default="1" w:styleId="DefaultParagraphFont">
     <w:name w:val="Default Paragraph Font"/>
     <w:uiPriority w:val="1"/>
+    <w:semiHidden/>
     <w:unhideWhenUsed/>
   </w:style>
   <w:style w:type="table" w:default="1" w:styleId="TableNormal">
@@ -6266,6 +6277,23 @@
 </file>
 
 <file path=customXml/item1.xml><?xml version="1.0" encoding="utf-8"?>
+<p:properties xmlns:p="http://schemas.microsoft.com/office/2006/metadata/properties" xmlns:xsi="http://www.w3.org/2001/XMLSchema-instance" xmlns:pc="http://schemas.microsoft.com/office/infopath/2007/PartnerControls">
+  <documentManagement>
+    <_activity xmlns="13224391-9520-4043-8144-ea4246789642" xsi:nil="true"/>
+  </documentManagement>
+</p:properties>
+</file>
+
+<file path=customXml/item2.xml><?xml version="1.0" encoding="utf-8"?>
+<?mso-contentType ?>
+<FormTemplates xmlns="http://schemas.microsoft.com/sharepoint/v3/contenttype/forms">
+  <Display>DocumentLibraryForm</Display>
+  <Edit>DocumentLibraryForm</Edit>
+  <New>DocumentLibraryForm</New>
+</FormTemplates>
+</file>
+
+<file path=customXml/item3.xml><?xml version="1.0" encoding="utf-8"?>
 <ct:contentTypeSchema xmlns:ct="http://schemas.microsoft.com/office/2006/metadata/contentType" xmlns:ma="http://schemas.microsoft.com/office/2006/metadata/properties/metaAttributes" ct:_="" ma:_="" ma:contentTypeName="Document" ma:contentTypeID="0x01010002381797402D29459302B87BC08D6BFF" ma:contentTypeVersion="14" ma:contentTypeDescription="Create a new document." ma:contentTypeScope="" ma:versionID="d0190f6de51f6e99d4003aca1d9fda60">
   <xsd:schema xmlns:xsd="http://www.w3.org/2001/XMLSchema" xmlns:xs="http://www.w3.org/2001/XMLSchema" xmlns:p="http://schemas.microsoft.com/office/2006/metadata/properties" xmlns:ns3="13224391-9520-4043-8144-ea4246789642" xmlns:ns4="be94fa87-42a6-40f5-955d-92ea8844be4c" targetNamespace="http://schemas.microsoft.com/office/2006/metadata/properties" ma:root="true" ma:fieldsID="d16e9fa0f80c802ed69b371a291e984e" ns3:_="" ns4:_="">
     <xsd:import namespace="13224391-9520-4043-8144-ea4246789642"/>
@@ -6492,24 +6520,25 @@
 </ct:contentTypeSchema>
 </file>
 
-<file path=customXml/item2.xml><?xml version="1.0" encoding="utf-8"?>
-<?mso-contentType ?>
-<FormTemplates xmlns="http://schemas.microsoft.com/sharepoint/v3/contenttype/forms">
-  <Display>DocumentLibraryForm</Display>
-  <Edit>DocumentLibraryForm</Edit>
-  <New>DocumentLibraryForm</New>
-</FormTemplates>
+<file path=customXml/itemProps1.xml><?xml version="1.0" encoding="utf-8"?>
+<ds:datastoreItem xmlns:ds="http://schemas.openxmlformats.org/officeDocument/2006/customXml" ds:itemID="{DF54842B-B632-4470-BC7C-362633B9A6DF}">
+  <ds:schemaRefs>
+    <ds:schemaRef ds:uri="http://schemas.microsoft.com/office/2006/metadata/properties"/>
+    <ds:schemaRef ds:uri="http://schemas.microsoft.com/office/infopath/2007/PartnerControls"/>
+    <ds:schemaRef ds:uri="13224391-9520-4043-8144-ea4246789642"/>
+  </ds:schemaRefs>
+</ds:datastoreItem>
 </file>
 
-<file path=customXml/item3.xml><?xml version="1.0" encoding="utf-8"?>
-<p:properties xmlns:p="http://schemas.microsoft.com/office/2006/metadata/properties" xmlns:xsi="http://www.w3.org/2001/XMLSchema-instance" xmlns:pc="http://schemas.microsoft.com/office/infopath/2007/PartnerControls">
-  <documentManagement>
-    <_activity xmlns="13224391-9520-4043-8144-ea4246789642" xsi:nil="true"/>
-  </documentManagement>
-</p:properties>
+<file path=customXml/itemProps2.xml><?xml version="1.0" encoding="utf-8"?>
+<ds:datastoreItem xmlns:ds="http://schemas.openxmlformats.org/officeDocument/2006/customXml" ds:itemID="{1C5B2013-E90D-4927-A589-8E229EE0056F}">
+  <ds:schemaRefs>
+    <ds:schemaRef ds:uri="http://schemas.microsoft.com/sharepoint/v3/contenttype/forms"/>
+  </ds:schemaRefs>
+</ds:datastoreItem>
 </file>
 
-<file path=customXml/itemProps1.xml><?xml version="1.0" encoding="utf-8"?>
+<file path=customXml/itemProps3.xml><?xml version="1.0" encoding="utf-8"?>
 <ds:datastoreItem xmlns:ds="http://schemas.openxmlformats.org/officeDocument/2006/customXml" ds:itemID="{FE79DDA2-865B-486C-8B68-5C0139048C07}">
   <ds:schemaRefs>
     <ds:schemaRef ds:uri="http://schemas.microsoft.com/office/2006/metadata/contentType"/>
@@ -6526,22 +6555,4 @@
     <ds:schemaRef ds:uri="http://schemas.microsoft.com/internal/obd"/>
   </ds:schemaRefs>
 </ds:datastoreItem>
-</file>
-
-<file path=customXml/itemProps2.xml><?xml version="1.0" encoding="utf-8"?>
-<ds:datastoreItem xmlns:ds="http://schemas.openxmlformats.org/officeDocument/2006/customXml" ds:itemID="{1C5B2013-E90D-4927-A589-8E229EE0056F}">
-  <ds:schemaRefs>
-    <ds:schemaRef ds:uri="http://schemas.microsoft.com/sharepoint/v3/contenttype/forms"/>
-  </ds:schemaRefs>
-</ds:datastoreItem>
-</file>
-
-<file path=customXml/itemProps3.xml><?xml version="1.0" encoding="utf-8"?>
-<ds:datastoreItem xmlns:ds="http://schemas.openxmlformats.org/officeDocument/2006/customXml" ds:itemID="{DF54842B-B632-4470-BC7C-362633B9A6DF}">
-  <ds:schemaRefs>
-    <ds:schemaRef ds:uri="http://schemas.microsoft.com/office/2006/metadata/properties"/>
-    <ds:schemaRef ds:uri="http://schemas.microsoft.com/office/infopath/2007/PartnerControls"/>
-    <ds:schemaRef ds:uri="13224391-9520-4043-8144-ea4246789642"/>
-  </ds:schemaRefs>
-</ds:datastoreItem>
 </file>